--- a/Homework/HW14/hw14-ch5_optimize_w_5.13_pp5.9.docx
+++ b/Homework/HW14/hw14-ch5_optimize_w_5.13_pp5.9.docx
@@ -1898,47 +1898,7 @@
           <w:szCs w:val="20"/>
         </w:rPr>
         <w:tab/>
-        <w:t xml:space="preserve">    result = </w:t>
-      </w:r>
-      <w:r>
-        <w:rPr>
-          <w:rFonts w:ascii="Courier New" w:hAnsi="Courier New" w:cs="Courier New"/>
-          <w:sz w:val="20"/>
-          <w:szCs w:val="20"/>
-        </w:rPr>
-        <w:t>result + (</w:t>
-      </w:r>
-      <w:r>
-        <w:rPr>
-          <w:rFonts w:ascii="Courier New" w:hAnsi="Courier New" w:cs="Courier New"/>
-          <w:sz w:val="20"/>
-          <w:szCs w:val="20"/>
-        </w:rPr>
-        <w:t>a[i] * xpwr</w:t>
-      </w:r>
-      <w:r>
-        <w:rPr>
-          <w:rFonts w:ascii="Courier New" w:hAnsi="Courier New" w:cs="Courier New"/>
-          <w:sz w:val="20"/>
-          <w:szCs w:val="20"/>
-        </w:rPr>
-        <w:t>)</w:t>
-      </w:r>
-      <w:r>
-        <w:rPr>
-          <w:rFonts w:ascii="Courier New" w:hAnsi="Courier New" w:cs="Courier New"/>
-          <w:sz w:val="20"/>
-          <w:szCs w:val="20"/>
-        </w:rPr>
-        <w:t>;</w:t>
-      </w:r>
-      <w:r>
-        <w:rPr>
-          <w:rFonts w:ascii="Courier New" w:hAnsi="Courier New" w:cs="Courier New"/>
-          <w:sz w:val="20"/>
-          <w:szCs w:val="20"/>
-        </w:rPr>
-        <w:t xml:space="preserve"> // one add, one mult</w:t>
+        <w:t xml:space="preserve">    result = result + (a[i] * xpwr); // one add, one mult</w:t>
       </w:r>
     </w:p>
     <w:p>
@@ -2108,15 +2068,7 @@
           <w:szCs w:val="20"/>
         </w:rPr>
         <w:tab/>
-        <w:t xml:space="preserve">    result = result + (a[i] * xpwr); //</w:t>
-      </w:r>
-      <w:r>
-        <w:rPr>
-          <w:rFonts w:ascii="Courier New" w:hAnsi="Courier New" w:cs="Courier New"/>
-          <w:sz w:val="20"/>
-          <w:szCs w:val="20"/>
-        </w:rPr>
-        <w:t xml:space="preserve"> </w:t>
+        <w:t xml:space="preserve">    result = result + (a[i] * xpwr); // </w:t>
       </w:r>
       <w:r>
         <w:rPr>
@@ -3431,7 +3383,7 @@
           <w:szCs w:val="20"/>
           <w:highlight w:val="yellow"/>
         </w:rPr>
-        <w:t xml:space="preserve">i1 += </w:t>
+        <w:t>i1 += move_src1;</w:t>
       </w:r>
       <w:r>
         <w:rPr>
@@ -3440,8 +3392,17 @@
           <w:szCs w:val="20"/>
           <w:highlight w:val="yellow"/>
         </w:rPr>
-        <w:t>move_src1</w:t>
-      </w:r>
+        <w:t xml:space="preserve"> // possibly increment index 1</w:t>
+      </w:r>
+    </w:p>
+    <w:p>
+      <w:pPr>
+        <w:rPr>
+          <w:rFonts w:ascii="Courier New" w:hAnsi="Courier New" w:cs="Courier New"/>
+          <w:sz w:val="20"/>
+          <w:szCs w:val="20"/>
+        </w:rPr>
+      </w:pPr>
       <w:r>
         <w:rPr>
           <w:rFonts w:ascii="Courier New" w:hAnsi="Courier New" w:cs="Courier New"/>
@@ -3449,70 +3410,7 @@
           <w:szCs w:val="20"/>
           <w:highlight w:val="yellow"/>
         </w:rPr>
-        <w:t>;</w:t>
-      </w:r>
-      <w:r>
-        <w:rPr>
-          <w:rFonts w:ascii="Courier New" w:hAnsi="Courier New" w:cs="Courier New"/>
-          <w:sz w:val="20"/>
-          <w:szCs w:val="20"/>
-          <w:highlight w:val="yellow"/>
-        </w:rPr>
-        <w:t xml:space="preserve"> // possibly increment index 1</w:t>
-      </w:r>
-    </w:p>
-    <w:p>
-      <w:pPr>
-        <w:rPr>
-          <w:rFonts w:ascii="Courier New" w:hAnsi="Courier New" w:cs="Courier New"/>
-          <w:sz w:val="20"/>
-          <w:szCs w:val="20"/>
-        </w:rPr>
-      </w:pPr>
-      <w:r>
-        <w:rPr>
-          <w:rFonts w:ascii="Courier New" w:hAnsi="Courier New" w:cs="Courier New"/>
-          <w:sz w:val="20"/>
-          <w:szCs w:val="20"/>
-          <w:highlight w:val="yellow"/>
-        </w:rPr>
-        <w:t>i</w:t>
-      </w:r>
-      <w:r>
-        <w:rPr>
-          <w:rFonts w:ascii="Courier New" w:hAnsi="Courier New" w:cs="Courier New"/>
-          <w:sz w:val="20"/>
-          <w:szCs w:val="20"/>
-          <w:highlight w:val="yellow"/>
-        </w:rPr>
-        <w:t>2</w:t>
-      </w:r>
-      <w:r>
-        <w:rPr>
-          <w:rFonts w:ascii="Courier New" w:hAnsi="Courier New" w:cs="Courier New"/>
-          <w:sz w:val="20"/>
-          <w:szCs w:val="20"/>
-          <w:highlight w:val="yellow"/>
-        </w:rPr>
-        <w:t xml:space="preserve"> += </w:t>
-      </w:r>
-      <w:r>
-        <w:rPr>
-          <w:rFonts w:ascii="Courier New" w:hAnsi="Courier New" w:cs="Courier New"/>
-          <w:sz w:val="20"/>
-          <w:szCs w:val="20"/>
-          <w:highlight w:val="yellow"/>
-        </w:rPr>
-        <w:t>!</w:t>
-      </w:r>
-      <w:r>
-        <w:rPr>
-          <w:rFonts w:ascii="Courier New" w:hAnsi="Courier New" w:cs="Courier New"/>
-          <w:sz w:val="20"/>
-          <w:szCs w:val="20"/>
-          <w:highlight w:val="yellow"/>
-        </w:rPr>
-        <w:t>move_src1;</w:t>
+        <w:t>i2 += !move_src1;</w:t>
       </w:r>
       <w:r>
         <w:rPr>
@@ -4888,6 +4786,70 @@
         <w:rPr>
           <w:noProof/>
         </w:rPr>
+        <mc:AlternateContent>
+          <mc:Choice Requires="wpi">
+            <w:drawing>
+              <wp:anchor distT="0" distB="0" distL="114300" distR="114300" simplePos="0" relativeHeight="251659264" behindDoc="0" locked="0" layoutInCell="1" allowOverlap="1" wp14:anchorId="5F225597" wp14:editId="4B1A3759">
+                <wp:simplePos x="0" y="0"/>
+                <wp:positionH relativeFrom="column">
+                  <wp:posOffset>9125358</wp:posOffset>
+                </wp:positionH>
+                <wp:positionV relativeFrom="paragraph">
+                  <wp:posOffset>246574</wp:posOffset>
+                </wp:positionV>
+                <wp:extent cx="1800" cy="360"/>
+                <wp:effectExtent l="57150" t="57150" r="55880" b="57150"/>
+                <wp:wrapNone/>
+                <wp:docPr id="1587648688" name="Ink 53"/>
+                <wp:cNvGraphicFramePr/>
+                <a:graphic xmlns:a="http://schemas.openxmlformats.org/drawingml/2006/main">
+                  <a:graphicData uri="http://schemas.microsoft.com/office/word/2010/wordprocessingInk">
+                    <w14:contentPart bwMode="auto" r:id="rId7">
+                      <w14:nvContentPartPr>
+                        <w14:cNvContentPartPr/>
+                      </w14:nvContentPartPr>
+                      <w14:xfrm>
+                        <a:off x="0" y="0"/>
+                        <a:ext cx="1800" cy="360"/>
+                      </w14:xfrm>
+                    </w14:contentPart>
+                  </a:graphicData>
+                </a:graphic>
+              </wp:anchor>
+            </w:drawing>
+          </mc:Choice>
+          <mc:Fallback>
+            <w:pict>
+              <v:shapetype w14:anchorId="54BE13A2" id="_x0000_t75" coordsize="21600,21600" o:spt="75" o:preferrelative="t" path="m@4@5l@4@11@9@11@9@5xe" filled="f" stroked="f">
+                <v:stroke joinstyle="miter"/>
+                <v:formulas>
+                  <v:f eqn="if lineDrawn pixelLineWidth 0"/>
+                  <v:f eqn="sum @0 1 0"/>
+                  <v:f eqn="sum 0 0 @1"/>
+                  <v:f eqn="prod @2 1 2"/>
+                  <v:f eqn="prod @3 21600 pixelWidth"/>
+                  <v:f eqn="prod @3 21600 pixelHeight"/>
+                  <v:f eqn="sum @0 0 1"/>
+                  <v:f eqn="prod @6 1 2"/>
+                  <v:f eqn="prod @7 21600 pixelWidth"/>
+                  <v:f eqn="sum @8 21600 0"/>
+                  <v:f eqn="prod @7 21600 pixelHeight"/>
+                  <v:f eqn="sum @10 21600 0"/>
+                </v:formulas>
+                <v:path o:extrusionok="f" gradientshapeok="t" o:connecttype="rect"/>
+                <o:lock v:ext="edit" aspectratio="t"/>
+              </v:shapetype>
+              <v:shape id="Ink 53" o:spid="_x0000_s1026" type="#_x0000_t75" style="position:absolute;margin-left:717.85pt;margin-top:18.7pt;width:1.6pt;height:1.45pt;z-index:251659264;visibility:visible;mso-wrap-style:square;mso-wrap-distance-left:9pt;mso-wrap-distance-top:0;mso-wrap-distance-right:9pt;mso-wrap-distance-bottom:0;mso-position-horizontal:absolute;mso-position-horizontal-relative:text;mso-position-vertical:absolute;mso-position-vertical-relative:text" o:gfxdata="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">
+                <v:imagedata r:id="rId8" o:title=""/>
+              </v:shape>
+            </w:pict>
+          </mc:Fallback>
+        </mc:AlternateContent>
+      </w:r>
+      <w:r>
+        <w:rPr>
+          <w:noProof/>
+        </w:rPr>
         <w:drawing>
           <wp:inline distT="0" distB="0" distL="0" distR="0" wp14:anchorId="541C8D7D" wp14:editId="666CC9D4">
             <wp:extent cx="2927985" cy="457200"/>
@@ -4906,7 +4868,7 @@
                     </pic:cNvPicPr>
                   </pic:nvPicPr>
                   <pic:blipFill>
-                    <a:blip r:embed="rId7">
+                    <a:blip r:embed="rId9">
                       <a:extLst>
                         <a:ext uri="{28A0092B-C50C-407E-A947-70E740481C1C}">
                           <a14:useLocalDpi xmlns:a14="http://schemas.microsoft.com/office/drawing/2010/main" val="0"/>
@@ -4942,76 +4904,706 @@
       <w:pPr>
         <w:ind w:left="720"/>
       </w:pPr>
-    </w:p>
-    <w:p>
-      <w:pPr>
-        <w:ind w:left="720"/>
-      </w:pPr>
-    </w:p>
-    <w:p>
-      <w:pPr>
-        <w:ind w:left="720"/>
-      </w:pPr>
-    </w:p>
-    <w:p>
-      <w:pPr>
-        <w:ind w:left="720"/>
-      </w:pPr>
-    </w:p>
-    <w:p>
-      <w:pPr>
-        <w:ind w:left="720"/>
-      </w:pPr>
-    </w:p>
-    <w:p>
-      <w:pPr>
-        <w:ind w:left="720"/>
-      </w:pPr>
-    </w:p>
-    <w:p>
-      <w:pPr>
-        <w:ind w:left="720"/>
-      </w:pPr>
-    </w:p>
-    <w:p>
-      <w:pPr>
-        <w:ind w:left="720"/>
-      </w:pPr>
-    </w:p>
-    <w:p>
-      <w:pPr>
-        <w:ind w:left="720"/>
-      </w:pPr>
-    </w:p>
-    <w:p>
-      <w:pPr>
-        <w:ind w:left="720"/>
-      </w:pPr>
-    </w:p>
-    <w:p>
-      <w:pPr>
-        <w:ind w:left="720"/>
-      </w:pPr>
-    </w:p>
-    <w:p>
-      <w:pPr>
-        <w:ind w:left="720"/>
-      </w:pPr>
-    </w:p>
-    <w:p>
-      <w:pPr>
-        <w:ind w:left="720"/>
-      </w:pPr>
-    </w:p>
-    <w:p>
-      <w:pPr>
-        <w:ind w:left="720"/>
-      </w:pPr>
-    </w:p>
-    <w:p>
-      <w:pPr>
-        <w:ind w:left="720"/>
-      </w:pPr>
+      <w:r>
+        <w:rPr>
+          <w:noProof/>
+        </w:rPr>
+        <mc:AlternateContent>
+          <mc:Choice Requires="wpi">
+            <w:drawing>
+              <wp:anchor distT="0" distB="0" distL="114300" distR="114300" simplePos="0" relativeHeight="251694080" behindDoc="0" locked="0" layoutInCell="1" allowOverlap="1" wp14:anchorId="644BB5C6" wp14:editId="188A8DAC">
+                <wp:simplePos x="0" y="0"/>
+                <wp:positionH relativeFrom="column">
+                  <wp:posOffset>3792733</wp:posOffset>
+                </wp:positionH>
+                <wp:positionV relativeFrom="paragraph">
+                  <wp:posOffset>-74763</wp:posOffset>
+                </wp:positionV>
+                <wp:extent cx="536040" cy="466560"/>
+                <wp:effectExtent l="57150" t="57150" r="54610" b="48260"/>
+                <wp:wrapNone/>
+                <wp:docPr id="936178954" name="Ink 87"/>
+                <wp:cNvGraphicFramePr/>
+                <a:graphic xmlns:a="http://schemas.openxmlformats.org/drawingml/2006/main">
+                  <a:graphicData uri="http://schemas.microsoft.com/office/word/2010/wordprocessingInk">
+                    <w14:contentPart bwMode="auto" r:id="rId10">
+                      <w14:nvContentPartPr>
+                        <w14:cNvContentPartPr/>
+                      </w14:nvContentPartPr>
+                      <w14:xfrm>
+                        <a:off x="0" y="0"/>
+                        <a:ext cx="536040" cy="466560"/>
+                      </w14:xfrm>
+                    </w14:contentPart>
+                  </a:graphicData>
+                </a:graphic>
+              </wp:anchor>
+            </w:drawing>
+          </mc:Choice>
+          <mc:Fallback>
+            <w:pict>
+              <v:shape w14:anchorId="1CD97C37" id="Ink 87" o:spid="_x0000_s1026" type="#_x0000_t75" style="position:absolute;margin-left:297.95pt;margin-top:-6.6pt;width:43.6pt;height:38.2pt;z-index:251694080;visibility:visible;mso-wrap-style:square;mso-wrap-distance-left:9pt;mso-wrap-distance-top:0;mso-wrap-distance-right:9pt;mso-wrap-distance-bottom:0;mso-position-horizontal:absolute;mso-position-horizontal-relative:text;mso-position-vertical:absolute;mso-position-vertical-relative:text" o:gfxdata="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">
+                <v:imagedata r:id="rId11" o:title=""/>
+              </v:shape>
+            </w:pict>
+          </mc:Fallback>
+        </mc:AlternateContent>
+      </w:r>
+      <w:r>
+        <w:rPr>
+          <w:noProof/>
+        </w:rPr>
+        <mc:AlternateContent>
+          <mc:Choice Requires="wpi">
+            <w:drawing>
+              <wp:anchor distT="0" distB="0" distL="114300" distR="114300" simplePos="0" relativeHeight="251677696" behindDoc="0" locked="0" layoutInCell="1" allowOverlap="1" wp14:anchorId="5C5EEB19" wp14:editId="42E7C533">
+                <wp:simplePos x="0" y="0"/>
+                <wp:positionH relativeFrom="column">
+                  <wp:posOffset>2433320</wp:posOffset>
+                </wp:positionH>
+                <wp:positionV relativeFrom="paragraph">
+                  <wp:posOffset>-233680</wp:posOffset>
+                </wp:positionV>
+                <wp:extent cx="1433810" cy="632460"/>
+                <wp:effectExtent l="57150" t="57150" r="52705" b="53340"/>
+                <wp:wrapNone/>
+                <wp:docPr id="1132360609" name="Ink 71"/>
+                <wp:cNvGraphicFramePr/>
+                <a:graphic xmlns:a="http://schemas.openxmlformats.org/drawingml/2006/main">
+                  <a:graphicData uri="http://schemas.microsoft.com/office/word/2010/wordprocessingInk">
+                    <w14:contentPart bwMode="auto" r:id="rId12">
+                      <w14:nvContentPartPr>
+                        <w14:cNvContentPartPr/>
+                      </w14:nvContentPartPr>
+                      <w14:xfrm>
+                        <a:off x="0" y="0"/>
+                        <a:ext cx="1433810" cy="632460"/>
+                      </w14:xfrm>
+                    </w14:contentPart>
+                  </a:graphicData>
+                </a:graphic>
+              </wp:anchor>
+            </w:drawing>
+          </mc:Choice>
+          <mc:Fallback>
+            <w:pict>
+              <v:shape w14:anchorId="6C21DCCD" id="Ink 71" o:spid="_x0000_s1026" type="#_x0000_t75" style="position:absolute;margin-left:190.9pt;margin-top:-19.1pt;width:114.35pt;height:51.2pt;z-index:251677696;visibility:visible;mso-wrap-style:square;mso-wrap-distance-left:9pt;mso-wrap-distance-top:0;mso-wrap-distance-right:9pt;mso-wrap-distance-bottom:0;mso-position-horizontal:absolute;mso-position-horizontal-relative:text;mso-position-vertical:absolute;mso-position-vertical-relative:text" o:gfxdata="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">
+                <v:imagedata r:id="rId13" o:title=""/>
+              </v:shape>
+            </w:pict>
+          </mc:Fallback>
+        </mc:AlternateContent>
+      </w:r>
+    </w:p>
+    <w:p>
+      <w:pPr>
+        <w:ind w:left="720"/>
+      </w:pPr>
+      <w:r>
+        <w:rPr>
+          <w:noProof/>
+        </w:rPr>
+        <mc:AlternateContent>
+          <mc:Choice Requires="wpi">
+            <w:drawing>
+              <wp:anchor distT="0" distB="0" distL="114300" distR="114300" simplePos="0" relativeHeight="251674624" behindDoc="0" locked="0" layoutInCell="1" allowOverlap="1" wp14:anchorId="3C0A43C5" wp14:editId="141025E3">
+                <wp:simplePos x="0" y="0"/>
+                <wp:positionH relativeFrom="column">
+                  <wp:posOffset>2316480</wp:posOffset>
+                </wp:positionH>
+                <wp:positionV relativeFrom="paragraph">
+                  <wp:posOffset>-240030</wp:posOffset>
+                </wp:positionV>
+                <wp:extent cx="1575435" cy="488315"/>
+                <wp:effectExtent l="57150" t="57150" r="43815" b="45085"/>
+                <wp:wrapNone/>
+                <wp:docPr id="972067651" name="Ink 68"/>
+                <wp:cNvGraphicFramePr/>
+                <a:graphic xmlns:a="http://schemas.openxmlformats.org/drawingml/2006/main">
+                  <a:graphicData uri="http://schemas.microsoft.com/office/word/2010/wordprocessingInk">
+                    <w14:contentPart bwMode="auto" r:id="rId14">
+                      <w14:nvContentPartPr>
+                        <w14:cNvContentPartPr/>
+                      </w14:nvContentPartPr>
+                      <w14:xfrm>
+                        <a:off x="0" y="0"/>
+                        <a:ext cx="1575435" cy="488315"/>
+                      </w14:xfrm>
+                    </w14:contentPart>
+                  </a:graphicData>
+                </a:graphic>
+              </wp:anchor>
+            </w:drawing>
+          </mc:Choice>
+          <mc:Fallback>
+            <w:pict>
+              <v:shape w14:anchorId="233C9D1F" id="Ink 68" o:spid="_x0000_s1026" type="#_x0000_t75" style="position:absolute;margin-left:181.7pt;margin-top:-19.6pt;width:125.45pt;height:39.85pt;z-index:251674624;visibility:visible;mso-wrap-style:square;mso-wrap-distance-left:9pt;mso-wrap-distance-top:0;mso-wrap-distance-right:9pt;mso-wrap-distance-bottom:0;mso-position-horizontal:absolute;mso-position-horizontal-relative:text;mso-position-vertical:absolute;mso-position-vertical-relative:text" o:gfxdata="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">
+                <v:imagedata r:id="rId15" o:title=""/>
+              </v:shape>
+            </w:pict>
+          </mc:Fallback>
+        </mc:AlternateContent>
+      </w:r>
+    </w:p>
+    <w:p>
+      <w:pPr>
+        <w:ind w:left="720"/>
+      </w:pPr>
+    </w:p>
+    <w:p>
+      <w:pPr>
+        <w:ind w:left="720"/>
+      </w:pPr>
+      <w:r>
+        <w:rPr>
+          <w:noProof/>
+        </w:rPr>
+        <mc:AlternateContent>
+          <mc:Choice Requires="wpi">
+            <w:drawing>
+              <wp:anchor distT="0" distB="0" distL="114300" distR="114300" simplePos="0" relativeHeight="251704320" behindDoc="0" locked="0" layoutInCell="1" allowOverlap="1" wp14:anchorId="136A0A0C" wp14:editId="7FABBE29">
+                <wp:simplePos x="0" y="0"/>
+                <wp:positionH relativeFrom="column">
+                  <wp:posOffset>2914693</wp:posOffset>
+                </wp:positionH>
+                <wp:positionV relativeFrom="paragraph">
+                  <wp:posOffset>-989343</wp:posOffset>
+                </wp:positionV>
+                <wp:extent cx="2982600" cy="2261520"/>
+                <wp:effectExtent l="57150" t="57150" r="46355" b="43815"/>
+                <wp:wrapNone/>
+                <wp:docPr id="1115573210" name="Ink 97"/>
+                <wp:cNvGraphicFramePr/>
+                <a:graphic xmlns:a="http://schemas.openxmlformats.org/drawingml/2006/main">
+                  <a:graphicData uri="http://schemas.microsoft.com/office/word/2010/wordprocessingInk">
+                    <w14:contentPart bwMode="auto" r:id="rId16">
+                      <w14:nvContentPartPr>
+                        <w14:cNvContentPartPr/>
+                      </w14:nvContentPartPr>
+                      <w14:xfrm>
+                        <a:off x="0" y="0"/>
+                        <a:ext cx="2982600" cy="2261520"/>
+                      </w14:xfrm>
+                    </w14:contentPart>
+                  </a:graphicData>
+                </a:graphic>
+              </wp:anchor>
+            </w:drawing>
+          </mc:Choice>
+          <mc:Fallback>
+            <w:pict>
+              <v:shape w14:anchorId="270F8119" id="Ink 97" o:spid="_x0000_s1026" type="#_x0000_t75" style="position:absolute;margin-left:228.8pt;margin-top:-78.6pt;width:236.25pt;height:179.45pt;z-index:251704320;visibility:visible;mso-wrap-style:square;mso-wrap-distance-left:9pt;mso-wrap-distance-top:0;mso-wrap-distance-right:9pt;mso-wrap-distance-bottom:0;mso-position-horizontal:absolute;mso-position-horizontal-relative:text;mso-position-vertical:absolute;mso-position-vertical-relative:text" o:gfxdata="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">
+                <v:imagedata r:id="rId17" o:title=""/>
+              </v:shape>
+            </w:pict>
+          </mc:Fallback>
+        </mc:AlternateContent>
+      </w:r>
+    </w:p>
+    <w:p>
+      <w:pPr>
+        <w:ind w:left="720"/>
+      </w:pPr>
+    </w:p>
+    <w:p>
+      <w:pPr>
+        <w:ind w:left="720"/>
+      </w:pPr>
+      <w:r>
+        <w:rPr>
+          <w:noProof/>
+        </w:rPr>
+        <mc:AlternateContent>
+          <mc:Choice Requires="wpi">
+            <w:drawing>
+              <wp:anchor distT="0" distB="0" distL="114300" distR="114300" simplePos="0" relativeHeight="251699200" behindDoc="0" locked="0" layoutInCell="1" allowOverlap="1" wp14:anchorId="3B558128" wp14:editId="17AD5AE4">
+                <wp:simplePos x="0" y="0"/>
+                <wp:positionH relativeFrom="column">
+                  <wp:posOffset>1718310</wp:posOffset>
+                </wp:positionH>
+                <wp:positionV relativeFrom="paragraph">
+                  <wp:posOffset>-899160</wp:posOffset>
+                </wp:positionV>
+                <wp:extent cx="3434355" cy="2023565"/>
+                <wp:effectExtent l="57150" t="57150" r="52070" b="53340"/>
+                <wp:wrapNone/>
+                <wp:docPr id="360315293" name="Ink 92"/>
+                <wp:cNvGraphicFramePr/>
+                <a:graphic xmlns:a="http://schemas.openxmlformats.org/drawingml/2006/main">
+                  <a:graphicData uri="http://schemas.microsoft.com/office/word/2010/wordprocessingInk">
+                    <w14:contentPart bwMode="auto" r:id="rId18">
+                      <w14:nvContentPartPr>
+                        <w14:cNvContentPartPr/>
+                      </w14:nvContentPartPr>
+                      <w14:xfrm>
+                        <a:off x="0" y="0"/>
+                        <a:ext cx="3434355" cy="2023565"/>
+                      </w14:xfrm>
+                    </w14:contentPart>
+                  </a:graphicData>
+                </a:graphic>
+              </wp:anchor>
+            </w:drawing>
+          </mc:Choice>
+          <mc:Fallback>
+            <w:pict>
+              <v:shape w14:anchorId="14C805C0" id="Ink 92" o:spid="_x0000_s1026" type="#_x0000_t75" style="position:absolute;margin-left:134.6pt;margin-top:-71.5pt;width:271.8pt;height:160.75pt;z-index:251699200;visibility:visible;mso-wrap-style:square;mso-wrap-distance-left:9pt;mso-wrap-distance-top:0;mso-wrap-distance-right:9pt;mso-wrap-distance-bottom:0;mso-position-horizontal:absolute;mso-position-horizontal-relative:text;mso-position-vertical:absolute;mso-position-vertical-relative:text" o:gfxdata="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">
+                <v:imagedata r:id="rId19" o:title=""/>
+              </v:shape>
+            </w:pict>
+          </mc:Fallback>
+        </mc:AlternateContent>
+      </w:r>
+    </w:p>
+    <w:p>
+      <w:pPr>
+        <w:ind w:left="720"/>
+      </w:pPr>
+      <w:r>
+        <w:rPr>
+          <w:noProof/>
+        </w:rPr>
+        <mc:AlternateContent>
+          <mc:Choice Requires="wpi">
+            <w:drawing>
+              <wp:anchor distT="0" distB="0" distL="114300" distR="114300" simplePos="0" relativeHeight="251714560" behindDoc="0" locked="0" layoutInCell="1" allowOverlap="1" wp14:anchorId="2EA0F32A" wp14:editId="0604B455">
+                <wp:simplePos x="0" y="0"/>
+                <wp:positionH relativeFrom="column">
+                  <wp:posOffset>1405573</wp:posOffset>
+                </wp:positionH>
+                <wp:positionV relativeFrom="paragraph">
+                  <wp:posOffset>-1258869</wp:posOffset>
+                </wp:positionV>
+                <wp:extent cx="514800" cy="2786400"/>
+                <wp:effectExtent l="95250" t="152400" r="95250" b="147320"/>
+                <wp:wrapNone/>
+                <wp:docPr id="2048556011" name="Ink 107"/>
+                <wp:cNvGraphicFramePr/>
+                <a:graphic xmlns:a="http://schemas.openxmlformats.org/drawingml/2006/main">
+                  <a:graphicData uri="http://schemas.microsoft.com/office/word/2010/wordprocessingInk">
+                    <w14:contentPart bwMode="auto" r:id="rId20">
+                      <w14:nvContentPartPr>
+                        <w14:cNvContentPartPr/>
+                      </w14:nvContentPartPr>
+                      <w14:xfrm>
+                        <a:off x="0" y="0"/>
+                        <a:ext cx="514800" cy="2786400"/>
+                      </w14:xfrm>
+                    </w14:contentPart>
+                  </a:graphicData>
+                </a:graphic>
+              </wp:anchor>
+            </w:drawing>
+          </mc:Choice>
+          <mc:Fallback>
+            <w:pict>
+              <v:shape w14:anchorId="4270A40F" id="Ink 107" o:spid="_x0000_s1026" type="#_x0000_t75" style="position:absolute;margin-left:106.5pt;margin-top:-107.6pt;width:49.05pt;height:236.4pt;z-index:251714560;visibility:visible;mso-wrap-style:square;mso-wrap-distance-left:9pt;mso-wrap-distance-top:0;mso-wrap-distance-right:9pt;mso-wrap-distance-bottom:0;mso-position-horizontal:absolute;mso-position-horizontal-relative:text;mso-position-vertical:absolute;mso-position-vertical-relative:text" o:gfxdata="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">
+                <v:imagedata r:id="rId21" o:title=""/>
+              </v:shape>
+            </w:pict>
+          </mc:Fallback>
+        </mc:AlternateContent>
+      </w:r>
+      <w:r>
+        <w:rPr>
+          <w:noProof/>
+        </w:rPr>
+        <mc:AlternateContent>
+          <mc:Choice Requires="wpi">
+            <w:drawing>
+              <wp:anchor distT="0" distB="0" distL="114300" distR="114300" simplePos="0" relativeHeight="251669504" behindDoc="0" locked="0" layoutInCell="1" allowOverlap="1" wp14:anchorId="4C876FE4" wp14:editId="20A22C18">
+                <wp:simplePos x="0" y="0"/>
+                <wp:positionH relativeFrom="column">
+                  <wp:posOffset>1348740</wp:posOffset>
+                </wp:positionH>
+                <wp:positionV relativeFrom="paragraph">
+                  <wp:posOffset>-1111885</wp:posOffset>
+                </wp:positionV>
+                <wp:extent cx="1220080" cy="2413855"/>
+                <wp:effectExtent l="57150" t="57150" r="37465" b="43815"/>
+                <wp:wrapNone/>
+                <wp:docPr id="1213858508" name="Ink 83"/>
+                <wp:cNvGraphicFramePr/>
+                <a:graphic xmlns:a="http://schemas.openxmlformats.org/drawingml/2006/main">
+                  <a:graphicData uri="http://schemas.microsoft.com/office/word/2010/wordprocessingInk">
+                    <w14:contentPart bwMode="auto" r:id="rId22">
+                      <w14:nvContentPartPr>
+                        <w14:cNvContentPartPr/>
+                      </w14:nvContentPartPr>
+                      <w14:xfrm>
+                        <a:off x="0" y="0"/>
+                        <a:ext cx="1220080" cy="2413855"/>
+                      </w14:xfrm>
+                    </w14:contentPart>
+                  </a:graphicData>
+                </a:graphic>
+              </wp:anchor>
+            </w:drawing>
+          </mc:Choice>
+          <mc:Fallback>
+            <w:pict>
+              <v:shape w14:anchorId="782B01A3" id="Ink 83" o:spid="_x0000_s1026" type="#_x0000_t75" style="position:absolute;margin-left:105.5pt;margin-top:-88.25pt;width:97.45pt;height:191.45pt;z-index:251669504;visibility:visible;mso-wrap-style:square;mso-wrap-distance-left:9pt;mso-wrap-distance-top:0;mso-wrap-distance-right:9pt;mso-wrap-distance-bottom:0;mso-position-horizontal:absolute;mso-position-horizontal-relative:text;mso-position-vertical:absolute;mso-position-vertical-relative:text" o:gfxdata="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">
+                <v:imagedata r:id="rId23" o:title=""/>
+              </v:shape>
+            </w:pict>
+          </mc:Fallback>
+        </mc:AlternateContent>
+      </w:r>
+    </w:p>
+    <w:p>
+      <w:pPr>
+        <w:ind w:left="720"/>
+      </w:pPr>
+      <w:r>
+        <w:rPr>
+          <w:noProof/>
+        </w:rPr>
+        <mc:AlternateContent>
+          <mc:Choice Requires="wpi">
+            <w:drawing>
+              <wp:anchor distT="0" distB="0" distL="114300" distR="114300" simplePos="0" relativeHeight="251712512" behindDoc="0" locked="0" layoutInCell="1" allowOverlap="1" wp14:anchorId="5B549CD1" wp14:editId="1D1DCD85">
+                <wp:simplePos x="0" y="0"/>
+                <wp:positionH relativeFrom="column">
+                  <wp:posOffset>4028440</wp:posOffset>
+                </wp:positionH>
+                <wp:positionV relativeFrom="paragraph">
+                  <wp:posOffset>-26035</wp:posOffset>
+                </wp:positionV>
+                <wp:extent cx="575380" cy="82550"/>
+                <wp:effectExtent l="0" t="57150" r="53340" b="50800"/>
+                <wp:wrapNone/>
+                <wp:docPr id="669769933" name="Ink 105"/>
+                <wp:cNvGraphicFramePr/>
+                <a:graphic xmlns:a="http://schemas.openxmlformats.org/drawingml/2006/main">
+                  <a:graphicData uri="http://schemas.microsoft.com/office/word/2010/wordprocessingInk">
+                    <w14:contentPart bwMode="auto" r:id="rId24">
+                      <w14:nvContentPartPr>
+                        <w14:cNvContentPartPr/>
+                      </w14:nvContentPartPr>
+                      <w14:xfrm>
+                        <a:off x="0" y="0"/>
+                        <a:ext cx="575380" cy="82550"/>
+                      </w14:xfrm>
+                    </w14:contentPart>
+                  </a:graphicData>
+                </a:graphic>
+              </wp:anchor>
+            </w:drawing>
+          </mc:Choice>
+          <mc:Fallback>
+            <w:pict>
+              <v:shape w14:anchorId="351510F6" id="Ink 105" o:spid="_x0000_s1026" type="#_x0000_t75" style="position:absolute;margin-left:316.5pt;margin-top:-2.75pt;width:46.7pt;height:7.9pt;z-index:251712512;visibility:visible;mso-wrap-style:square;mso-wrap-distance-left:9pt;mso-wrap-distance-top:0;mso-wrap-distance-right:9pt;mso-wrap-distance-bottom:0;mso-position-horizontal:absolute;mso-position-horizontal-relative:text;mso-position-vertical:absolute;mso-position-vertical-relative:text" o:gfxdata="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">
+                <v:imagedata r:id="rId25" o:title=""/>
+              </v:shape>
+            </w:pict>
+          </mc:Fallback>
+        </mc:AlternateContent>
+      </w:r>
+      <w:r>
+        <w:rPr>
+          <w:noProof/>
+        </w:rPr>
+        <mc:AlternateContent>
+          <mc:Choice Requires="wpi">
+            <w:drawing>
+              <wp:anchor distT="0" distB="0" distL="114300" distR="114300" simplePos="0" relativeHeight="251705344" behindDoc="0" locked="0" layoutInCell="1" allowOverlap="1" wp14:anchorId="6B0861AB" wp14:editId="642CE34F">
+                <wp:simplePos x="0" y="0"/>
+                <wp:positionH relativeFrom="column">
+                  <wp:posOffset>361213</wp:posOffset>
+                </wp:positionH>
+                <wp:positionV relativeFrom="paragraph">
+                  <wp:posOffset>-1599663</wp:posOffset>
+                </wp:positionV>
+                <wp:extent cx="1328400" cy="3529440"/>
+                <wp:effectExtent l="57150" t="57150" r="43815" b="52070"/>
+                <wp:wrapNone/>
+                <wp:docPr id="1256320383" name="Ink 98"/>
+                <wp:cNvGraphicFramePr/>
+                <a:graphic xmlns:a="http://schemas.openxmlformats.org/drawingml/2006/main">
+                  <a:graphicData uri="http://schemas.microsoft.com/office/word/2010/wordprocessingInk">
+                    <w14:contentPart bwMode="auto" r:id="rId26">
+                      <w14:nvContentPartPr>
+                        <w14:cNvContentPartPr/>
+                      </w14:nvContentPartPr>
+                      <w14:xfrm>
+                        <a:off x="0" y="0"/>
+                        <a:ext cx="1328400" cy="3529440"/>
+                      </w14:xfrm>
+                    </w14:contentPart>
+                  </a:graphicData>
+                </a:graphic>
+              </wp:anchor>
+            </w:drawing>
+          </mc:Choice>
+          <mc:Fallback>
+            <w:pict>
+              <v:shape w14:anchorId="7B92C3C4" id="Ink 98" o:spid="_x0000_s1026" type="#_x0000_t75" style="position:absolute;margin-left:27.75pt;margin-top:-126.65pt;width:106.05pt;height:279.3pt;z-index:251705344;visibility:visible;mso-wrap-style:square;mso-wrap-distance-left:9pt;mso-wrap-distance-top:0;mso-wrap-distance-right:9pt;mso-wrap-distance-bottom:0;mso-position-horizontal:absolute;mso-position-horizontal-relative:text;mso-position-vertical:absolute;mso-position-vertical-relative:text" o:gfxdata="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">
+                <v:imagedata r:id="rId27" o:title=""/>
+              </v:shape>
+            </w:pict>
+          </mc:Fallback>
+        </mc:AlternateContent>
+      </w:r>
+      <w:r>
+        <w:rPr>
+          <w:noProof/>
+        </w:rPr>
+        <mc:AlternateContent>
+          <mc:Choice Requires="wpi">
+            <w:drawing>
+              <wp:anchor distT="0" distB="0" distL="114300" distR="114300" simplePos="0" relativeHeight="251656192" behindDoc="0" locked="0" layoutInCell="1" allowOverlap="1" wp14:anchorId="573CA6A6" wp14:editId="43FA9E97">
+                <wp:simplePos x="0" y="0"/>
+                <wp:positionH relativeFrom="column">
+                  <wp:posOffset>1741170</wp:posOffset>
+                </wp:positionH>
+                <wp:positionV relativeFrom="paragraph">
+                  <wp:posOffset>-259080</wp:posOffset>
+                </wp:positionV>
+                <wp:extent cx="1315190" cy="865090"/>
+                <wp:effectExtent l="57150" t="57150" r="37465" b="49530"/>
+                <wp:wrapNone/>
+                <wp:docPr id="832743438" name="Ink 77"/>
+                <wp:cNvGraphicFramePr/>
+                <a:graphic xmlns:a="http://schemas.openxmlformats.org/drawingml/2006/main">
+                  <a:graphicData uri="http://schemas.microsoft.com/office/word/2010/wordprocessingInk">
+                    <w14:contentPart bwMode="auto" r:id="rId28">
+                      <w14:nvContentPartPr>
+                        <w14:cNvContentPartPr/>
+                      </w14:nvContentPartPr>
+                      <w14:xfrm>
+                        <a:off x="0" y="0"/>
+                        <a:ext cx="1315190" cy="865090"/>
+                      </w14:xfrm>
+                    </w14:contentPart>
+                  </a:graphicData>
+                </a:graphic>
+              </wp:anchor>
+            </w:drawing>
+          </mc:Choice>
+          <mc:Fallback>
+            <w:pict>
+              <v:shape w14:anchorId="6B71BD63" id="Ink 77" o:spid="_x0000_s1026" type="#_x0000_t75" style="position:absolute;margin-left:136.4pt;margin-top:-21.1pt;width:104.95pt;height:69.5pt;z-index:251656192;visibility:visible;mso-wrap-style:square;mso-wrap-distance-left:9pt;mso-wrap-distance-top:0;mso-wrap-distance-right:9pt;mso-wrap-distance-bottom:0;mso-position-horizontal:absolute;mso-position-horizontal-relative:text;mso-position-vertical:absolute;mso-position-vertical-relative:text" o:gfxdata="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">
+                <v:imagedata r:id="rId29" o:title=""/>
+              </v:shape>
+            </w:pict>
+          </mc:Fallback>
+        </mc:AlternateContent>
+      </w:r>
+    </w:p>
+    <w:p>
+      <w:pPr>
+        <w:ind w:left="720"/>
+      </w:pPr>
+      <w:r>
+        <w:rPr>
+          <w:noProof/>
+        </w:rPr>
+        <mc:AlternateContent>
+          <mc:Choice Requires="wpi">
+            <w:drawing>
+              <wp:anchor distT="0" distB="0" distL="114300" distR="114300" simplePos="0" relativeHeight="251715584" behindDoc="0" locked="0" layoutInCell="1" allowOverlap="1" wp14:anchorId="2C505DBB" wp14:editId="3E0631BC">
+                <wp:simplePos x="0" y="0"/>
+                <wp:positionH relativeFrom="column">
+                  <wp:posOffset>315493</wp:posOffset>
+                </wp:positionH>
+                <wp:positionV relativeFrom="paragraph">
+                  <wp:posOffset>-1675989</wp:posOffset>
+                </wp:positionV>
+                <wp:extent cx="1514520" cy="3391560"/>
+                <wp:effectExtent l="95250" t="152400" r="104775" b="151765"/>
+                <wp:wrapNone/>
+                <wp:docPr id="616155773" name="Ink 108"/>
+                <wp:cNvGraphicFramePr/>
+                <a:graphic xmlns:a="http://schemas.openxmlformats.org/drawingml/2006/main">
+                  <a:graphicData uri="http://schemas.microsoft.com/office/word/2010/wordprocessingInk">
+                    <w14:contentPart bwMode="auto" r:id="rId30">
+                      <w14:nvContentPartPr>
+                        <w14:cNvContentPartPr/>
+                      </w14:nvContentPartPr>
+                      <w14:xfrm>
+                        <a:off x="0" y="0"/>
+                        <a:ext cx="1514520" cy="3391560"/>
+                      </w14:xfrm>
+                    </w14:contentPart>
+                  </a:graphicData>
+                </a:graphic>
+              </wp:anchor>
+            </w:drawing>
+          </mc:Choice>
+          <mc:Fallback>
+            <w:pict>
+              <v:shape w14:anchorId="67C9B250" id="Ink 108" o:spid="_x0000_s1026" type="#_x0000_t75" style="position:absolute;margin-left:20.6pt;margin-top:-140.45pt;width:127.75pt;height:284.05pt;z-index:251715584;visibility:visible;mso-wrap-style:square;mso-wrap-distance-left:9pt;mso-wrap-distance-top:0;mso-wrap-distance-right:9pt;mso-wrap-distance-bottom:0;mso-position-horizontal:absolute;mso-position-horizontal-relative:text;mso-position-vertical:absolute;mso-position-vertical-relative:text" o:gfxdata="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">
+                <v:imagedata r:id="rId31" o:title=""/>
+              </v:shape>
+            </w:pict>
+          </mc:Fallback>
+        </mc:AlternateContent>
+      </w:r>
+    </w:p>
+    <w:p>
+      <w:pPr>
+        <w:ind w:left="720"/>
+      </w:pPr>
+      <w:r>
+        <w:rPr>
+          <w:noProof/>
+        </w:rPr>
+        <mc:AlternateContent>
+          <mc:Choice Requires="wpi">
+            <w:drawing>
+              <wp:anchor distT="0" distB="0" distL="114300" distR="114300" simplePos="0" relativeHeight="251713536" behindDoc="0" locked="0" layoutInCell="1" allowOverlap="1" wp14:anchorId="2FE15379" wp14:editId="434F721A">
+                <wp:simplePos x="0" y="0"/>
+                <wp:positionH relativeFrom="column">
+                  <wp:posOffset>2995693</wp:posOffset>
+                </wp:positionH>
+                <wp:positionV relativeFrom="paragraph">
+                  <wp:posOffset>-1820943</wp:posOffset>
+                </wp:positionV>
+                <wp:extent cx="3107880" cy="3756240"/>
+                <wp:effectExtent l="57150" t="57150" r="54610" b="53975"/>
+                <wp:wrapNone/>
+                <wp:docPr id="883163697" name="Ink 106"/>
+                <wp:cNvGraphicFramePr/>
+                <a:graphic xmlns:a="http://schemas.openxmlformats.org/drawingml/2006/main">
+                  <a:graphicData uri="http://schemas.microsoft.com/office/word/2010/wordprocessingInk">
+                    <w14:contentPart bwMode="auto" r:id="rId32">
+                      <w14:nvContentPartPr>
+                        <w14:cNvContentPartPr/>
+                      </w14:nvContentPartPr>
+                      <w14:xfrm>
+                        <a:off x="0" y="0"/>
+                        <a:ext cx="3107880" cy="3756240"/>
+                      </w14:xfrm>
+                    </w14:contentPart>
+                  </a:graphicData>
+                </a:graphic>
+              </wp:anchor>
+            </w:drawing>
+          </mc:Choice>
+          <mc:Fallback>
+            <w:pict>
+              <v:shape w14:anchorId="53483B5D" id="Ink 106" o:spid="_x0000_s1026" type="#_x0000_t75" style="position:absolute;margin-left:235.2pt;margin-top:-144.1pt;width:246.1pt;height:297.15pt;z-index:251713536;visibility:visible;mso-wrap-style:square;mso-wrap-distance-left:9pt;mso-wrap-distance-top:0;mso-wrap-distance-right:9pt;mso-wrap-distance-bottom:0;mso-position-horizontal:absolute;mso-position-horizontal-relative:text;mso-position-vertical:absolute;mso-position-vertical-relative:text" o:gfxdata="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">
+                <v:imagedata r:id="rId33" o:title=""/>
+              </v:shape>
+            </w:pict>
+          </mc:Fallback>
+        </mc:AlternateContent>
+      </w:r>
+    </w:p>
+    <w:p>
+      <w:pPr>
+        <w:ind w:left="720"/>
+      </w:pPr>
+    </w:p>
+    <w:p>
+      <w:pPr>
+        <w:ind w:left="720"/>
+      </w:pPr>
+    </w:p>
+    <w:p>
+      <w:pPr>
+        <w:ind w:left="720"/>
+      </w:pPr>
+    </w:p>
+    <w:p>
+      <w:pPr>
+        <w:ind w:left="720"/>
+      </w:pPr>
+      <w:r>
+        <w:rPr>
+          <w:noProof/>
+        </w:rPr>
+        <mc:AlternateContent>
+          <mc:Choice Requires="wpi">
+            <w:drawing>
+              <wp:anchor distT="0" distB="0" distL="114300" distR="114300" simplePos="0" relativeHeight="251662336" behindDoc="0" locked="0" layoutInCell="1" allowOverlap="1" wp14:anchorId="742CBA5F" wp14:editId="3E480382">
+                <wp:simplePos x="0" y="0"/>
+                <wp:positionH relativeFrom="column">
+                  <wp:posOffset>1011555</wp:posOffset>
+                </wp:positionH>
+                <wp:positionV relativeFrom="paragraph">
+                  <wp:posOffset>-227965</wp:posOffset>
+                </wp:positionV>
+                <wp:extent cx="1101600" cy="587160"/>
+                <wp:effectExtent l="57150" t="57150" r="41910" b="41910"/>
+                <wp:wrapNone/>
+                <wp:docPr id="633253488" name="Ink 80"/>
+                <wp:cNvGraphicFramePr/>
+                <a:graphic xmlns:a="http://schemas.openxmlformats.org/drawingml/2006/main">
+                  <a:graphicData uri="http://schemas.microsoft.com/office/word/2010/wordprocessingInk">
+                    <w14:contentPart bwMode="auto" r:id="rId34">
+                      <w14:nvContentPartPr>
+                        <w14:cNvContentPartPr/>
+                      </w14:nvContentPartPr>
+                      <w14:xfrm>
+                        <a:off x="0" y="0"/>
+                        <a:ext cx="1101600" cy="587160"/>
+                      </w14:xfrm>
+                    </w14:contentPart>
+                  </a:graphicData>
+                </a:graphic>
+              </wp:anchor>
+            </w:drawing>
+          </mc:Choice>
+          <mc:Fallback>
+            <w:pict>
+              <v:shape w14:anchorId="4D73556A" id="Ink 80" o:spid="_x0000_s1026" type="#_x0000_t75" style="position:absolute;margin-left:78.95pt;margin-top:-18.65pt;width:88.2pt;height:47.65pt;z-index:251662336;visibility:visible;mso-wrap-style:square;mso-wrap-distance-left:9pt;mso-wrap-distance-top:0;mso-wrap-distance-right:9pt;mso-wrap-distance-bottom:0;mso-position-horizontal:absolute;mso-position-horizontal-relative:text;mso-position-vertical:absolute;mso-position-vertical-relative:text" o:gfxdata="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">
+                <v:imagedata r:id="rId35" o:title=""/>
+              </v:shape>
+            </w:pict>
+          </mc:Fallback>
+        </mc:AlternateContent>
+      </w:r>
+    </w:p>
+    <w:p>
+      <w:pPr>
+        <w:ind w:left="720"/>
+      </w:pPr>
+      <w:r>
+        <w:rPr>
+          <w:noProof/>
+        </w:rPr>
+        <mc:AlternateContent>
+          <mc:Choice Requires="wpi">
+            <w:drawing>
+              <wp:anchor distT="0" distB="0" distL="114300" distR="114300" simplePos="0" relativeHeight="251703296" behindDoc="0" locked="0" layoutInCell="1" allowOverlap="1" wp14:anchorId="7027EA43" wp14:editId="4F8F5507">
+                <wp:simplePos x="0" y="0"/>
+                <wp:positionH relativeFrom="column">
+                  <wp:posOffset>3540125</wp:posOffset>
+                </wp:positionH>
+                <wp:positionV relativeFrom="paragraph">
+                  <wp:posOffset>-526415</wp:posOffset>
+                </wp:positionV>
+                <wp:extent cx="1381680" cy="1189990"/>
+                <wp:effectExtent l="57150" t="57150" r="47625" b="48260"/>
+                <wp:wrapNone/>
+                <wp:docPr id="347432438" name="Ink 96"/>
+                <wp:cNvGraphicFramePr/>
+                <a:graphic xmlns:a="http://schemas.openxmlformats.org/drawingml/2006/main">
+                  <a:graphicData uri="http://schemas.microsoft.com/office/word/2010/wordprocessingInk">
+                    <w14:contentPart bwMode="auto" r:id="rId36">
+                      <w14:nvContentPartPr>
+                        <w14:cNvContentPartPr/>
+                      </w14:nvContentPartPr>
+                      <w14:xfrm>
+                        <a:off x="0" y="0"/>
+                        <a:ext cx="1381680" cy="1189990"/>
+                      </w14:xfrm>
+                    </w14:contentPart>
+                  </a:graphicData>
+                </a:graphic>
+              </wp:anchor>
+            </w:drawing>
+          </mc:Choice>
+          <mc:Fallback>
+            <w:pict>
+              <v:shape w14:anchorId="381AA234" id="Ink 96" o:spid="_x0000_s1026" type="#_x0000_t75" style="position:absolute;margin-left:278.05pt;margin-top:-42.15pt;width:110.25pt;height:95.1pt;z-index:251703296;visibility:visible;mso-wrap-style:square;mso-wrap-distance-left:9pt;mso-wrap-distance-top:0;mso-wrap-distance-right:9pt;mso-wrap-distance-bottom:0;mso-position-horizontal:absolute;mso-position-horizontal-relative:text;mso-position-vertical:absolute;mso-position-vertical-relative:text" o:gfxdata="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">
+                <v:imagedata r:id="rId37" o:title=""/>
+              </v:shape>
+            </w:pict>
+          </mc:Fallback>
+        </mc:AlternateContent>
+      </w:r>
     </w:p>
     <w:p>
       <w:pPr>
@@ -5087,6 +5679,15 @@
       <w:pPr>
         <w:ind w:left="720"/>
       </w:pPr>
+      <w:r>
+        <w:rPr>
+          <w:highlight w:val="yellow"/>
+        </w:rPr>
+        <w:t>3, because of the left loop. The bottleneck is because the sum requires sum for the next addition.</w:t>
+      </w:r>
+      <w:r>
+        <w:t xml:space="preserve"> </w:t>
+      </w:r>
     </w:p>
     <w:p>
       <w:pPr>
@@ -5119,6 +5720,14 @@
       </w:r>
     </w:p>
     <w:p>
+      <w:r>
+        <w:rPr>
+          <w:highlight w:val="yellow"/>
+        </w:rPr>
+        <w:t>1.5. This is because we don’t have enough hardware to do all the additions. We have 6 additions and only 4 capacity. So 6 /4 = 1/5.</w:t>
+      </w:r>
+    </w:p>
+    <w:p>
       <w:pPr>
         <w:ind w:left="720"/>
       </w:pPr>
@@ -5157,31 +5766,31 @@
     </w:p>
     <w:p>
       <w:pPr>
-        <w:ind w:left="720"/>
-      </w:pPr>
-    </w:p>
-    <w:p>
-      <w:pPr>
-        <w:ind w:left="720"/>
-      </w:pPr>
-    </w:p>
-    <w:p>
-      <w:pPr>
-        <w:ind w:left="720"/>
-      </w:pPr>
-    </w:p>
-    <w:p>
-      <w:pPr>
-        <w:ind w:left="720"/>
-      </w:pPr>
-    </w:p>
-    <w:p>
-      <w:pPr>
-        <w:ind w:left="720"/>
-      </w:pPr>
-    </w:p>
+        <w:rPr>
+          <w:bCs/>
+        </w:rPr>
+      </w:pPr>
+      <w:r>
+        <w:rPr>
+          <w:bCs/>
+          <w:highlight w:val="yellow"/>
+        </w:rPr>
+        <w:t>The hardware can do multiple operations at once, including the multiplications.</w:t>
+      </w:r>
+    </w:p>
+    <w:p>
+      <w:pPr>
+        <w:ind w:left="720"/>
+      </w:pPr>
+    </w:p>
+    <w:p>
+      <w:pPr>
+        <w:ind w:left="720"/>
+      </w:pPr>
+    </w:p>
+    <w:p/>
     <w:sectPr>
-      <w:headerReference w:type="default" r:id="rId8"/>
+      <w:headerReference w:type="default" r:id="rId38"/>
       <w:pgSz w:w="12240" w:h="15840"/>
       <w:pgMar w:top="1008" w:right="1080" w:bottom="1080" w:left="1080" w:header="720" w:footer="720" w:gutter="0"/>
       <w:cols w:space="720"/>
@@ -6096,6 +6705,7 @@
   <w:style w:type="character" w:default="1" w:styleId="DefaultParagraphFont">
     <w:name w:val="Default Paragraph Font"/>
     <w:uiPriority w:val="1"/>
+    <w:semiHidden/>
     <w:unhideWhenUsed/>
   </w:style>
   <w:style w:type="table" w:default="1" w:styleId="TableNormal">
@@ -6200,6 +6810,452 @@
     </w:pPr>
   </w:style>
 </w:styles>
+</file>
+
+<file path=word/ink/ink1.xml><?xml version="1.0" encoding="utf-8"?>
+<inkml:ink xmlns:inkml="http://www.w3.org/2003/InkML">
+  <inkml:definitions>
+    <inkml:context xml:id="ctx0">
+      <inkml:inkSource xml:id="inkSrc0">
+        <inkml:traceFormat>
+          <inkml:channel name="X" type="integer" min="-2.14748E9" max="2.14748E9" units="cm"/>
+          <inkml:channel name="Y" type="integer" min="-2.14748E9" max="2.14748E9" units="cm"/>
+          <inkml:channel name="F" type="integer" max="32767" units="dev"/>
+        </inkml:traceFormat>
+        <inkml:channelProperties>
+          <inkml:channelProperty channel="X" name="resolution" value="1000" units="1/cm"/>
+          <inkml:channelProperty channel="Y" name="resolution" value="1000" units="1/cm"/>
+          <inkml:channelProperty channel="F" name="resolution" value="0" units="1/dev"/>
+        </inkml:channelProperties>
+      </inkml:inkSource>
+      <inkml:timestamp xml:id="ts0" timeString="2026-04-02T16:37:24.080"/>
+    </inkml:context>
+    <inkml:brush xml:id="br0">
+      <inkml:brushProperty name="width" value="0.05" units="cm"/>
+      <inkml:brushProperty name="height" value="0.05" units="cm"/>
+      <inkml:brushProperty name="color" value="#E71224"/>
+    </inkml:brush>
+  </inkml:definitions>
+  <inkml:trace contextRef="#ctx0" brushRef="#br0">1 0 24575,'0'0'0,"2"0"0,0 0 0</inkml:trace>
+</inkml:ink>
+</file>
+
+<file path=word/ink/ink10.xml><?xml version="1.0" encoding="utf-8"?>
+<inkml:ink xmlns:inkml="http://www.w3.org/2003/InkML">
+  <inkml:definitions>
+    <inkml:context xml:id="ctx0">
+      <inkml:inkSource xml:id="inkSrc0">
+        <inkml:traceFormat>
+          <inkml:channel name="X" type="integer" min="-2.14748E9" max="2.14748E9" units="cm"/>
+          <inkml:channel name="Y" type="integer" min="-2.14748E9" max="2.14748E9" units="cm"/>
+          <inkml:channel name="F" type="integer" max="32767" units="dev"/>
+        </inkml:traceFormat>
+        <inkml:channelProperties>
+          <inkml:channelProperty channel="X" name="resolution" value="1000" units="1/cm"/>
+          <inkml:channelProperty channel="Y" name="resolution" value="1000" units="1/cm"/>
+          <inkml:channelProperty channel="F" name="resolution" value="0" units="1/dev"/>
+        </inkml:channelProperties>
+      </inkml:inkSource>
+      <inkml:timestamp xml:id="ts0" timeString="2026-04-02T16:42:49.850"/>
+    </inkml:context>
+    <inkml:brush xml:id="br0">
+      <inkml:brushProperty name="width" value="0.05" units="cm"/>
+      <inkml:brushProperty name="height" value="0.05" units="cm"/>
+      <inkml:brushProperty name="color" value="#E71224"/>
+    </inkml:brush>
+  </inkml:definitions>
+  <inkml:trace contextRef="#ctx0" brushRef="#br0">3265 8059 24575,'3'4'0,"0"1"0,0-1 0,0 0 0,0 1 0,-1 0 0,4 9 0,1 1 0,186 484 0,-44 11 0,-133-449 0,-3-1 0,-3 2 0,-2 0 0,-3 0 0,-5 108 0,0-161 0,-1 0 0,0 0 0,0-1 0,-1 1 0,-1 0 0,1-1 0,-1 0 0,-1 0 0,1 0 0,-7 10 0,6-13 0,-1 1 0,1-1 0,-1 0 0,0 0 0,-1 0 0,1-1 0,-1 0 0,0 0 0,0 0 0,0-1 0,0 0 0,0 0 0,-11 3 0,-26 4 0,-1 0 0,1-3 0,-1-2 0,-86-1 0,103-3 0,-318-2 0,-520-69 0,526 17 0,-617-182 0,926 226 0,0-1 0,1-2 0,0-1 0,-29-18 0,45 22 0,0 0 0,1-1 0,-1-1 0,2 0 0,0 0 0,0-1 0,1 0 0,1-1 0,0 0 0,-8-16 0,-10-27 0,2-1 0,-28-98 0,-19-133 0,62 243 0,-75-373-202,-54-751-1,120 647 1,52-569 0,71 96 202,35 8 0,-28-127 404,-101 748-201,-40-380-1,22 670-202,-5-108 0,13 155 0,1-1 0,1 1 0,1 0 0,10-34 0,-11 54 0,1-1 0,1 0 0,0 1 0,0 0 0,1 0 0,0 0 0,1 0 0,0 1 0,0 0 0,12-12 0,-6 10 0,-1 1 0,1 0 0,1 0 0,-1 1 0,1 1 0,21-9 0,12 0 0,1 1 0,0 3 0,70-8 0,-100 17 0,470-67 0,63-11 0,-422 56 0,-53 9 0,0 3 0,96-3 0,-167 16 0,-1 0 0,1 0 0,0 0 0,-1-1 0,1 0 0,0 1 0,-1-1 0,1-1 0,-1 1 0,6-3 0,-8 4 0,0-1 0,-1 0 0,1 0 0,0 0 0,0 0 0,0 0 0,-1 0 0,1 0 0,0-1 0,-1 1 0,1 0 0,-1 0 0,1 0 0,-1-1 0,0 1 0,1 0 0,-1 0 0,0-1 0,0 1 0,0 0 0,0-1 0,0 1 0,0 0 0,-1-1 0,1 1 0,0 0 0,-1 0 0,1-1 0,-1 1 0,1 0 0,-1 0 0,-1-2 0,-6-13 0,0 0 0,-1 0 0,-1 2 0,-1-1 0,-12-12 0,-65-64 0,82 85 0,0 1 0,-1-4 0,-2 1 0,1 1 0,-1 0 0,0 0 0,-1 0 0,-14-7 0,67 43 0,52 22 0,76 45 0,-147-80 0,-1 0 0,-1 1 0,0 2 0,33 36 0,-50-49 0,0 1 0,0-1 0,0 1 0,-1 0 0,0 1 0,0-1 0,-1 1 0,0 0 0,0-1 0,-1 1 0,0 0 0,-1 1 0,1-1 0,-1 10 0,-1-8 0,-1 0 0,-1 1 0,1-1 0,-2 0 0,1-1 0,-1 1 0,-1 0 0,0-1 0,0 1 0,-1-1 0,-7 10 0,-17 23-1365,-1-3-5461</inkml:trace>
+</inkml:ink>
+</file>
+
+<file path=word/ink/ink11.xml><?xml version="1.0" encoding="utf-8"?>
+<inkml:ink xmlns:inkml="http://www.w3.org/2003/InkML">
+  <inkml:definitions>
+    <inkml:context xml:id="ctx0">
+      <inkml:inkSource xml:id="inkSrc0">
+        <inkml:traceFormat>
+          <inkml:channel name="X" type="integer" min="-2.14748E9" max="2.14748E9" units="cm"/>
+          <inkml:channel name="Y" type="integer" min="-2.14748E9" max="2.14748E9" units="cm"/>
+          <inkml:channel name="F" type="integer" max="32767" units="dev"/>
+        </inkml:traceFormat>
+        <inkml:channelProperties>
+          <inkml:channelProperty channel="X" name="resolution" value="1000" units="1/cm"/>
+          <inkml:channelProperty channel="Y" name="resolution" value="1000" units="1/cm"/>
+          <inkml:channelProperty channel="F" name="resolution" value="0" units="1/dev"/>
+        </inkml:channelProperties>
+      </inkml:inkSource>
+      <inkml:timestamp xml:id="ts0" timeString="2026-04-02T16:38:39.408"/>
+    </inkml:context>
+    <inkml:brush xml:id="br0">
+      <inkml:brushProperty name="width" value="0.05" units="cm"/>
+      <inkml:brushProperty name="height" value="0.05" units="cm"/>
+      <inkml:brushProperty name="color" value="#E71224"/>
+    </inkml:brush>
+  </inkml:definitions>
+  <inkml:trace contextRef="#ctx0" brushRef="#br0">625 936 24575,'-3'4'0,"0"0"0,0 0 0,1 0 0,-1 0 0,1 0 0,0 1 0,0-1 0,0 1 0,-1 7 0,-8 47 0,7-30 0,-38 127 0,2-9 0,39-142 0,0-2 0,0 0 0,1 1 0,-1-1 0,0 0 0,1 0 0,0 1 0,0-1 0,0 0 0,0 0 0,1 1 0,-1-1 0,2 5 0,-1-8 0,-1 0 0,1 0 0,-1 1 0,1-1 0,-1 0 0,1 0 0,-1 0 0,1 0 0,-1 0 0,1 0 0,-1 0 0,1 0 0,-1 0 0,1 0 0,-1 0 0,1-1 0,-1 1 0,0 0 0,1 0 0,-1 0 0,1-1 0,-1 1 0,1 0 0,-1 0 0,0-1 0,1 1 0,-1 0 0,0-1 0,1 1 0,-1 0 0,0-1 0,1 1 0,-1-1 0,0 1 0,0 0 0,1-2 0,15-18 0,-15 19 0,26-37 0,50-64 0,-67 91 0,0 0 0,1 1 0,0 0 0,1 1 0,0 0 0,17-10 0,-26 17 0,1 0 0,-1 0 0,1 1 0,0 0 0,-1-1 0,1 1 0,0 0 0,-1 1 0,1-1 0,0 1 0,0-1 0,0 1 0,0 1 0,0-1 0,-1 0 0,1 1 0,0 0 0,0 0 0,0 0 0,-1 0 0,1 0 0,-1 1 0,1 0 0,-1 0 0,1 0 0,-1 0 0,0 0 0,0 1 0,0-1 0,0 1 0,-1 0 0,5 5 0,5 9 0,-1 1 0,0 0 0,-2 0 0,15 40 0,-8-19 0,-15-38 0,-1 1 0,1 0 0,0-1 0,0 1 0,-1-1 0,1 1 0,0-1 0,0 1 0,0-1 0,0 0 0,1 1 0,-1-1 0,0 0 0,0 0 0,1 0 0,-1 0 0,1 0 0,-1 0 0,1 0 0,-1-1 0,3 2 0,-2-3 0,0 1 0,0 0 0,-1-1 0,1 1 0,0-1 0,0 0 0,-1 0 0,1 0 0,-1 1 0,1-1 0,0-1 0,-1 1 0,0 0 0,1 0 0,-1-1 0,0 1 0,0 0 0,1-1 0,-1 1 0,1-3 0,44-65 0,-34 50 0,0 0 0,1 1 0,0 0 0,2 1 0,0 1 0,18-15 0,-30 28 0,0 1 0,1 0 0,-1 0 0,0 1 0,1-1 0,-1 1 0,1-1 0,-1 1 0,1 0 0,0 0 0,-1 1 0,1-1 0,0 1 0,0 0 0,-1 0 0,1 0 0,0 1 0,0-1 0,-1 1 0,1 0 0,0 0 0,-1 0 0,1 0 0,-1 1 0,1-1 0,-1 1 0,0 0 0,0 0 0,0 0 0,0 1 0,4 2 0,7 9 0,0-1 0,-1 2 0,-1 0 0,19 29 0,4 9 0,40 58 0,-64-97 0,0-1 0,1 0 0,1 0 0,0-1 0,20 13 0,-30-23 0,1 1 0,-1-1 0,1-1 0,-1 1 0,1 0 0,0-1 0,0 0 0,0 0 0,0 0 0,0 0 0,0-1 0,0 1 0,0-1 0,0 0 0,0 0 0,0-1 0,7 0 0,-6-1 0,1 0 0,0 0 0,-1-1 0,1 0 0,-1 0 0,0 0 0,0 0 0,0-1 0,0 0 0,7-8 0,-1 0 0,-1-1 0,0 0 0,-1-1 0,-1 0 0,0 0 0,-1-1 0,11-29 0,-15 31 0,0 0 0,-1 0 0,0 0 0,-1-24 0,1 6 0,1 25 0,3 14 0,5 21 0,-9-26 0,11 30 0,20 36 0,-27-58 0,1-1 0,0 1 0,0-1 0,1 0 0,0-1 0,18 16 0,-24-23 0,0-1 0,-1 0 0,1 0 0,0 0 0,0 0 0,0 0 0,0 0 0,0 0 0,0-1 0,0 1 0,0-1 0,0 1 0,0-1 0,0 0 0,0 0 0,0 0 0,0 0 0,0 0 0,0-1 0,4 0 0,-2 0 0,0-1 0,-1 0 0,1 0 0,-1 0 0,1 0 0,-1 0 0,0-1 0,1 0 0,4-6 0,3-4 0,-1-1 0,0 0 0,-1 0 0,7-17 0,-7 11 0,-4 9 0,1-1 0,0 1 0,11-16 0,-16 25 0,0 0 0,1 1 0,-1-1 0,0 0 0,1 1 0,-1-1 0,1 1 0,0 0 0,-1 0 0,1-1 0,0 1 0,0 0 0,0 0 0,0 1 0,0-1 0,0 0 0,0 1 0,0-1 0,0 1 0,0 0 0,0-1 0,0 1 0,0 0 0,0 0 0,0 0 0,1 1 0,2 0 0,11 5 0,-1 2 0,0 0 0,-1 0 0,1 2 0,16 13 0,29 19 0,-48-36 0,0 1 0,0-1 0,1-1 0,0 0 0,0-1 0,1 0 0,-1-1 0,1-1 0,-1 0 0,1 0 0,0-2 0,0 0 0,0 0 0,-1-1 0,1-1 0,0 0 0,-1-1 0,1-1 0,-1 0 0,0-1 0,0 0 0,-1-1 0,0 0 0,0-1 0,0 0 0,20-17 0,-19 11 0,-1 0 0,-1 0 0,0-1 0,-1-1 0,0 0 0,-2 0 0,1 0 0,-2-2 0,0 1 0,-1 0 0,-1-1 0,0 0 0,-1-1 0,-1 1 0,0-1 0,-2 1 0,0-1 0,-1 0 0,-1 1 0,0-1 0,-1 0 0,-1 1 0,-1 0 0,-6-18 0,7 29 0,1 1 0,-1 0 0,0 0 0,0-1 0,0 2 0,-1-1 0,0 0 0,0 1 0,0 0 0,-8-6 0,11 9 0,0 0 0,0 0 0,-1 0 0,1 0 0,-1 1 0,1-1 0,-1 1 0,1-1 0,-1 1 0,1-1 0,-1 1 0,1 0 0,-1 0 0,0 0 0,1 0 0,-1 0 0,1 0 0,-1 0 0,1 0 0,-1 1 0,0-1 0,1 1 0,-1-1 0,1 1 0,0 0 0,-1-1 0,1 1 0,-1 0 0,1 0 0,0 0 0,0 0 0,-1 0 0,1 0 0,0 0 0,0 0 0,0 1 0,0-1 0,1 0 0,-1 1 0,0-1 0,0 1 0,1-1 0,-1 3 0,-4 6 0,1 1 0,0-1 0,1 1 0,1 0 0,-1 0 0,2 1 0,-1-1 0,2 0 0,0 18 0,2 5 0,13 64 0,-8-65-114,0 0 1,3-1-1,1 0 0,1-1 0,1-1 1,2 0-1,1 0 0,1-2 0,2 0 1,1-1-1,43 46 0,-4-21-6712</inkml:trace>
+  <inkml:trace contextRef="#ctx0" brushRef="#br0" timeOffset="655.69">191 788 24575,'4'4'0,"0"1"0,0 0 0,-1 0 0,1 1 0,-1-1 0,-1 0 0,1 1 0,-1 0 0,0 0 0,2 8 0,8 65 0,-10-57 0,15 152 0,-8 1 0,-17 223 0,-7-276-1365,6-71-5461</inkml:trace>
+  <inkml:trace contextRef="#ctx0" brushRef="#br0" timeOffset="1762.23">4 924 24575,'0'0'0,"0"0"0,-1 0 0,1 0 0,0 0 0,0 0 0,0 0 0,0 0 0,0 0 0,0 0 0,-1 0 0,1 0 0,0 0 0,0 0 0,0 0 0,0-1 0,0 1 0,0 0 0,-1 0 0,1 0 0,0 0 0,0 0 0,0 0 0,0 0 0,0-1 0,0 1 0,0 0 0,0 0 0,0 0 0,0 0 0,0 0 0,0-1 0,0 1 0,0 0 0,0 0 0,0 0 0,0 0 0,0 0 0,0-1 0,0 1 0,0 0 0,0 0 0,0 0 0,0 0 0,0 0 0,0-1 0,0 1 0,0 0 0,0 0 0,0 0 0,0 0 0,1 0 0,-1 0 0,0 0 0,0-1 0,0 1 0,0 0 0,0 0 0,0 0 0,0 0 0,1 0 0,-1 0 0,0 0 0,0 0 0,0 0 0,10-8 0,5 4 0,0 1 0,0 1 0,0 0 0,27 0 0,8 0 0,1944-63 0,-1438 87 0,-379-6 0,196 42 0,-358-55 0,0 1 0,0 0 0,0 1 0,-1 1 0,22 11 0,-30-14 0,-1 1 0,1 0 0,-1 0 0,0 1 0,0 0 0,-1 0 0,1 0 0,-1 0 0,0 1 0,0-1 0,-1 1 0,0 0 0,0 0 0,0 1 0,2 6 0,0 7 0,-1-1 0,0 1 0,-2 0 0,0 0 0,-1 1 0,-1-1 0,-3 24 0,-30 143 0,26-152 0,-67 271 0,49-224 0,-61 134 0,74-190 0,-2 0 0,-1 0 0,-1-2 0,-1 0 0,-26 27 0,30-37 0,-1-1 0,-1-1 0,1-1 0,-2 0 0,1 0 0,-2-2 0,1 0 0,-1-1 0,-24 8 0,0-4 0,1-2 0,-2-2 0,-67 5 0,-134-8 0,218-5 0,-798-31 0,4-39 0,736 62 0,-81-7 0,-223-50 0,383 64-48,-3 0 73,0-1 0,0 0 0,0 0 0,0 0-1,0-1 1,-6-4 0,11 5-84,1 1-1,-1 0 0,1-1 1,-1 1-1,1-1 0,0 1 1,0-1-1,0 0 0,0 1 1,0-1-1,0 0 0,0 0 1,0 0-1,1 0 0,-1 0 1,1 0-1,0 0 0,-1 0 1,1 0-1,0 0 1,0 0-1,0 0 0,0 0 1,1-3-1,3-18-6766</inkml:trace>
+  <inkml:trace contextRef="#ctx0" brushRef="#br0" timeOffset="2770.34">1153 0 24575,'-10'39'0,"-3"126"0,-3 14 0,6-91 0,7-52 0,-2 1 0,-1-1 0,-1 0 0,-13 35 0,18-67 0,1 0 0,-1-1 0,0 1 0,0 0 0,0-1 0,0 1 0,-1-1 0,1 0 0,-1 0 0,0 0 0,-5 4 0,7-6 0,-1 0 0,0 0 0,0 0 0,1-1 0,-1 1 0,0-1 0,0 1 0,0-1 0,0 1 0,0-1 0,0 0 0,1 0 0,-1 0 0,0 0 0,0-1 0,0 1 0,0 0 0,0-1 0,0 1 0,1-1 0,-1 0 0,0 0 0,0 0 0,1 1 0,-1-1 0,-2-3 0,-7-3 0,1 0 0,0-1 0,1 0 0,0-1 0,0 0 0,0 0 0,2-1 0,-1 0 0,1-1 0,-7-12 0,15 23 0,-1 0 0,0 0 0,0 0 0,0 0 0,0 0 0,0 0 0,0 0 0,0 0 0,0 0 0,0 0 0,0 0 0,0 0 0,0 0 0,0 0 0,0 0 0,1 0 0,-1 0 0,0 0 0,0 0 0,0 0 0,0 0 0,0 0 0,0 0 0,0 0 0,0 0 0,0 0 0,0 0 0,0 0 0,0 0 0,0 0 0,0 0 0,0 0 0,1 0 0,-1 0 0,0 0 0,0 0 0,0 0 0,0 0 0,0 0 0,0 0 0,0 0 0,0-1 0,0 1 0,0 0 0,0 0 0,0 0 0,0 0 0,0 0 0,0 0 0,0 0 0,0 0 0,0 0 0,0 0 0,0 0 0,0 0 0,0 0 0,0-1 0,0 1 0,0 0 0,0 0 0,0 0 0,0 0 0,0 0 0,0 0 0,0 0 0,0 0 0,8 5 0,10 10 0,-15-12 0,150 130 0,-135-119 0,2-1 0,-1-1 0,2 0 0,-1-2 0,1 0 0,38 11 0,-45-18 9,-1-1-1,1-1 1,0 0-1,-1 0 1,1-2 0,0 0-1,-1 0 1,1-1-1,-1-1 1,1 0-1,-1-1 1,0-1-1,20-9 1,9-8-504,-1-1 0,58-43 0,-24 12-6331</inkml:trace>
+  <inkml:trace contextRef="#ctx0" brushRef="#br0" timeOffset="3956.85">3653 234 24575,'-27'0'0,"-52"5"0,1 3 0,1 4 0,0 3 0,0 3 0,2 4 0,-86 36 0,67-16 0,1 3 0,3 5 0,1 3 0,-96 78 0,155-108 0,0 2 0,2 1 0,1 1 0,-32 44 0,44-56 0,19-31 0,17-32 0,-13 32 0,0 1 0,-1-1 0,-1-1 0,7-30 0,-15 44 0,-5 9 0,-6 10 0,11-13 0,0 0 0,0 0 0,1 0 0,-1 0 0,1 0 0,0 0 0,0 1 0,0-1 0,1 0 0,-1 1 0,1-1 0,0 0 0,-1 1 0,2-1 0,-1 0 0,0 1 0,1-1 0,-1 0 0,1 1 0,0-1 0,1 3 0,0-2 0,0-1 0,0 0 0,0 0 0,1 0 0,-1 0 0,1-1 0,-1 1 0,1-1 0,0 1 0,0-1 0,0 0 0,0 0 0,0 0 0,1-1 0,-1 1 0,1-1 0,-1 0 0,1 0 0,6 1 0,32 4-1365,4-4-5461</inkml:trace>
+</inkml:ink>
+</file>
+
+<file path=word/ink/ink12.xml><?xml version="1.0" encoding="utf-8"?>
+<inkml:ink xmlns:inkml="http://www.w3.org/2003/InkML">
+  <inkml:definitions>
+    <inkml:context xml:id="ctx0">
+      <inkml:inkSource xml:id="inkSrc0">
+        <inkml:traceFormat>
+          <inkml:channel name="X" type="integer" min="-2.14748E9" max="2.14748E9" units="cm"/>
+          <inkml:channel name="Y" type="integer" min="-2.14748E9" max="2.14748E9" units="cm"/>
+        </inkml:traceFormat>
+        <inkml:channelProperties>
+          <inkml:channelProperty channel="X" name="resolution" value="1000" units="1/cm"/>
+          <inkml:channelProperty channel="Y" name="resolution" value="1000" units="1/cm"/>
+        </inkml:channelProperties>
+      </inkml:inkSource>
+      <inkml:timestamp xml:id="ts0" timeString="2026-04-02T16:53:31.766"/>
+    </inkml:context>
+    <inkml:brush xml:id="br0">
+      <inkml:brushProperty name="width" value="0.3" units="cm"/>
+      <inkml:brushProperty name="height" value="0.6" units="cm"/>
+      <inkml:brushProperty name="color" value="#FFFC00"/>
+      <inkml:brushProperty name="tip" value="rectangle"/>
+      <inkml:brushProperty name="rasterOp" value="maskPen"/>
+      <inkml:brushProperty name="ignorePressure" value="1"/>
+    </inkml:brush>
+  </inkml:definitions>
+  <inkml:trace contextRef="#ctx0" brushRef="#br0">3776 7783,'2'45,"3"1,16 68,-4-24,27 155,32 256,-76-497,3 35,-1 0,-2 1,-6 45,5-75,-1 0,0 0,-1 0,0 0,0-1,-1 1,0-1,-1 0,0 0,0 0,-1-1,0 0,-1 0,1 0,-2-1,1 0,-13 9,-1-3,-1-1,0-1,0-1,-31 9,-98 21,46-15,-90 24,148-41,0-1,-82 0,-25 4,82-4,-141-4,-71-25,106 6,49 11,67 3,-95-13,-184-64,275 58,1-3,2-3,-65-37,92 42,1-2,-61-54,-55-71,70 67,-205-198,246 241,-49-63,75 83,1 0,0-1,1 0,2-1,0-1,-7-23,7 14,-9-30,2-1,-16-110,18 18,-20-354,9-279,17 318,12 278,9-256,-7 380,-4 0,-3 0,-2 0,-15-71,2 52,4-1,4 0,2-121,8 137,14-96,23-303,-18 66,-7 189,-7 159,2 0,27-92,1-3,-20 60,-3 17,2 0,33-94,-26 100,15-75,-24 82,43-115,5 16,-6-3,44-228,-86 341,39-93,-6 17,-36 98,1-1,2 1,0 1,22-32,-30 52,1 0,0 1,0-1,1 2,-1-1,1 1,1 0,-1 0,1 1,11-5,14-5,43-10,-39 12,-24 8,60-19,120-56,48-41,-207 104,2 1,0 2,0 1,75-13,-65 14,74-29,-74 23,9 0,1 4,97-12,-38 7,208-29,-26 42,-166 8,-7-2,132-3,-169-6,37 0,-71 7,87-11,-95 8,0 2,51 3,-20 1,-62-2</inkml:trace>
+</inkml:ink>
+</file>
+
+<file path=word/ink/ink13.xml><?xml version="1.0" encoding="utf-8"?>
+<inkml:ink xmlns:inkml="http://www.w3.org/2003/InkML">
+  <inkml:definitions>
+    <inkml:context xml:id="ctx0">
+      <inkml:inkSource xml:id="inkSrc0">
+        <inkml:traceFormat>
+          <inkml:channel name="X" type="integer" min="-2.14748E9" max="2.14748E9" units="cm"/>
+          <inkml:channel name="Y" type="integer" min="-2.14748E9" max="2.14748E9" units="cm"/>
+          <inkml:channel name="F" type="integer" max="32767" units="dev"/>
+        </inkml:traceFormat>
+        <inkml:channelProperties>
+          <inkml:channelProperty channel="X" name="resolution" value="1000" units="1/cm"/>
+          <inkml:channelProperty channel="Y" name="resolution" value="1000" units="1/cm"/>
+          <inkml:channelProperty channel="F" name="resolution" value="0" units="1/dev"/>
+        </inkml:channelProperties>
+      </inkml:inkSource>
+      <inkml:timestamp xml:id="ts0" timeString="2026-04-02T16:43:05.114"/>
+    </inkml:context>
+    <inkml:brush xml:id="br0">
+      <inkml:brushProperty name="width" value="0.05" units="cm"/>
+      <inkml:brushProperty name="height" value="0.05" units="cm"/>
+      <inkml:brushProperty name="color" value="#E71224"/>
+    </inkml:brush>
+  </inkml:definitions>
+  <inkml:trace contextRef="#ctx0" brushRef="#br0">4356 4073 24575,'-649'-1'0,"-686"2"0,608 50 0,692-47 0,1 1 0,1 2 0,-1 1 0,-45 18 0,62-19 0,1 1 0,0 0 0,1 2 0,0 0 0,0 0 0,1 1 0,0 1 0,1 1 0,1 0 0,-14 17 0,-3 12 0,1 0 0,2 2 0,3 1 0,-21 54 0,-57 196 0,-135 700 0,76 20 0,52-295 0,38-280 0,-96 536 0,160-941 0,3-17 0,0-1 0,-1 1 0,-1-1 0,-13 30 0,17-46 0,1 0 0,-1 0 0,0 0 0,0 0 0,1 0 0,-1 0 0,0 0 0,0 0 0,0 0 0,0 0 0,0 0 0,0-1 0,-1 1 0,1 0 0,-2 0 0,3-1 0,-1 1 0,0-1 0,1 0 0,-1 1 0,0-1 0,1 0 0,-1 1 0,0-1 0,1 1 0,-1-1 0,1 1 0,-1 0 0,1-1 0,-1 1 0,1-1 0,-1 1 0,1 0 0,0-1 0,-1 1 0,1 0 0,0 0 0,0-1 0,-1 1 0,1 0 0,0 0 0,0-1 0,0 1 0,0 0 0,0 1 0,-1 48 0,0-20 0,-6 50 0,1-53 0,4-22 0,1 0 0,0 1 0,0-1 0,0 0 0,0 1 0,1-1 0,0 1 0,0 0 0,1-1 0,0 8 0,-3 16 0,2-27 0,-1 1 0,1-1 0,-1 0 0,1 1 0,0-1 0,0 1 0,0-1 0,0 1 0,0-1 0,2 5 0,0-5 0,-2-2 0,0 0 0,1 0 0,-1 0 0,0 0 0,0 0 0,1 0 0,-1 1 0,0-1 0,1 0 0,-1 0 0,0 0 0,0 0 0,1 1 0,-1-1 0,0 0 0,0 0 0,1 1 0,-1-1 0,0 0 0,0 0 0,0 1 0,0-1 0,1 0 0,-1 1 0,0-1 0,0 0 0,0 0 0,0 1 0,0-1 0,0 0 0,0 1 0,0-1 0,0 0 0,0 1 0,0-1 0,0 0 0,0 1 0,0-1 0,0 0 0,0 1 0,0-1 0,0 0 0,-1 1 0,1-1 0,0 0 0,0 0 0,0 1 0,0-1 0,-1 0 0,1 0 0,0 1 0,-1-1 0,-40 90 0,1 16 0,25-65 0,-24 52 0,20-66 0,16-24 0,1 0 0,-1 0 0,1 0 0,0 0 0,0 1 0,0-1 0,1 1 0,-1-1 0,1 1 0,0 0 0,-1 4 0,0 2 0,1 1 0,1-1 0,0 1 0,0-1 0,1 1 0,1-1 0,0 1 0,0-1 0,1 0 0,0 0 0,9 19 0,-4-15 0,0-1 0,0 0 0,2 0 0,-1-1 0,1 0 0,1-1 0,17 14 0,1-3 0,0-2 0,1-1 0,1-2 0,0-1 0,1-1 0,50 15 0,2-6 0,1-3 0,161 17 0,181-18 0,522-58 0,-620 19 0,1383-32 0,-1396 52 0,812-20 0,-870 2 0,-1-12 0,339-83 0,-469 78 0,-2-5 0,-2-6 0,-2-5 0,-2-5 0,162-103 0,-248 137 0,-1-3 0,-1 0 0,-1-2 0,-1-2 0,-2 0 0,-1-2 0,-1 0 0,-1-2 0,-2-1 0,29-57 0,-19 21 0,-3-3 0,-3 0 0,-3-1 0,22-127 0,15-311 0,-57 474 0,3-34 0,86-1075 0,-26-3 0,-65 201 0,-52 3 0,14 26 0,43 614 0,46-307 0,125-371 0,-116 678 0,-44 222 0,-4 0 0,-4-1 0,-1-110 0,-9 162 0,-1 1 0,-2 0 0,-1 0 0,-1 1 0,-2-1 0,-1 2 0,-1-1 0,-2 1 0,0 0 0,-2 2 0,-2-1 0,-19-27 0,27 45 0,-1 0 0,0 1 0,0 0 0,-1 0 0,0 1 0,0 0 0,-1 0 0,0 1 0,-21-9 0,14 9 0,1 0 0,-1 2 0,0 0 0,-1 2 0,1 0 0,-21-1 0,-15 4 0,1 2 0,0 2 0,-96 21 0,-391 109 0,117-25 0,-485 66 0,416-141 0,160-16 0,74-1 0,179-15 0,-103-13 0,-320-37 0,393 34 0,2-4 0,-108-34 0,207 50 0,-58-13 0,36 9 0,1-2 0,-1 0 0,-48-23 0,74 29 0,1 0 0,-1 0 0,0 0 0,0 0 0,0 1 0,0-1 0,0 1 0,0 0 0,-1 0 0,1 1 0,0-1 0,-1 1 0,1 0 0,0 0 0,-1 0 0,1 1 0,0-1 0,0 1 0,-1 0 0,1 0 0,0 1 0,0-1 0,0 1 0,0 0 0,1 0 0,-1 1 0,0-1 0,1 1 0,0-1 0,-1 1 0,1 0 0,-3 4 0,-7 5 0,4-2 0,-1-2 0,0 1 0,0-1 0,-1-1 0,-17 11 0,55-35 0,-2-11 0,-1 0 0,-2-2 0,20-33 0,-21 30 0,1 1 0,36-40 0,-45 59 0,-17 20 0,-21 21 0,-125 103 0,149-130 12,-1 1 0,0-1 0,1 1 0,-1 0 0,1 0 0,0-1 0,0 1 0,0 0 1,0 0-1,0 0 0,0 0 0,0 0 0,0 0 0,1 0 0,-1 1 0,1-1 0,0 0 0,0 0 0,0 0 0,0 1 0,0-1 0,0 0 0,0 0 0,1 0 0,-1 0 0,2 4 0,2 2-146,-1-1 0,2 0 0,-1 0-1,1-1 1,11 12 0,-3-3-751,3 5-5941</inkml:trace>
+</inkml:ink>
+</file>
+
+<file path=word/ink/ink14.xml><?xml version="1.0" encoding="utf-8"?>
+<inkml:ink xmlns:inkml="http://www.w3.org/2003/InkML">
+  <inkml:definitions>
+    <inkml:context xml:id="ctx0">
+      <inkml:inkSource xml:id="inkSrc0">
+        <inkml:traceFormat>
+          <inkml:channel name="X" type="integer" min="-2.14748E9" max="2.14748E9" units="cm"/>
+          <inkml:channel name="Y" type="integer" min="-2.14748E9" max="2.14748E9" units="cm"/>
+          <inkml:channel name="F" type="integer" max="32767" units="dev"/>
+        </inkml:traceFormat>
+        <inkml:channelProperties>
+          <inkml:channelProperty channel="X" name="resolution" value="1000" units="1/cm"/>
+          <inkml:channelProperty channel="Y" name="resolution" value="1000" units="1/cm"/>
+          <inkml:channelProperty channel="F" name="resolution" value="0" units="1/dev"/>
+        </inkml:channelProperties>
+      </inkml:inkSource>
+      <inkml:timestamp xml:id="ts0" timeString="2026-04-02T16:39:31.523"/>
+    </inkml:context>
+    <inkml:brush xml:id="br0">
+      <inkml:brushProperty name="width" value="0.05" units="cm"/>
+      <inkml:brushProperty name="height" value="0.05" units="cm"/>
+      <inkml:brushProperty name="color" value="#E71224"/>
+    </inkml:brush>
+  </inkml:definitions>
+  <inkml:trace contextRef="#ctx0" brushRef="#br0">1569 572 24575,'-1'1'0,"-1"0"0,1 0 0,-1-1 0,1 1 0,-1 0 0,0-1 0,1 1 0,-1-1 0,1 1 0,-1-1 0,0 0 0,0 1 0,1-1 0,-1 0 0,0 0 0,0-1 0,1 1 0,-4-1 0,-39-11 0,18 5 0,2 4 0,0 2 0,0 0 0,0 1 0,0 2 0,0 0 0,1 2 0,-1 1 0,1 0 0,0 2 0,0 0 0,-37 20 0,26-11 0,1 3 0,1 1 0,1 1 0,1 1 0,1 2 0,-45 48 0,60-57 0,1 1 0,1 1 0,0 0 0,2 0 0,0 1 0,-13 30 0,21-41 0,-1 1 0,1-1 0,1 1 0,-1 0 0,1-1 0,1 1 0,-1 0 0,2 15 0,0-18 0,0 0 0,0 0 0,1-1 0,-1 1 0,1-1 0,0 1 0,0-1 0,1 0 0,-1 0 0,1 0 0,0 0 0,0 0 0,0 0 0,1-1 0,5 6 0,-5-7 0,0 1 0,0-1 0,0 1 0,1-1 0,-1-1 0,1 1 0,-1-1 0,1 1 0,-1-1 0,1 0 0,0-1 0,0 1 0,-1-1 0,1 0 0,0 0 0,0-1 0,0 1 0,-1-1 0,1 0 0,6-2 0,5-3 0,0 0 0,0-1 0,0 0 0,20-14 0,3-5 0,0-1 0,-2-3 0,-1-1 0,-2-1 0,-1-2 0,-1-1 0,-2-2 0,36-58 0,-47 63 0,-13 21 0,0 0 0,1 0 0,0 1 0,1 0 0,17-18 0,-23 27 0,-1 0 0,0 1 0,0-1 0,0 1 0,0 0 0,1-1 0,-1 1 0,0 0 0,1 0 0,-1 0 0,0 0 0,0 0 0,1 0 0,-1 0 0,0 0 0,1 0 0,-1 1 0,0-1 0,0 0 0,0 1 0,1-1 0,-1 1 0,0 0 0,0-1 0,0 1 0,0 0 0,0 0 0,2 1 0,32 31 0,-25-22 0,-1-3 0,-1 1 0,1-1 0,0 0 0,0 0 0,1-1 0,17 9 0,-24-14 0,-1-1 0,1 0 0,-1-1 0,1 1 0,-1 0 0,1-1 0,0 0 0,-1 1 0,1-1 0,0 0 0,0 0 0,-1 0 0,1-1 0,0 1 0,-1-1 0,1 0 0,-1 1 0,1-1 0,-1 0 0,1 0 0,-1-1 0,1 1 0,-1 0 0,0-1 0,0 0 0,0 1 0,0-1 0,0 0 0,0 0 0,0 0 0,1-3 0,6-6 0,-1-2 0,13-25 0,-15 26 0,1 1 0,0-1 0,0 1 0,10-11 0,-7 11 0,0-1 0,1 1 0,0-1 0,1 2 0,19-14 0,-28 22 0,0 0 0,1 0 0,-1 0 0,1 1 0,-1-1 0,1 1 0,0 0 0,-1 0 0,1 0 0,0 1 0,0-1 0,0 1 0,-1 0 0,1 0 0,0 0 0,0 1 0,0-1 0,-1 1 0,1 0 0,0 0 0,0 0 0,-1 1 0,7 2 0,-7-2 0,0 0 0,0-1 0,1 0 0,-1 0 0,1 0 0,-1 0 0,1 0 0,0-1 0,-1 1 0,1-1 0,-1 0 0,1 0 0,0 0 0,-1-1 0,1 1 0,-1-1 0,1 0 0,-1 0 0,1 0 0,-1-1 0,1 1 0,4-4 0,-7 5 0,-1 0 0,1-1 0,-1 1 0,0 0 0,1-1 0,-1 1 0,0 0 0,1-1 0,-1 1 0,0-1 0,0 1 0,1-1 0,-1 1 0,0 0 0,0-1 0,0 1 0,1-1 0,-1 1 0,0-1 0,0 1 0,0-1 0,0 1 0,0-1 0,0 1 0,0-1 0,0 1 0,0-1 0,0 1 0,-1-1 0,1 1 0,0-1 0,0 1 0,0-1 0,0 1 0,-1-1 0,1 1 0,0 0 0,-1-1 0,1 1 0,0-1 0,-1 1 0,1 0 0,0-1 0,-1 1 0,1 0 0,-1 0 0,1-1 0,0 1 0,-1 0 0,1 0 0,-2-1 0,1 0 0,0 1 0,-1-1 0,0 0 0,1 1 0,-1-1 0,1 1 0,-1 0 0,1-1 0,-1 1 0,0 0 0,1 0 0,-1 0 0,0 0 0,1 0 0,-4 1 0,-2 3 0,0-1 0,1 2 0,-1-1 0,1 1 0,0 0 0,0 0 0,1 0 0,-1 1 0,1 0 0,-6 9 0,7-10 0,1-1 0,0 2 0,0-1 0,0 0 0,1 1 0,0-1 0,0 1 0,0-1 0,0 1 0,1 0 0,0 0 0,0 0 0,1 11 0,0-16 0,0 0 0,0 0 0,0-1 0,0 1 0,0 0 0,0 0 0,0 0 0,0 0 0,1 0 0,-1 0 0,0-1 0,1 1 0,-1 0 0,1 0 0,-1 0 0,1-1 0,-1 1 0,1 0 0,-1-1 0,1 1 0,0 0 0,-1-1 0,1 1 0,0-1 0,0 1 0,1 0 0,-1-1 0,0 0 0,0 0 0,1 0 0,-1 0 0,0-1 0,0 1 0,0 0 0,1-1 0,-1 1 0,0-1 0,0 1 0,0-1 0,0 1 0,0-1 0,0 0 0,2-1 0,3-3 0,0 0 0,-1-1 0,0 1 0,9-14 0,1-7 0,22-52 0,-6 11 0,-28 61 0,0-1 0,0 1 0,0-1 0,-1 0 0,0 0 0,0 0 0,-1 0 0,0 0 0,0 0 0,0-1 0,-1 1 0,0 0 0,-2-13 0,-4 11 0,1 14 0,1 18 0,6 6 0,1-1 0,1 1 0,1-1 0,2 1 0,1-1 0,0-1 0,3 0 0,23 46 0,-30-67 0,0 0 0,0-1 0,1 1 0,-1-1 0,1-1 0,0 1 0,1 0 0,-1-1 0,1 0 0,-1-1 0,1 1 0,1-1 0,-1 0 0,0 0 0,1-1 0,-1 0 0,1 0 0,0-1 0,-1 0 0,1 0 0,0 0 0,0-1 0,0 0 0,0 0 0,0-1 0,11-2 0,2-1 0,0-1 0,0-1 0,0-1 0,-1-1 0,0 0 0,-1-2 0,31-19 0,-2 0 0,-30 19 0,0 0 0,24-21 0,-36 26 0,-7 4 0,-15 6 0,-24 14 0,16-5 0,1 2 0,-26 21 0,40-28 0,0 0 0,1 0 0,0 1 0,0 0 0,1 1 0,-13 22 0,20-32 0,0 0 0,0 1 0,1-1 0,-1 0 0,0 1 0,1-1 0,0 1 0,-1-1 0,1 1 0,0-1 0,-1 1 0,1-1 0,0 1 0,0 2 0,1-4 0,-1 0 0,0 1 0,0-1 0,1 0 0,-1 1 0,0-1 0,1 0 0,-1 1 0,0-1 0,1 0 0,-1 0 0,0 0 0,1 1 0,-1-1 0,0 0 0,1 0 0,-1 0 0,1 0 0,-1 0 0,1 1 0,-1-1 0,0 0 0,1 0 0,-1 0 0,1 0 0,-1 0 0,0 0 0,1-1 0,-1 1 0,1 0 0,0 0 0,4-2 0,0 1 0,0-1 0,0-1 0,0 1 0,0-1 0,6-4 0,11-9 0,-1-2 0,-1 0 0,-1-1 0,0-1 0,27-39 0,-19 19 0,-1-2 0,26-60 0,-49 96 0,21-52 0,-22 53 0,-1 0 0,1-1 0,-1 1 0,0-1 0,0 0 0,-1 1 0,0-1 0,0-8 0,-2 60 0,19 84-341,6-1 0,6-1-1,61 172 1,-52-195-6485</inkml:trace>
+  <inkml:trace contextRef="#ctx0" brushRef="#br0" timeOffset="1451.07">592 32 24575,'-9'21'0,"4"-6"0,1 0 0,1 0 0,0 0 0,0 18 0,-1 1 0,-41 307 0,-41 334 0,82-643 0,-9 120 0,13-134 0,0 1 0,1-1 0,1 1 0,1-1 0,10 35 0,-11-47 0,1 0 0,0 0 0,0-1 0,0 1 0,1-1 0,0 1 0,0-1 0,0 0 0,1-1 0,-1 1 0,1-1 0,0 0 0,1 0 0,-1-1 0,1 1 0,-1-1 0,1 0 0,0-1 0,0 1 0,0-1 0,1 0 0,11 1 0,11 2 0,1-2 0,0-2 0,53-3 0,-56 1 0,1104-51 0,-726 44 0,91-3 0,-480 10 0,0 0 0,0-1 0,-1 0 0,1-1 0,-1-1 0,21-8 0,-29 9 0,-1 0 0,1-1 0,-1 1 0,0-1 0,-1-1 0,1 1 0,0-1 0,-1 0 0,0 0 0,-1-1 0,1 1 0,-1-1 0,0 0 0,0 0 0,-1-1 0,4-7 0,5-19 0,-1 1 0,-2-2 0,-2 1 0,0-1 0,1-47 0,-5 34 0,-3-1 0,-2 1 0,-12-70 0,5 64 0,-3 1 0,-3 1 0,-1 1 0,-34-73 0,33 90 0,-2 1 0,0 0 0,-2 1 0,-2 2 0,0 0 0,-2 1 0,-39-33 0,24 29 0,-1 2 0,-1 1 0,-1 2 0,-69-30 0,49 30 0,-2 3 0,-122-28 0,69 31 0,0 5 0,-2 5 0,-186 8 0,100 14-273,1 10 0,1 8 0,2 9 0,-282 92 0,309-71-6553</inkml:trace>
+</inkml:ink>
+</file>
+
+<file path=word/ink/ink15.xml><?xml version="1.0" encoding="utf-8"?>
+<inkml:ink xmlns:inkml="http://www.w3.org/2003/InkML">
+  <inkml:definitions>
+    <inkml:context xml:id="ctx0">
+      <inkml:inkSource xml:id="inkSrc0">
+        <inkml:traceFormat>
+          <inkml:channel name="X" type="integer" min="-2.14748E9" max="2.14748E9" units="cm"/>
+          <inkml:channel name="Y" type="integer" min="-2.14748E9" max="2.14748E9" units="cm"/>
+          <inkml:channel name="F" type="integer" max="32767" units="dev"/>
+        </inkml:traceFormat>
+        <inkml:channelProperties>
+          <inkml:channelProperty channel="X" name="resolution" value="1000" units="1/cm"/>
+          <inkml:channelProperty channel="Y" name="resolution" value="1000" units="1/cm"/>
+          <inkml:channelProperty channel="F" name="resolution" value="0" units="1/dev"/>
+        </inkml:channelProperties>
+      </inkml:inkSource>
+      <inkml:timestamp xml:id="ts0" timeString="2026-04-02T16:41:31.980"/>
+    </inkml:context>
+    <inkml:brush xml:id="br0">
+      <inkml:brushProperty name="width" value="0.05" units="cm"/>
+      <inkml:brushProperty name="height" value="0.05" units="cm"/>
+      <inkml:brushProperty name="color" value="#E71224"/>
+    </inkml:brush>
+  </inkml:definitions>
+  <inkml:trace contextRef="#ctx0" brushRef="#br0">474 2125 24575,'2'-1'0,"0"0"0,1 1 0,-1-1 0,0 0 0,0 0 0,0-1 0,0 1 0,0 0 0,0-1 0,0 0 0,3-2 0,3-3 0,94-77 0,49-36 0,-145 116 0,-1 0 0,1 1 0,-1 0 0,1 0 0,0 0 0,0 1 0,1 0 0,-1 0 0,0 1 0,13-2 0,-16 3 0,1 0 0,-1 0 0,1 1 0,-1-1 0,1 1 0,-1 0 0,0 0 0,1 0 0,-1 1 0,0-1 0,0 1 0,0-1 0,0 1 0,0 0 0,0 0 0,-1 1 0,1-1 0,-1 0 0,1 1 0,-1 0 0,0-1 0,2 5 0,2 2 0,-2-1 0,0 1 0,0 0 0,0 0 0,-1 0 0,0 0 0,-1 1 0,0-1 0,1 13 0,-2 8 0,-3 54 0,-4-16 0,-4 0 0,-2 0 0,-32 100 0,14-83 0,-2-1 0,-55 97 0,4-40 0,69-122 0,-1 0 0,-1 0 0,0-2 0,-32 26 0,44-39 0,-1 0 0,0-1 0,0 0 0,0 0 0,-1 0 0,1 0 0,-1-1 0,0 0 0,1 0 0,-1-1 0,0 1 0,-10 0 0,13-2 0,0-1 0,0 1 0,0 0 0,-1-1 0,1 0 0,0 1 0,0-1 0,0 0 0,1-1 0,-1 1 0,0 0 0,0-1 0,1 0 0,-1 0 0,0 1 0,1-2 0,0 1 0,0 0 0,-1 0 0,1-1 0,1 1 0,-1-1 0,0 1 0,-2-6 0,1 1 0,0 1 0,1-1 0,0 0 0,0 0 0,1 0 0,0 0 0,0 0 0,0 0 0,1 0 0,0-1 0,1 1 0,-1 0 0,2 0 0,-1 0 0,4-11 0,1-1 0,1 1 0,1 0 0,1 0 0,18-28 0,4 2 0,3 1 0,1 2 0,2 1 0,69-57 0,184-122 0,-279 211 0,172-116 0,208-162 0,-366 263 0,-19 16 0,1 1 0,0-1 0,0 2 0,0-1 0,1 1 0,8-5 0,-15 10 0,-1 0 0,0-1 0,0 1 0,0 0 0,1 0 0,-1 0 0,0 0 0,0 0 0,1 0 0,-1-1 0,0 1 0,0 0 0,1 0 0,-1 0 0,0 0 0,0 0 0,1 0 0,-1 0 0,0 0 0,0 0 0,1 0 0,-1 0 0,0 0 0,0 0 0,1 1 0,-1-1 0,0 0 0,0 0 0,1 0 0,-1 0 0,0 0 0,0 0 0,0 1 0,1-1 0,-1 0 0,0 0 0,0 0 0,0 0 0,1 1 0,-3 11 0,-10 13 0,8-17 0,0 0 0,1 0 0,0 0 0,0 0 0,-2 11 0,5-16 0,-1 0 0,1 0 0,-1-1 0,1 1 0,0 0 0,0 0 0,0 0 0,0 0 0,1 0 0,-1 0 0,1 0 0,0 0 0,0-1 0,0 1 0,0 0 0,0-1 0,0 1 0,1 0 0,1 2 0,-1-4 0,-1 0 0,0-1 0,0 1 0,1 0 0,-1 0 0,1-1 0,-1 1 0,1-1 0,-1 1 0,1-1 0,-1 0 0,1 0 0,-1 1 0,1-1 0,-1 0 0,1 0 0,-1-1 0,1 1 0,-1 0 0,1 0 0,2-2 0,36-13 0,-31 11 0,9-3 0,0 0 0,1 1 0,0 1 0,0 1 0,0 0 0,0 2 0,22-1 0,-26 4 0,-1 0 0,1 0 0,-1 1 0,0 1 0,0 1 0,0 0 0,0 0 0,0 2 0,-1-1 0,15 10 0,-12-4 0,1 0 0,-2 2 0,1 0 0,15 18 0,-6-7 0,-24-22 0,1-1 0,-1 0 0,0 0 0,1 0 0,-1-1 0,0 1 0,1 0 0,-1 0 0,1-1 0,-1 1 0,1-1 0,0 1 0,-1-1 0,1 0 0,-1 0 0,1 0 0,0 0 0,-1 0 0,1 0 0,-1 0 0,3-1 0,34-14 0,-33 12 0,-1 1 0,1-1 0,-1 1 0,1 1 0,0-1 0,-1 1 0,1-1 0,6 1 0,-6 1 0,0 1 0,0 0 0,-1 0 0,1 0 0,0 1 0,0 0 0,-1-1 0,1 2 0,-1-1 0,0 1 0,0-1 0,1 1 0,-2 0 0,1 0 0,0 1 0,-1-1 0,6 8 0,13 10 0,-21-20 0,1 0 0,-1 0 0,1 0 0,0 0 0,-1-1 0,1 1 0,0-1 0,0 1 0,-1-1 0,1 1 0,0-1 0,0 0 0,0 0 0,0 0 0,-1 0 0,1 0 0,0-1 0,0 1 0,0 0 0,-1-1 0,1 1 0,3-2 0,42-22 0,-29 14 0,5-3 0,1 2 0,1 1 0,-1 1 0,48-11 0,-62 19 0,1-1 0,0 2 0,-1-1 0,1 1 0,0 1 0,-1 0 0,1 0 0,-1 1 0,1 1 0,-1 0 0,0 0 0,0 1 0,0 0 0,17 10 0,-14-5 0,-1 0 0,0 1 0,0 1 0,-1 0 0,0 0 0,-1 1 0,0 0 0,-1 1 0,-1 0 0,0 1 0,0 0 0,-2 0 0,0 0 0,0 1 0,5 23 0,-1 3 0,-3 0 0,-1 1 0,-2 0 0,-2 67 0,-4-37 0,-4 0 0,-18 89 0,15-118 0,-3 0 0,-1-1 0,-1-1 0,-39 76 0,46-105 0,0 0 0,-1-1 0,0 0 0,-18 19 0,24-27 0,0-1 0,-1 1 0,0-1 0,0 0 0,0 0 0,0 0 0,0-1 0,0 1 0,0-1 0,0 1 0,-1-1 0,1 0 0,-1 0 0,1-1 0,0 1 0,-1-1 0,1 1 0,-1-1 0,0 0 0,1-1 0,-1 1 0,1-1 0,-6-1 0,2 0 0,1-1 0,0 0 0,0-1 0,0 1 0,0-1 0,0-1 0,1 1 0,0-1 0,0 0 0,0 0 0,0 0 0,1 0 0,0-1 0,0 0 0,-3-8 0,-2-3 0,1-1 0,0-1 0,2 0 0,-7-27 0,5 3 0,3-1 0,1 0 0,1 0 0,3 0 0,2 0 0,2 0 0,15-73 0,-3 49 0,3 0 0,2 2 0,4 0 0,37-69 0,-38 89 0,52-74 0,-60 98 0,1 2 0,1 0 0,1 0 0,1 2 0,23-17 0,-35 30 0,0-1 0,1 1 0,0 1 0,0 0 0,0 0 0,0 0 0,1 1 0,18-3 0,-26 6 0,0-1 0,1 1 0,-1 0 0,0 0 0,1 0 0,-1 0 0,0 0 0,0 0 0,1 1 0,-1-1 0,0 1 0,1-1 0,-1 1 0,0 0 0,0 0 0,0 0 0,0 0 0,0 0 0,0 1 0,0-1 0,0 1 0,-1-1 0,1 1 0,0 0 0,-1-1 0,1 1 0,-1 0 0,0 0 0,0 0 0,0 0 0,0 0 0,0 0 0,0 0 0,0 1 0,0-1 0,-1 0 0,0 1 0,1-1 0,-1 0 0,0 0 0,0 5 0,-1-1-76,1 1 1,-1-1-1,0 1 0,-1-1 0,0 0 0,0 1 0,0-1 0,-1 0 1,0 0-1,0-1 0,0 1 0,-1-1 0,0 1 0,0-1 1,0 0-1,-1-1 0,-6 7 0,-29 26-6750</inkml:trace>
+  <inkml:trace contextRef="#ctx0" brushRef="#br0" timeOffset="1072.85">0 1662 24575,'1'3'0,"0"1"0,0-1 0,0 0 0,0 0 0,0 0 0,1 0 0,3 5 0,7 18 0,-5 3 0,-2 0 0,0 0 0,-2 0 0,-1 43 0,-15 120 0,6-119 0,2 90 0,5-152 0,1 1 0,1-1 0,-1 0 0,2 1 0,0-1 0,0 0 0,1-1 0,0 1 0,1 0 0,0-1 0,10 14 0,-7-13 0,1-1 0,0-1 0,1 0 0,-1 0 0,2 0 0,-1-2 0,1 1 0,1-1 0,-1-1 0,13 6 0,27 7 0,0-1 0,1-2 0,1-3 0,55 6 0,495 53-270,6-36-241,-584-35 492,708 25-276,-3-52 239,-707 23 56,170-21 0,-161 18 0,0-1 0,-1-2 0,56-24 0,-75 27 18,-1-1 0,1 0 0,-1 0 0,0-1 0,-1 0 0,0-1 0,0 0 0,-1-1 0,10-13 0,-8 7 48,0 0 0,-1-1 0,-1 0 0,-1-1 0,10-30 0,-5-1 77,-2-1 1,-2-1 0,4-95 0,-10 90-144,-2 1 0,-2-1 0,-17-103 0,15 140 0,-2 1 0,0 0 0,0 0 0,-2 0 0,0 1 0,-2 0 0,1 0 0,-2 1 0,0 1 0,-1-1 0,-1 1 0,0 1 0,-1 0 0,0 1 0,-21-16 0,14 16 0,1 1 0,-2 1 0,0 0 0,-40-13 0,17 11 0,-78-14 0,-134 2 0,-77 23 0,-572 54-103,-6 40-820,401-38-311,263-30-4697</inkml:trace>
+  <inkml:trace contextRef="#ctx0" brushRef="#br0" timeOffset="1977.78">1938 0 24575,'1'2'0,"-1"0"0,1 0 0,-1 0 0,1-1 0,-1 1 0,1 0 0,0-1 0,0 1 0,0 0 0,2 2 0,-2-2 0,1 0 0,-1 0 0,0 1 0,1-1 0,-1 0 0,0 1 0,-1-1 0,1 1 0,1 3 0,-2 42 0,-2-1 0,-1 1 0,-15 68 0,7-48 0,-85 597 0,92-622 0,2-19 0,-1 0 0,0-1 0,-2 1 0,-1-1 0,-1 0 0,-10 24 0,16-46 0,0 1 0,1 0 0,-2-1 0,1 1 0,0 0 0,0-1 0,0 0 0,-1 1 0,1-1 0,-1 0 0,1 1 0,-1-1 0,1 0 0,-1 0 0,0 0 0,1 0 0,-1-1 0,0 1 0,0 0 0,0-1 0,-3 1 0,2-1 0,-1 0 0,1 0 0,0 0 0,-1-1 0,1 0 0,0 1 0,-1-1 0,1 0 0,0-1 0,0 1 0,-5-3 0,-5-5 0,0 0 0,0 0 0,1-1 0,-13-15 0,-14-15 0,-65-60 0,96 97 0,14 15 0,16 19 0,-17-27 17,1 1 0,0-1 0,0-1 0,1 1 0,-1-1 0,1 0 0,-1 0 0,1 0 0,0-1 0,0 0-1,0-1 1,0 0 0,0 0 0,1 0 0,-1-1 0,0 0 0,0 0 0,1-1 0,8-2 0,17-3-454,0-1 1,56-21-1,-75 23 43,81-28-6432</inkml:trace>
+</inkml:ink>
+</file>
+
+<file path=word/ink/ink2.xml><?xml version="1.0" encoding="utf-8"?>
+<inkml:ink xmlns:inkml="http://www.w3.org/2003/InkML">
+  <inkml:definitions>
+    <inkml:context xml:id="ctx0">
+      <inkml:inkSource xml:id="inkSrc0">
+        <inkml:traceFormat>
+          <inkml:channel name="X" type="integer" min="-2.14748E9" max="2.14748E9" units="cm"/>
+          <inkml:channel name="Y" type="integer" min="-2.14748E9" max="2.14748E9" units="cm"/>
+          <inkml:channel name="F" type="integer" max="32767" units="dev"/>
+        </inkml:traceFormat>
+        <inkml:channelProperties>
+          <inkml:channelProperty channel="X" name="resolution" value="1000" units="1/cm"/>
+          <inkml:channelProperty channel="Y" name="resolution" value="1000" units="1/cm"/>
+          <inkml:channelProperty channel="F" name="resolution" value="0" units="1/dev"/>
+        </inkml:channelProperties>
+      </inkml:inkSource>
+      <inkml:timestamp xml:id="ts0" timeString="2026-04-02T16:40:51.899"/>
+    </inkml:context>
+    <inkml:brush xml:id="br0">
+      <inkml:brushProperty name="width" value="0.05" units="cm"/>
+      <inkml:brushProperty name="height" value="0.05" units="cm"/>
+      <inkml:brushProperty name="color" value="#E71224"/>
+    </inkml:brush>
+  </inkml:definitions>
+  <inkml:trace contextRef="#ctx0" brushRef="#br0">4 1 24575,'0'1'0,"0"-1"0,-1 1 0,1 0 0,-1-1 0,1 1 0,0 0 0,0 0 0,-1-1 0,1 1 0,0 0 0,0 0 0,0 0 0,0-1 0,0 1 0,0 0 0,0 0 0,0 0 0,0 0 0,0-1 0,1 1 0,-1 0 0,0 0 0,0-1 0,1 1 0,-1 0 0,1 0 0,-1-1 0,1 1 0,-1-1 0,1 1 0,-1 0 0,1-1 0,-1 1 0,1-1 0,0 1 0,-1-1 0,2 1 0,30 23 0,-25-20 0,56 45 0,61 58 0,-45-36 0,353 276 0,142 128 0,-521-423 0,61 78 0,-145-166 0,-2 1 0,-45-65 0,9-22 0,65 100 0,4 21 0,0 1 0,0-1 0,0 1 0,0 0 0,0-1 0,0 1 0,0-1 0,1 1 0,-1-1 0,0 1 0,0 0 0,1-1 0,-1 1 0,0-1 0,1 1 0,-1 0 0,0-1 0,1 1 0,-1 0 0,0 0 0,1-1 0,-1 1 0,1 0 0,-1 0 0,1-1 0,1 1 0,-1 0 0,1 0 0,0 0 0,-1 1 0,1-1 0,-1 0 0,1 1 0,0-1 0,-1 1 0,1-1 0,-1 1 0,0-1 0,1 1 0,-1 0 0,1 0 0,-1 0 0,0 0 0,0 0 0,0 0 0,1 0 0,0 2 0,16 21 0,-1 0 0,0 1 0,-2 0 0,-1 1 0,13 35 0,-24-55 0,-1 1 0,1 0 0,-1 0 0,0 0 0,-1 0 0,0 0 0,0 0 0,0 1 0,-1-1 0,-1 11 0,1-16 0,0 0 0,-1 1 0,0-1 0,0 0 0,1 0 0,-1 1 0,0-1 0,-1 0 0,1 0 0,0 0 0,-1 0 0,1-1 0,-1 1 0,1 0 0,-1-1 0,0 1 0,0-1 0,0 1 0,0-1 0,0 0 0,0 0 0,0 0 0,0 0 0,0 0 0,0 0 0,-1-1 0,1 1 0,0-1 0,-1 1 0,1-1 0,0 0 0,-1 0 0,1 0 0,0 0 0,-4-1 0,-26-2-1365,0-1-5461</inkml:trace>
+</inkml:ink>
+</file>
+
+<file path=word/ink/ink3.xml><?xml version="1.0" encoding="utf-8"?>
+<inkml:ink xmlns:inkml="http://www.w3.org/2003/InkML">
+  <inkml:definitions>
+    <inkml:context xml:id="ctx0">
+      <inkml:inkSource xml:id="inkSrc0">
+        <inkml:traceFormat>
+          <inkml:channel name="X" type="integer" min="-2.14748E9" max="2.14748E9" units="cm"/>
+          <inkml:channel name="Y" type="integer" min="-2.14748E9" max="2.14748E9" units="cm"/>
+          <inkml:channel name="F" type="integer" max="32767" units="dev"/>
+        </inkml:traceFormat>
+        <inkml:channelProperties>
+          <inkml:channelProperty channel="X" name="resolution" value="1000" units="1/cm"/>
+          <inkml:channelProperty channel="Y" name="resolution" value="1000" units="1/cm"/>
+          <inkml:channelProperty channel="F" name="resolution" value="0" units="1/dev"/>
+        </inkml:channelProperties>
+      </inkml:inkSource>
+      <inkml:timestamp xml:id="ts0" timeString="2026-04-02T16:38:29.324"/>
+    </inkml:context>
+    <inkml:brush xml:id="br0">
+      <inkml:brushProperty name="width" value="0.05" units="cm"/>
+      <inkml:brushProperty name="height" value="0.05" units="cm"/>
+      <inkml:brushProperty name="color" value="#E71224"/>
+    </inkml:brush>
+  </inkml:definitions>
+  <inkml:trace contextRef="#ctx0" brushRef="#br0">0 1 24575,'16'18'0,"-1"1"0,-1 0 0,-1 1 0,-1 0 0,12 27 0,-9-16 0,30 41 0,-22-43 0,1-2 0,1 0 0,2-2 0,1 0 0,0-2 0,2-2 0,1 0 0,0-2 0,41 18 0,26 6 0,192 57 0,114 8 0,206 67 0,-591-168 0,476 190 0,-470-184 0,-1 0 0,0 2 0,-1 1 0,-1 1 0,0 0 0,34 38 0,-33-29 0,-1 2 0,-1 1 0,-2 0 0,29 61 0,13 32 0,-60-117 0,1 0 0,-1 0 0,0 0 0,0 0 0,0 0 0,0 0 0,-1 0 0,0 1 0,-1 5 0,1-10 0,0 0 0,0 0 0,-1 0 0,1 0 0,0 0 0,-1 0 0,1 0 0,0 0 0,-1 0 0,1-1 0,-1 1 0,1 0 0,-1 0 0,0-1 0,1 1 0,-1 0 0,0 0 0,1-1 0,-1 1 0,0-1 0,-1 1 0,1 0 0,-1-1 0,1 0 0,0 0 0,-1 0 0,1 0 0,-1 0 0,1 0 0,-1 0 0,1-1 0,-1 1 0,1 0 0,0-1 0,-1 1 0,1-1 0,0 1 0,-1-1 0,1 0 0,-2-1 0,-57-38 0,-72-62 0,130 101 0,1 1 0,0-1 0,0 0 0,0 0 0,0 0 0,0 1 0,0-1 0,0 0 0,0 0 0,1 0 0,-1 0 0,0-1 0,1 1 0,-1 0 0,0 0 0,1 0 0,0-1 0,-1 1 0,0-2 0,2 2 0,-1 1 0,1-1 0,-1 1 0,1-1 0,0 1 0,-1 0 0,1-1 0,-1 1 0,1 0 0,0-1 0,-1 1 0,1 0 0,0 0 0,-1-1 0,1 1 0,0 0 0,0 0 0,-1 0 0,1 0 0,0 0 0,-1 0 0,1 0 0,0 0 0,0 0 0,54 10 0,-31-3 0,-1 1 0,43 21 0,-59-26 0,-1 0 0,0 1 0,0 0 0,0 0 0,0 1 0,-1 0 0,0 0 0,0 0 0,0 0 0,0 1 0,-1 0 0,0 0 0,0 0 0,3 9 0,-6-11 0,0 1 0,0-1 0,-1 1 0,0-1 0,0 1 0,0-1 0,0 1 0,-1-1 0,1 1 0,-1-1 0,-1 0 0,1 1 0,0-1 0,-4 6 0,4-7 0,-1 1 0,1-1 0,-1 0 0,0 0 0,0 0 0,0 0 0,0 0 0,-1 0 0,1-1 0,-1 1 0,0-1 0,0 0 0,1 1 0,-1-1 0,-1-1 0,1 1 0,0 0 0,-5 1 0,7-3-76,-1 0 1,0 0-1,0 0 0,0 0 0,1-1 0,-1 1 0,0 0 0,0-1 1,0 1-1,1-1 0,-1 0 0,0 1 0,1-1 0,-1 0 1,1 0-1,-1 0 0,-1-2 0,-14-10-6750</inkml:trace>
+  <inkml:trace contextRef="#ctx0" brushRef="#br0" timeOffset="2102.84">3959 470 24575,'1'0'0,"0"0"0,0 0 0,-1 0 0,1 0 0,0 0 0,0 0 0,0 1 0,0-1 0,0 0 0,0 0 0,0 1 0,0-1 0,-1 1 0,1-1 0,0 1 0,0-1 0,-1 1 0,1-1 0,0 1 0,0-1 0,-1 1 0,1 0 0,-1 0 0,1-1 0,-1 1 0,1 0 0,-1 0 0,1 0 0,-1-1 0,0 1 0,1 0 0,-1 0 0,0 0 0,0 0 0,0 0 0,1 0 0,-1 0 0,0 0 0,-1 1 0,1 5 0,-1 0 0,0 0 0,0 0 0,-4 10 0,1-2 0,-15 57 0,-3-1 0,-4 0 0,-58 112 0,-131 189 0,123-221 0,64-104 0,12-17 0,-2-1 0,-40 51 0,46-67 0,7-6 0,0-1 0,0 0 0,-1 0 0,1 0 0,-2-1 0,1 0 0,-1 0 0,-13 7 0,18-11 0,0-1 0,0 0 0,0 0 0,0 0 0,0 0 0,0-1 0,0 1 0,0-1 0,0 1 0,0-1 0,0 1 0,0-1 0,0 0 0,0 0 0,1 0 0,-1 0 0,0 0 0,1-1 0,-1 1 0,1 0 0,-1-1 0,1 1 0,-1-1 0,1 1 0,0-1 0,0 0 0,-1-2 0,-6-8 0,1-1 0,-10-22 0,12 24 0,3 7 0,1 1 0,-1 1 0,1-1 0,-1 0 0,1 0 0,0 0 0,0 0 0,0 0 0,1 0 0,-1 0 0,1 0 0,-1 0 0,1 0 0,0 0 0,1-6 0,-1 9 0,1 0 0,-1-1 0,1 1 0,-1 0 0,1 0 0,-1 0 0,1 0 0,-1 0 0,1 0 0,0 0 0,-1 0 0,1 0 0,-1 0 0,1 0 0,-1 1 0,1-1 0,-1 0 0,1 0 0,-1 0 0,1 1 0,-1-1 0,0 0 0,1 0 0,-1 1 0,1-1 0,-1 1 0,0-1 0,1 0 0,-1 1 0,0-1 0,1 1 0,-1-1 0,0 0 0,1 1 0,-1-1 0,0 2 0,18 20 0,-16-19 0,11 14 0,-4-4 0,1-1 0,0 0 0,1 0 0,14 11 0,-22-21 0,0 1 0,0-1 0,0 0 0,1 0 0,-1-1 0,0 1 0,1-1 0,-1 1 0,1-1 0,-1 0 0,1-1 0,0 1 0,0-1 0,-1 1 0,1-1 0,0 0 0,-1 0 0,1-1 0,0 1 0,0-1 0,-1 0 0,7-2 0,15-9-83,-1-1-1,-1-2 0,-1 0 1,0-1-1,27-26 0,-27 23-779,11-9-5963</inkml:trace>
+</inkml:ink>
+</file>
+
+<file path=word/ink/ink4.xml><?xml version="1.0" encoding="utf-8"?>
+<inkml:ink xmlns:inkml="http://www.w3.org/2003/InkML">
+  <inkml:definitions>
+    <inkml:context xml:id="ctx0">
+      <inkml:inkSource xml:id="inkSrc0">
+        <inkml:traceFormat>
+          <inkml:channel name="X" type="integer" min="-2.14748E9" max="2.14748E9" units="cm"/>
+          <inkml:channel name="Y" type="integer" min="-2.14748E9" max="2.14748E9" units="cm"/>
+          <inkml:channel name="F" type="integer" max="32767" units="dev"/>
+        </inkml:traceFormat>
+        <inkml:channelProperties>
+          <inkml:channelProperty channel="X" name="resolution" value="1000" units="1/cm"/>
+          <inkml:channelProperty channel="Y" name="resolution" value="1000" units="1/cm"/>
+          <inkml:channelProperty channel="F" name="resolution" value="0" units="1/dev"/>
+        </inkml:channelProperties>
+      </inkml:inkSource>
+      <inkml:timestamp xml:id="ts0" timeString="2026-04-02T16:38:23.243"/>
+    </inkml:context>
+    <inkml:brush xml:id="br0">
+      <inkml:brushProperty name="width" value="0.05" units="cm"/>
+      <inkml:brushProperty name="height" value="0.05" units="cm"/>
+      <inkml:brushProperty name="color" value="#E71224"/>
+    </inkml:brush>
+  </inkml:definitions>
+  <inkml:trace contextRef="#ctx0" brushRef="#br0">4376 0 24575,'-3'2'0,"0"-1"0,0 1 0,0 0 0,0 0 0,0 0 0,0 0 0,0 0 0,1 1 0,-1-1 0,-4 7 0,0-2 0,-82 84 0,16-14 0,-3-4 0,-92 68 0,102-97 0,-1-2 0,-3-4 0,-1-2 0,-2-4 0,-1-3 0,-1-3 0,-1-3 0,-99 16 0,-380 47 0,119-21 0,247-30 0,-238 33 0,349-61 0,0-3 0,-1-3 0,-117-14 0,94-3 0,43 5 0,0 3 0,-1 3 0,-104 3 0,146 3 0,1 1 0,0 1 0,0 1 0,1 0 0,-1 1 0,1 1 0,0 0 0,0 2 0,1-1 0,0 2 0,0 0 0,1 1 0,0 0 0,1 1 0,0 1 0,0 0 0,-17 22 0,-16 36 0,35-51 0,-1 0 0,-1-1 0,-1 0 0,-22 22 0,34-39 0,1 1 0,-1-1 0,0 0 0,0 0 0,0 0 0,0 0 0,0 0 0,0 0 0,0 0 0,-1-1 0,1 1 0,0-1 0,0 1 0,0-1 0,-1 0 0,1 0 0,0 0 0,0 0 0,-1-1 0,1 1 0,0 0 0,0-1 0,0 0 0,0 1 0,-4-3 0,3 2 0,0 0 0,-1 0 0,1 0 0,-1 1 0,1-1 0,-1 1 0,1 0 0,-1 0 0,-5 0 0,9 0 0,0 0 0,-1 0 0,1 0 0,0 0 0,0 0 0,-1 0 0,1 1 0,0-1 0,0 0 0,0 0 0,-1 0 0,1 0 0,0 0 0,0 0 0,-1 0 0,1 0 0,0 1 0,0-1 0,0 0 0,-1 0 0,1 0 0,0 0 0,0 1 0,0-1 0,0 0 0,-1 0 0,1 0 0,0 1 0,0-1 0,0 0 0,0 0 0,0 1 0,0-1 0,0 0 0,0 0 0,0 1 0,0-1 0,0 0 0,0 1 0,7 9 0,16 6 0,-3-6-455,1-1 0,23 6 0,-6-3-6371</inkml:trace>
+  <inkml:trace contextRef="#ctx0" brushRef="#br0" timeOffset="1036.73">0 1073 24575,'2'5'0,"-1"0"0,1 1 0,0-1 0,0 0 0,1 0 0,0 0 0,-1-1 0,5 6 0,3 6 0,3 9 0,-3-5 0,1 0 0,1 0 0,15 19 0,-23-34 0,1 0 0,0 0 0,0 0 0,0 0 0,1-1 0,0 0 0,-1 0 0,1-1 0,1 1 0,-1-1 0,0-1 0,1 1 0,0-1 0,9 2 0,-2-2 17,0-1 0,0 0 1,0-1-1,0-1 0,0 0 0,18-5 0,80-23-1502,-59 12-5341</inkml:trace>
+</inkml:ink>
+</file>
+
+<file path=word/ink/ink5.xml><?xml version="1.0" encoding="utf-8"?>
+<inkml:ink xmlns:inkml="http://www.w3.org/2003/InkML">
+  <inkml:definitions>
+    <inkml:context xml:id="ctx0">
+      <inkml:inkSource xml:id="inkSrc0">
+        <inkml:traceFormat>
+          <inkml:channel name="X" type="integer" min="-2.14748E9" max="2.14748E9" units="cm"/>
+          <inkml:channel name="Y" type="integer" min="-2.14748E9" max="2.14748E9" units="cm"/>
+          <inkml:channel name="F" type="integer" max="32767" units="dev"/>
+        </inkml:traceFormat>
+        <inkml:channelProperties>
+          <inkml:channelProperty channel="X" name="resolution" value="1000" units="1/cm"/>
+          <inkml:channelProperty channel="Y" name="resolution" value="1000" units="1/cm"/>
+          <inkml:channelProperty channel="F" name="resolution" value="0" units="1/dev"/>
+        </inkml:channelProperties>
+      </inkml:inkSource>
+      <inkml:timestamp xml:id="ts0" timeString="2026-04-02T16:42:03.074"/>
+    </inkml:context>
+    <inkml:brush xml:id="br0">
+      <inkml:brushProperty name="width" value="0.05" units="cm"/>
+      <inkml:brushProperty name="height" value="0.05" units="cm"/>
+      <inkml:brushProperty name="color" value="#E71224"/>
+    </inkml:brush>
+  </inkml:definitions>
+  <inkml:trace contextRef="#ctx0" brushRef="#br0">1 373 24575,'0'0'0,"0"0"0,0 0 0,0 1 0,0-1 0,0 0 0,0 0 0,0 0 0,0 0 0,0 0 0,0 0 0,0 1 0,0-1 0,0 0 0,0 0 0,0 0 0,0 0 0,0 0 0,0 0 0,1 0 0,-1 1 0,0-1 0,0 0 0,0 0 0,0 0 0,0 0 0,0 0 0,0 0 0,1 0 0,-1 0 0,0 0 0,0 0 0,0 0 0,0 0 0,0 0 0,0 0 0,1 0 0,-1 0 0,0 0 0,0 0 0,0 0 0,0 0 0,0 0 0,0 0 0,1 0 0,-1 0 0,0 0 0,0 0 0,0 0 0,11-6 0,14-11 0,-21 13 0,14-8 0,1 0 0,0 1 0,1 1 0,32-11 0,88-22 0,-121 38 0,587-110 0,-480 96 0,531-65 0,-499 72 0,-1 8 0,190 18 0,93 42 0,48 5 0,-159-36 0,454 54 0,-642-56 0,-1 7 0,-2 5 0,202 80 0,-82 3 0,456 283 0,-520-269 0,-6 8 0,-7 8 0,175 183 0,-221-188 0,-7 5 0,-6 6 0,128 210 0,-174-234 0,92 216 0,13 156 0,-143-367 0,34 239 0,-32 146 0,-38-433 0,-4-1 0,-3 1 0,-5-1 0,-37 159 0,34-199 0,-3-1 0,-1 0 0,-1-1 0,-3-2 0,-2 0 0,-1-1 0,-3-1 0,-1-1 0,-1-2 0,-52 50 0,12-27 0,-3-3 0,-1-3 0,-4-3 0,-1-4 0,-2-3 0,-3-4 0,-172 58 0,209-84 0,1-1 0,-53 6 0,77-17 0,0 0 0,0-1 0,0-2 0,-1 0 0,1-1 0,0-1 0,-22-6 0,-42-17 0,2-3 0,-98-50 0,169 73 0,0 0 0,1 0 0,0-1 0,0-1 0,0 0 0,-14-14 0,23 20 0,0 0 0,0 0 0,1-1 0,-1 1 0,1 0 0,-1-1 0,1 1 0,0-1 0,0 1 0,0-1 0,0 1 0,0-1 0,1 0 0,-1 1 0,1-1 0,0 0 0,0 0 0,0 1 0,0-1 0,0 0 0,0 0 0,1 1 0,0-1 0,-1 0 0,1 1 0,0-1 0,0 1 0,0-1 0,1 1 0,-1-1 0,1 1 0,-1 0 0,1-1 0,0 1 0,-1 0 0,1 0 0,4-2 0,1-3 0,0 0 0,1 0 0,0 1 0,1 0 0,12-7 0,-18 11 0,-1 1 0,1 0 0,0 0 0,-1 0 0,1 0 0,0 0 0,0 0 0,-1 1 0,1-1 0,0 1 0,0 0 0,0 0 0,0 0 0,0 0 0,-1 1 0,1-1 0,0 1 0,0 0 0,0-1 0,-1 1 0,1 0 0,0 1 0,-1-1 0,3 2 0,-4-2 0,0 0 0,0 0 0,0 0 0,0 0 0,0 1 0,-1-1 0,1 0 0,0 0 0,-1 1 0,1-1 0,-1 0 0,0 1 0,1-1 0,-1 0 0,0 1 0,0-1 0,0 1 0,0-1 0,0 1 0,0-1 0,0 0 0,0 1 0,0-1 0,-1 1 0,1-1 0,-1 0 0,1 1 0,-2 1 0,-22 41 0,19-35 0,-21 32 0,16-27 0,0 1 0,2 0 0,-12 26 0,18-35 0,0 0 0,1 0 0,0 1 0,0-1 0,0 0 0,0 1 0,1-1 0,0 1 0,1-1 0,0 1 0,-1-1 0,2 0 0,2 10 0,2-3-114,0-1 1,0 0-1,1 0 0,1 0 0,0-1 1,0 0-1,1-1 0,1 0 0,0 0 1,0-1-1,20 14 0,35 24-6712</inkml:trace>
+</inkml:ink>
+</file>
+
+<file path=word/ink/ink6.xml><?xml version="1.0" encoding="utf-8"?>
+<inkml:ink xmlns:inkml="http://www.w3.org/2003/InkML">
+  <inkml:definitions>
+    <inkml:context xml:id="ctx0">
+      <inkml:inkSource xml:id="inkSrc0">
+        <inkml:traceFormat>
+          <inkml:channel name="X" type="integer" min="-2.14748E9" max="2.14748E9" units="cm"/>
+          <inkml:channel name="Y" type="integer" min="-2.14748E9" max="2.14748E9" units="cm"/>
+          <inkml:channel name="F" type="integer" max="32767" units="dev"/>
+        </inkml:traceFormat>
+        <inkml:channelProperties>
+          <inkml:channelProperty channel="X" name="resolution" value="1000" units="1/cm"/>
+          <inkml:channelProperty channel="Y" name="resolution" value="1000" units="1/cm"/>
+          <inkml:channelProperty channel="F" name="resolution" value="0" units="1/dev"/>
+        </inkml:channelProperties>
+      </inkml:inkSource>
+      <inkml:timestamp xml:id="ts0" timeString="2026-04-02T16:38:07.277"/>
+    </inkml:context>
+    <inkml:brush xml:id="br0">
+      <inkml:brushProperty name="width" value="0.05" units="cm"/>
+      <inkml:brushProperty name="height" value="0.05" units="cm"/>
+      <inkml:brushProperty name="color" value="#E71224"/>
+    </inkml:brush>
+  </inkml:definitions>
+  <inkml:trace contextRef="#ctx0" brushRef="#br0">248 1991 24575,'9'-1'0,"0"0"0,-1 0 0,1-1 0,0-1 0,0 0 0,-1 0 0,0 0 0,1-1 0,-1 0 0,-1-1 0,1 0 0,8-6 0,13-13 0,41-41 0,-45 40 0,204-218 0,-195 201 0,-3-2 0,-1-1 0,-2-1 0,24-56 0,-46 87 0,0 0 0,-1-1 0,-1 0 0,0 0 0,2-25 0,-6 33 0,1 0 0,-1 0 0,0 0 0,-1 0 0,0 0 0,0 1 0,-1-1 0,0 0 0,0 1 0,-1-1 0,0 1 0,0 0 0,-6-10 0,8 15 0,0 1 0,0-1 0,0 1 0,-1-1 0,1 1 0,0-1 0,-1 1 0,1 0 0,-1 0 0,1 0 0,-1 0 0,1 0 0,-1 0 0,0 0 0,1 0 0,-1 1 0,0-1 0,0 1 0,0-1 0,1 1 0,-4-1 0,2 2 0,0-1 0,1 1 0,-1-1 0,1 1 0,-1 0 0,0 0 0,1 0 0,-1 0 0,1 1 0,0-1 0,-1 1 0,1-1 0,-2 3 0,-6 5 0,0 1 0,1 0 0,1 1 0,-13 18 0,4-1 0,2 1 0,0 0 0,2 1 0,2 1 0,0 0 0,2 0 0,-7 49 0,12-58 0,1 0 0,2 0 0,0 0 0,1 0 0,2 0 0,0 0 0,1 0 0,1 0 0,1 0 0,1-1 0,17 40 0,-20-55 0,0 0 0,0-1 0,1 0 0,-1 1 0,1-1 0,0-1 0,0 1 0,1-1 0,-1 1 0,1-1 0,0 0 0,0-1 0,7 5 0,-8-7 0,0 0 0,0 1 0,0-1 0,0 0 0,0-1 0,0 1 0,0-1 0,0 0 0,0 0 0,1 0 0,-1-1 0,0 1 0,0-1 0,0 0 0,0 0 0,0 0 0,0-1 0,-1 1 0,1-1 0,0 0 0,3-3 0,10-5 0,-1-2 0,-1 0 0,0-1 0,-1 0 0,0-1 0,17-22 0,-23 26 0,0-1 0,-1 0 0,0 0 0,-1-1 0,0 0 0,-1 0 0,0 0 0,-1-1 0,0 1 0,2-21 0,-5 32 0,-1 0 0,0 1 0,0-1 0,0 0 0,1 0 0,-1 0 0,0 0 0,0 0 0,0 0 0,0 0 0,0 0 0,-1 0 0,1 0 0,0 0 0,0 0 0,-1 0 0,1 1 0,0-1 0,-1 0 0,1 0 0,-1 0 0,1 0 0,-1 1 0,0-1 0,1 0 0,-1 1 0,0-1 0,1 0 0,-2 0 0,0 1 0,1 0 0,0 1 0,0-1 0,0 0 0,0 1 0,0-1 0,0 1 0,0-1 0,0 1 0,0 0 0,0-1 0,1 1 0,-1 0 0,0 0 0,0-1 0,0 1 0,1 0 0,-1 0 0,1 0 0,-1 0 0,1 0 0,-1 0 0,1 0 0,-1 0 0,1 1 0,-4 8 0,1-1 0,0 1 0,0 0 0,1 0 0,1 0 0,-1 0 0,2 0 0,-1 0 0,2 0 0,1 15 0,0-12 0,0 0 0,1-1 0,0 1 0,1-1 0,0 1 0,1-1 0,11 19 0,-15-29 0,0 0 0,-1 0 0,2-1 0,-1 1 0,0 0 0,0 0 0,1-1 0,-1 1 0,1-1 0,-1 1 0,1-1 0,-1 0 0,1 1 0,0-1 0,0 0 0,0 0 0,0 0 0,-1-1 0,1 1 0,1 0 0,-1-1 0,0 1 0,0-1 0,0 0 0,0 1 0,0-1 0,0 0 0,0 0 0,0-1 0,0 1 0,1 0 0,-1-1 0,0 1 0,0-1 0,0 0 0,0 1 0,0-1 0,-1 0 0,1 0 0,0-1 0,3-1 0,2-3 0,0-1 0,0 1 0,0-1 0,-1 0 0,-1-1 0,1 0 0,-1 0 0,5-10 0,-5 7 0,0 0 0,0 0 0,-2 0 0,1-1 0,-1 0 0,1-16 0,-3 22 0,-1 0 0,1-1 0,-1 1 0,-1-1 0,1 1 0,-1-1 0,0 1 0,-1 0 0,0-1 0,0 1 0,0 0 0,0 0 0,-5-7 0,6 11 0,0 1 0,0-1 0,0 1 0,0-1 0,0 1 0,0 0 0,0-1 0,0 1 0,0 0 0,-1 0 0,1 0 0,0 0 0,-1 0 0,1 0 0,-1 0 0,1 0 0,-1 0 0,0 1 0,1-1 0,-1 1 0,0-1 0,1 1 0,-1 0 0,0-1 0,0 1 0,1 0 0,-1 0 0,0 0 0,0 1 0,1-1 0,-1 0 0,0 1 0,1-1 0,-1 1 0,0-1 0,1 1 0,-1 0 0,1 0 0,-1 0 0,1 0 0,-1 0 0,1 0 0,-3 2 0,0 1 0,0 1 0,0-1 0,0 1 0,0-1 0,1 1 0,0 1 0,0-1 0,0 0 0,1 0 0,-1 1 0,-2 11 0,4-11 0,0 0 0,0 0 0,1 0 0,0 0 0,0 1 0,0-1 0,1 0 0,0 0 0,0 0 0,1 0 0,-1 0 0,1-1 0,1 1 0,-1 0 0,1-1 0,0 0 0,0 1 0,0-1 0,1 0 0,0-1 0,0 1 0,0-1 0,1 1 0,5 4 0,-2-4 0,-1 0 0,1-1 0,0 0 0,0 0 0,0-1 0,0 1 0,1-2 0,-1 1 0,1-1 0,0-1 0,-1 0 0,1 0 0,0 0 0,0-1 0,0-1 0,11-1 0,2-2 0,-1-1 0,1-1 0,-1-1 0,0-1 0,36-20 0,-42 20 0,-1-1 0,-1 0 0,0-1 0,0 0 0,0-1 0,-2 0 0,1-1 0,15-22 0,-25 31 0,0 0 0,0 0 0,-1-1 0,1 1 0,-1 0 0,0 0 0,0-1 0,0 1 0,0-1 0,-1 1 0,1-1 0,-1 1 0,0-1 0,-1-5 0,1 8 0,0 0 0,0 0 0,0 0 0,-1 0 0,1 1 0,0-1 0,-1 0 0,1 0 0,-1 1 0,1-1 0,-1 0 0,1 1 0,-1-1 0,1 0 0,-1 1 0,0-1 0,1 1 0,-1-1 0,0 1 0,0-1 0,1 1 0,-1 0 0,-1-1 0,-1 1 0,1-1 0,0 1 0,0 0 0,0 0 0,0 1 0,0-1 0,0 0 0,-1 1 0,1-1 0,0 1 0,0 0 0,0-1 0,-3 3 0,-12 7 0,1 1 0,0 0 0,1 1 0,0 0 0,1 1 0,0 1 0,1 0 0,1 1 0,0 1 0,1 0 0,1 0 0,-16 33 0,24-41 0,-1 1 0,1-1 0,0 1 0,1-1 0,0 1 0,1 0 0,0 8 0,0-15 0,0 1 0,0-1 0,0 0 0,1 0 0,-1 0 0,1 1 0,0-1 0,-1 0 0,1 0 0,0 0 0,0 0 0,0 0 0,1 0 0,0 1 0,0-2 0,-1 0 0,0 0 0,0-1 0,0 1 0,0 0 0,1-1 0,-1 1 0,0-1 0,1 0 0,-1 1 0,0-1 0,1 0 0,-1 0 0,0 0 0,1 0 0,-1 0 0,0 0 0,1 0 0,-1 0 0,0-1 0,1 1 0,-1 0 0,0-1 0,1 1 0,1-2 0,2 0 0,0-1 0,0 0 0,1-1 0,-2 1 0,1-1 0,0 0 0,-1 0 0,0 0 0,0-1 0,0 1 0,0-1 0,-1 0 0,0 0 0,0-1 0,0 1 0,3-10 0,-3 7 0,0 0 0,0-1 0,-1 1 0,0-1 0,-1 0 0,0 1 0,-1-1 0,1 0 0,-1 0 0,-3-14 0,5 28 0,0 0 0,0-1 0,1 1 0,-1 0 0,1-1 0,0 1 0,1-1 0,6 7 0,36 34 0,-34-35 0,1 0 0,-1-1 0,2 0 0,-1-1 0,1-1 0,0 0 0,0-1 0,1-1 0,0 0 0,0-1 0,0-1 0,1 0 0,-1-1 0,1 0 0,-1-1 0,1-1 0,0-1 0,-1 0 0,1-1 0,-1-1 0,0 0 0,1-1 0,-1-1 0,-1 0 0,1-1 0,-1 0 0,0-1 0,0-1 0,-1-1 0,21-16 0,-28 20 0,-1-1 0,1 0 0,-1 0 0,7-11 0,-11 16 0,0-1 0,0 1 0,0-1 0,0 1 0,0-1 0,0 0 0,-1 0 0,1 1 0,0-1 0,-1 0 0,0 0 0,1 0 0,-1 0 0,0 0 0,0 1 0,0-1 0,0 0 0,-1 0 0,1 0 0,0 0 0,-1 0 0,1 1 0,-1-1 0,-1-2 0,1 3 0,0 0 0,0 0 0,0 0 0,0 1 0,0-1 0,0 0 0,0 1 0,0-1 0,0 0 0,0 1 0,-1 0 0,1-1 0,0 1 0,0 0 0,-1-1 0,1 1 0,0 0 0,0 0 0,-1 0 0,1 0 0,0 0 0,0 1 0,-1-1 0,1 0 0,0 1 0,0-1 0,-1 0 0,0 2 0,-36 16 0,28-11 0,1 0 0,0 0 0,1 0 0,0 1 0,-9 11 0,14-16 0,0 1 0,1-1 0,-1 1 0,1-1 0,0 1 0,0 0 0,0 0 0,0 0 0,1 0 0,-1 0 0,1 0 0,0 1 0,1-1 0,-1 0 0,1 1 0,0 6 0,0-10 0,0-1 0,0 0 0,0 1 0,0-1 0,0 0 0,0 1 0,1-1 0,-1 0 0,0 1 0,0-1 0,0 0 0,1 1 0,-1-1 0,0 0 0,0 1 0,1-1 0,-1 0 0,0 0 0,0 1 0,1-1 0,-1 0 0,0 0 0,1 0 0,-1 1 0,0-1 0,1 0 0,-1 0 0,1 0 0,-1 0 0,0 0 0,1 0 0,-1 0 0,0 0 0,1 0 0,-1 0 0,1 0 0,-1 0 0,0 0 0,1 0 0,-1 0 0,0 0 0,1 0 0,-1-1 0,0 1 0,1 0 0,-1 0 0,0 0 0,1-1 0,-1 1 0,0 0 0,1 0 0,-1-1 0,0 1 0,0 0 0,1 0 0,-1-1 0,19-17 0,7-17 0,-1 0 0,-2-2 0,-2 0 0,20-46 0,-35 70 0,-1 1 0,0-1 0,0 0 0,-1 0 0,-1 0 0,0 0 0,-1-1 0,0-23 0,-4 27 0,-2 10 0,-5 17 0,4 11-132,2 1-1,0 0 0,3 56 1,1-60-703,0 48-5991</inkml:trace>
+  <inkml:trace contextRef="#ctx0" brushRef="#br0" timeOffset="1634.05">242 1167 24575,'0'-1'0,"-1"1"0,0-1 0,1 0 0,-1 1 0,0-1 0,0 0 0,1 1 0,-1-1 0,0 1 0,0-1 0,0 1 0,0 0 0,1-1 0,-1 1 0,0 0 0,0 0 0,0-1 0,0 1 0,0 0 0,0 0 0,0 0 0,0 0 0,0 0 0,0 0 0,0 1 0,0-1 0,0 0 0,0 0 0,1 1 0,-1-1 0,0 0 0,0 1 0,0-1 0,0 1 0,1-1 0,-1 1 0,0 0 0,0-1 0,1 1 0,-1 0 0,0-1 0,1 1 0,-1 0 0,1 0 0,-1-1 0,1 1 0,-1 0 0,1 0 0,0 0 0,-1 0 0,1 1 0,-5 9 0,1 0 0,0 1 0,-2 16 0,3-19 0,-127 708 0,118-643 0,3-15 0,-3 11 0,3 0 0,0 91 0,9-153 0,1-1 0,-1 1 0,1 0 0,1 0 0,2 9 0,-3-15 0,0 0 0,0 0 0,-1 0 0,1 0 0,0 0 0,1-1 0,-1 1 0,0-1 0,0 1 0,1 0 0,-1-1 0,1 0 0,-1 1 0,1-1 0,0 0 0,-1 0 0,1 0 0,0 0 0,0 0 0,0 0 0,-1-1 0,1 1 0,0-1 0,4 1 0,10 0 0,-1 0 0,1-2 0,24-3 0,11 0 0,363 13 0,1 34 0,-274-27 0,-3-1 0,552 44 0,-669-58 0,-1-1 0,1-1 0,22-4 0,-36 3 0,0 0 0,0 0 0,-1 0 0,1-1 0,-1 0 0,0 0 0,1-1 0,-1 1 0,-1-1 0,1-1 0,-1 1 0,8-8 0,5-10 0,-1 0 0,0-1 0,-2-1 0,-1 0 0,-1-1 0,-1-1 0,-1 1 0,-1-2 0,9-41 0,-1-16 0,14-152 0,-32 232 0,14-237 0,-15 213 0,0-1 0,-2 1 0,-1-1 0,-1 1 0,-2 0 0,-13-39 0,14 55 0,0 0 0,-1 1 0,0-1 0,-1 2 0,0-1 0,-1 1 0,0 0 0,-1 1 0,1 0 0,-2 0 0,1 1 0,-1 1 0,-1 0 0,1 0 0,-1 1 0,-20-7 0,-11-2 0,0 2 0,-1 2 0,-69-9 0,-369-20-13,-6 36 103,-5 0-1532,380-1-5384</inkml:trace>
+  <inkml:trace contextRef="#ctx0" brushRef="#br0" timeOffset="4348.82">3227 1993 24575,'3'0'0,"0"0"0,0 0 0,0-1 0,0 0 0,1 1 0,-1-1 0,0 0 0,0 0 0,0-1 0,-1 1 0,1-1 0,0 1 0,0-1 0,3-3 0,2 0 0,52-32 0,-3-2 0,-1-2 0,-3-3 0,-1-3 0,71-82 0,-123 129 0,28-30 0,31-47 0,-53 69 0,0-1 0,-1-1 0,0 1 0,0-1 0,-1 1 0,-1-1 0,1 0 0,-2-1 0,1 1 0,1-18 0,-4 23 0,-1 0 0,1 0 0,-1 0 0,1 0 0,-1 1 0,-1-1 0,1 0 0,-1 1 0,1-1 0,-2 1 0,1-1 0,0 1 0,-1 0 0,0 0 0,1 0 0,-2 0 0,1 1 0,0-1 0,-1 1 0,0 0 0,1 0 0,-1 0 0,0 0 0,-1 1 0,1 0 0,0 0 0,-1 0 0,1 0 0,-1 0 0,0 1 0,0 0 0,-5-1 0,3 1 0,-1 0 0,1 0 0,0 1 0,-1 0 0,1 0 0,-1 0 0,1 1 0,0 0 0,-1 1 0,1 0 0,0 0 0,0 0 0,0 1 0,0 0 0,1 0 0,-1 1 0,1 0 0,0 0 0,0 0 0,-9 10 0,8-7 0,1 2 0,0-1 0,1 1 0,0-1 0,0 1 0,1 1 0,0-1 0,1 1 0,0-1 0,0 1 0,1 0 0,0 0 0,1 0 0,0 1 0,1-1 0,0 0 0,0 0 0,1 0 0,1 0 0,-1 0 0,2 0 0,-1 0 0,9 18 0,-3-7 0,2-1 0,1 0 0,0-1 0,1 0 0,1-1 0,1 0 0,1-1 0,0-1 0,34 29 0,-30-30 0,1-2 0,1 0 0,0 0 0,1-2 0,0-1 0,1-1 0,0-1 0,1 0 0,-1-2 0,48 6 0,-54-10 0,-1-1 0,1-1 0,-1 0 0,1-2 0,-1 0 0,1 0 0,-1-2 0,0 0 0,0 0 0,0-2 0,-1 0 0,0-1 0,0 0 0,-1-1 0,1-1 0,24-20 0,-34 24 0,1 0 0,-2 0 0,1-1 0,0 1 0,-1-1 0,0 0 0,-1 0 0,1 0 0,-1-1 0,0 1 0,-1-1 0,4-12 0,-5 15 0,-1 1 0,0-1 0,1 1 0,-1-1 0,0 1 0,-1-1 0,1 1 0,-1-1 0,1 1 0,-1 0 0,0-1 0,0 1 0,-1 0 0,1 0 0,-1 0 0,1 0 0,-1 0 0,0 0 0,0 0 0,0 0 0,-1 1 0,1-1 0,-1 1 0,1-1 0,-1 1 0,0 0 0,-5-3 0,2 2 0,0 1 0,0-1 0,0 1 0,-1 1 0,1-1 0,0 1 0,-1 0 0,1 0 0,-1 1 0,1 0 0,-1 0 0,1 0 0,-1 1 0,1 0 0,-1 1 0,1-1 0,0 1 0,0 0 0,0 0 0,0 1 0,0 0 0,0 0 0,1 1 0,-1-1 0,1 1 0,0 0 0,0 1 0,-5 6 0,5-7 0,1 0 0,0 0 0,0 1 0,0-1 0,1 1 0,0 0 0,0 1 0,0-1 0,0 0 0,1 1 0,0-1 0,0 1 0,0 0 0,1 0 0,0-1 0,0 1 0,1 0 0,-1 0 0,1 0 0,0 0 0,1 0 0,0 0 0,0 0 0,0 0 0,0 0 0,1-1 0,0 1 0,0 0 0,1-1 0,0 0 0,3 6 0,-1-4 0,1 0 0,0 0 0,0-1 0,1 1 0,0-1 0,0-1 0,1 0 0,-1 0 0,1 0 0,0-1 0,0 0 0,1 0 0,-1-1 0,1 0 0,0-1 0,0 1 0,-1-2 0,14 2 0,-20-3 0,-1 0 0,1 0 0,0 0 0,-1 0 0,1 0 0,-1-1 0,1 1 0,-1 0 0,1-1 0,0 1 0,-1-1 0,0 0 0,1 1 0,-1-1 0,1 0 0,-1 0 0,0 0 0,1 0 0,0-2 0,-1 2 0,0 0 0,-1 0 0,0 0 0,1 0 0,-1 0 0,0-1 0,1 1 0,-1 0 0,0 0 0,0-1 0,0 1 0,0 0 0,0 0 0,0 0 0,0-1 0,0 1 0,-1 0 0,1 0 0,-1-2 0,-1-2 0,-1-1 0,0 1 0,1 0 0,-2 0 0,1 0 0,-1 1 0,1-1 0,-9-7 0,8 9 0,1 0 0,-1 0 0,1 0 0,-1 0 0,0 1 0,0 0 0,-1 0 0,1 0 0,0 0 0,0 1 0,-7-2 0,11 3 0,0 0 0,0 0 0,0 0 0,1 1 0,-1-1 0,0 0 0,0 0 0,0 0 0,0 0 0,0 1 0,0-1 0,0 0 0,0 0 0,0 0 0,0 1 0,0-1 0,0 0 0,0 0 0,0 0 0,0 1 0,0-1 0,0 0 0,0 0 0,0 0 0,0 0 0,0 1 0,0-1 0,0 0 0,0 0 0,0 0 0,0 1 0,0-1 0,0 0 0,0 0 0,-1 0 0,1 0 0,0 0 0,0 1 0,0-1 0,0 0 0,0 0 0,-1 0 0,1 0 0,0 0 0,0 0 0,0 0 0,0 1 0,-1-1 0,1 0 0,0 0 0,0 0 0,0 0 0,0 0 0,-1 0 0,1 0 0,0 0 0,0 0 0,0 0 0,-1 0 0,1 0 0,0 0 0,0 0 0,0 0 0,-1-1 0,1 1 0,0 0 0,13 12 0,5-3 0,-1 0 0,2-2 0,-1 0 0,1-1 0,0-1 0,0 0 0,22 1 0,-2-1 0,0-3 0,63-3 0,-76-1 0,0-1 0,32-8 0,-49 8 0,1 1 0,-1-1 0,0-1 0,1 0 0,-2 0 0,1-1 0,0 0 0,-1-1 0,8-6 0,-14 10 0,0-1 0,0 1 0,0 0 0,0-1 0,0 0 0,-1 1 0,1-1 0,-1 0 0,1 0 0,-1 0 0,0 0 0,0 0 0,-1 0 0,1 0 0,-1 0 0,1 0 0,-1 0 0,0 0 0,0-1 0,0 1 0,-1 0 0,1 0 0,-1 0 0,0 0 0,1 0 0,-1 0 0,-1 0 0,1 0 0,-3-5 0,2 5 0,0 0 0,1 1 0,-1-1 0,0 0 0,-1 1 0,1-1 0,0 1 0,-1 0 0,1 0 0,-1 0 0,0 0 0,0 0 0,0 1 0,1-1 0,-2 1 0,1 0 0,0 0 0,0 0 0,0 0 0,0 0 0,-1 1 0,1-1 0,0 1 0,-1 0 0,1 0 0,0 0 0,-1 1 0,-2 0 0,2-1 0,1 1 0,-1 0 0,1 1 0,0-1 0,-1 1 0,1-1 0,0 1 0,0 0 0,0 0 0,0 0 0,1 1 0,-1-1 0,0 0 0,1 1 0,0 0 0,-1 0 0,1 0 0,0 0 0,1 0 0,-1 0 0,-2 6 0,3-6 0,1 0 0,-1 0 0,1 0 0,0 0 0,0 0 0,0 0 0,0 0 0,0 0 0,1 0 0,0 0 0,-1-1 0,1 1 0,0 0 0,0 0 0,0 0 0,1-1 0,-1 1 0,1-1 0,-1 1 0,1-1 0,0 1 0,0-1 0,0 0 0,0 0 0,0 0 0,5 2 0,0 2 0,0-2 0,1 1 0,-1-1 0,1-1 0,13 5 0,-18-7 0,1 0 0,-1 0 0,0 0 0,0-1 0,0 0 0,1 0 0,-1 0 0,5 0 0,-7-1 0,1 1 0,-1 0 0,0-1 0,0 1 0,1-1 0,-1 1 0,0-1 0,0 1 0,0-1 0,0 0 0,0 0 0,0 1 0,0-1 0,0 0 0,0 0 0,0 0 0,0 0 0,-1 0 0,1 0 0,0-1 0,0 0 0,1-16 0,-1 11 0,11 17 0,1 0 0,0 0 0,1 0 0,-1-2 0,2 0 0,-1 0 0,1-1 0,0-1 0,1 0 0,-1-1 0,1-1 0,0-1 0,0 0 0,1-1 0,-1 0 0,33-2 0,-17-3 0,0 0 0,0-2 0,0-1 0,0-2 0,-1-1 0,0-1 0,33-17 0,-59 25 0,54-29 0,-54 29 0,-1-1 0,1-1 0,-1 1 0,0 0 0,0-1 0,0 0 0,-1 0 0,1 0 0,4-8 0,-8 12 0,1-1 0,0 0 0,-1 0 0,1 1 0,-1-1 0,0 0 0,1 0 0,-1 1 0,0-1 0,1 0 0,-1 0 0,0 0 0,0 0 0,0 0 0,1 0 0,-1 1 0,0-1 0,0 0 0,-1 0 0,1 0 0,0 0 0,0 0 0,0 0 0,0 0 0,-1 1 0,1-1 0,0 0 0,-1 0 0,0-1 0,0 2 0,-1-1 0,1 0 0,0 1 0,-1 0 0,1-1 0,0 1 0,-1 0 0,1-1 0,-1 1 0,1 0 0,-1 0 0,1 0 0,0 0 0,-1 0 0,-2 1 0,-7 1 0,0 1 0,1 0 0,-13 5 0,-63 33 0,78-36 0,0 0 0,1 0 0,-1 1 0,1 0 0,0 0 0,1 0 0,0 1 0,-7 8 0,12-14 0,1 0 0,-1 0 0,0 0 0,1 0 0,-1 1 0,1-1 0,-1 0 0,1 0 0,-1 0 0,1 1 0,0-1 0,-1 0 0,1 0 0,0 1 0,0 1 0,0-3 0,1 1 0,-1-1 0,0 1 0,0-1 0,0 1 0,1-1 0,-1 1 0,0-1 0,1 0 0,-1 1 0,0-1 0,1 0 0,-1 1 0,0-1 0,1 0 0,-1 1 0,1-1 0,-1 0 0,0 0 0,1 0 0,-1 1 0,1-1 0,-1 0 0,1 0 0,-1 0 0,2 0 0,0 0 0,1 0 0,-1 0 0,0 0 0,1 0 0,-1-1 0,1 1 0,-1-1 0,1 0 0,-1 0 0,0 0 0,0 0 0,1 0 0,-1 0 0,3-3 0,7-6 0,-2-1 0,1 0 0,-2 0 0,1-1 0,-2 0 0,1-1 0,12-26 0,-3-2 0,19-59 0,-33 87 0,28-96 0,-28 94 0,-2 0 0,1 0 0,-2 0 0,0 0 0,-2-21 0,11 71 0,1 0 0,2 0 0,21 39 0,51 81-1365,-37-77-5461</inkml:trace>
+  <inkml:trace contextRef="#ctx0" brushRef="#br0" timeOffset="5003.7">3214 1289 24575,'-1'0'0,"1"-1"0,0 1 0,-1-1 0,1 1 0,0-1 0,-1 1 0,1 0 0,-1-1 0,1 1 0,0-1 0,-1 1 0,1 0 0,-1-1 0,0 1 0,1 0 0,-1 0 0,1 0 0,-1-1 0,1 1 0,-1 0 0,0 0 0,1 0 0,-1 0 0,1 0 0,-1 0 0,0 0 0,1 0 0,-1 0 0,1 0 0,-1 0 0,1 0 0,-1 0 0,0 1 0,1-1 0,-1 0 0,1 0 0,-1 1 0,1-1 0,-1 0 0,1 1 0,-1-1 0,1 1 0,-1-1 0,1 0 0,0 1 0,-1-1 0,1 1 0,0-1 0,-1 1 0,1-1 0,0 1 0,0 0 0,-1-1 0,1 1 0,0 0 0,-10 41 0,9-35 0,-15 147 0,4 159 0,8-147 0,2-71-88,0-1-551,-16 116 1,9-164-6188</inkml:trace>
+  <inkml:trace contextRef="#ctx0" brushRef="#br0" timeOffset="5886.24">2985 1222 24575,'5'-3'0,"-1"0"0,1 1 0,0-1 0,0 1 0,0 0 0,0 0 0,0 0 0,0 1 0,0 0 0,1 0 0,-1 0 0,0 1 0,1 0 0,7 0 0,9-1 0,763-22 0,-632 23 0,1598 16 0,-1654-14 0,23 0 0,127 18 0,-243-20 0,-1 1 0,1-1 0,-1 1 0,1 0 0,-1 0 0,0 0 0,1 0 0,4 3 0,-8-3 0,1 0 0,-1-1 0,1 1 0,-1 0 0,1 0 0,-1 0 0,0 0 0,1 0 0,-1 0 0,0 0 0,0 0 0,0 0 0,0 0 0,0 0 0,0 0 0,0 0 0,0 0 0,0 0 0,-1 0 0,1 0 0,0 0 0,-1 0 0,1 0 0,0 0 0,-1-1 0,1 1 0,-1 0 0,0 0 0,1 0 0,-2 0 0,-19 43 0,2 0 0,-24 81 0,-9 92 0,39-159 0,-22 105 0,10-36 0,-80 238 0,96-344 0,0 0 0,-2 0 0,0-1 0,-1 0 0,-1-1 0,-28 33 0,29-40 0,-1 0 0,0-2 0,0 1 0,-1-2 0,0 1 0,-1-2 0,0 0 0,0-1 0,-1 0 0,-19 5 0,-8-1 0,1-2 0,-1-2 0,-72 3 0,-135-13 0,218 2 0,-673-39 0,-291-8 0,781 44-1365,142 2-5461</inkml:trace>
+  <inkml:trace contextRef="#ctx0" brushRef="#br0" timeOffset="9696.96">3295 45 24575,'2'-3'0,"16"-19"0,-18 22 0,1-1 0,-1 1 0,1 0 0,-1-1 0,0 1 0,1-1 0,-1 1 0,0 0 0,0-1 0,1 1 0,-1-1 0,0 1 0,0-1 0,0 1 0,0-1 0,0 1 0,0-1 0,0 1 0,1-1 0,-1 1 0,-1-1 0,1 1 0,0-1 0,0 1 0,0-1 0,0 1 0,0-1 0,0 1 0,0-1 0,-1 1 0,1-1 0,0 1 0,0-1 0,-1 1 0,1 0 0,0-1 0,-1 1 0,1-1 0,0 1 0,-1 0 0,1-1 0,-1 1 0,1 0 0,-1-1 0,0 1 0,0 0 0,1 0 0,-1 0 0,0 0 0,0 1 0,0-1 0,1 0 0,-1 0 0,0 0 0,0 1 0,1-1 0,-1 0 0,0 1 0,1-1 0,-1 1 0,0-1 0,1 1 0,-1-1 0,1 1 0,-1-1 0,1 1 0,-1-1 0,1 1 0,-1 0 0,1-1 0,-1 1 0,1 1 0,-13 22 0,12-21 0,-49 118 0,26-60 0,-44 81 0,57-123 0,-1 0 0,0-1 0,-2 0 0,0-1 0,-1-1 0,-1 0 0,0-2 0,-22 17 0,10-14 0,0-1 0,-1-1 0,0-1 0,-2-2 0,1-1 0,-1-1 0,-48 8 0,-14-4 0,-123 4 0,-331-24 0,0-41 0,478 40 0,56 6 0,0 0 0,0 0 0,0 1 0,1 1 0,-15 2 0,23-2 0,-1 0 0,1 0 0,0 1 0,-1 0 0,1 0 0,0 0 0,0 1 0,0-1 0,0 1 0,1 0 0,-1 0 0,1 0 0,0 1 0,0-1 0,0 1 0,0-1 0,-2 6 0,-15 27 0,2 1 0,2 1 0,-15 50 0,-22 54 0,51-138 0,0 0 0,0 0 0,-1 0 0,1 0 0,-1-1 0,0 1 0,0-1 0,-6 6 0,8-8 0,0 0 0,0-1 0,0 1 0,0-1 0,0 1 0,-1-1 0,1 1 0,0-1 0,0 0 0,-1 1 0,1-1 0,0 0 0,0 0 0,-1 0 0,1 0 0,0 0 0,-1 0 0,1 0 0,0-1 0,0 1 0,-1 0 0,1-1 0,0 1 0,0-1 0,0 1 0,0-1 0,-1 0 0,1 1 0,0-1 0,0 0 0,0 0 0,0 0 0,1 0 0,-2-1 0,-16-12 0,17 14 0,1-1 0,-1 1 0,1 0 0,-1-1 0,1 1 0,-1-1 0,0 1 0,1 0 0,-1 0 0,1-1 0,-1 1 0,0 0 0,1 0 0,-1 0 0,0 0 0,1-1 0,-1 1 0,0 0 0,1 0 0,-1 0 0,0 0 0,1 1 0,-1-1 0,0 0 0,1 0 0,-1 0 0,0 1 0,1-1 0,-1 0 0,0 1 0,1 0 0,0-1 0,0 1 0,0 0 0,0 0 0,0 0 0,0-1 0,0 1 0,1 0 0,-1 0 0,0-1 0,1 1 0,-1 0 0,0 0 0,1-1 0,-1 1 0,1 0 0,-1-1 0,1 1 0,-1-1 0,1 1 0,0 0 0,16 16 0,-15-15 0,1 1-57,0 0 0,0-1 1,0 1-1,0-1 0,1 1 0,-1-1 0,1 0 0,0 0 0,0 0 0,-1-1 0,1 0 1,0 1-1,0-1 0,0-1 0,1 1 0,-1 0 0,0-1 0,0 0 0,0 0 1,0 0-1,0-1 0,1 1 0,6-3 0,11-4-6769</inkml:trace>
+  <inkml:trace contextRef="#ctx0" brushRef="#br0" timeOffset="10910.17">863 943 24575,'0'0'0,"0"0"0,0 0 0,0 0 0,0 0 0,0 0 0,0 0 0,0 0 0,0 0 0,0 0 0,0 0 0,0 0 0,-1 0 0,1 0 0,0 0 0,0 0 0,0 1 0,0-1 0,0 0 0,0 0 0,0 0 0,0 0 0,0 0 0,-1 0 0,1 0 0,0 0 0,0 0 0,0 0 0,0 0 0,0 0 0,0 0 0,0-1 0,0 1 0,0 0 0,0 0 0,-1 0 0,1 0 0,0 0 0,0 0 0,0 0 0,0 0 0,0 0 0,0 0 0,0 0 0,0 0 0,0 0 0,0 0 0,0 0 0,0-1 0,0 1 0,0 0 0,0 0 0,0 0 0,0 0 0,-1 0 0,1 0 0,0 0 0,0 0 0,0 0 0,0 0 0,0-1 0,0 1 0,0 0 0,0 0 0,1 0 0,-1 0 0,-1 1 0,1-1 0,0 1 0,0-1 0,0 1 0,0 0 0,0-1 0,0 1 0,0 0 0,1-1 0,-1 1 0,0-1 0,0 1 0,0 0 0,1-1 0,-1 1 0,0-1 0,0 1 0,1-1 0,-1 1 0,1-1 0,-1 1 0,1 0 0,29 38 0,-1-1 0,53 55 0,-80-92 6,0 1 0,0-1-1,0 1 1,0-1 0,0 0 0,0 0-1,0 0 1,0 0 0,0 0 0,1 0-1,-1 0 1,0-1 0,1 1-1,-1-1 1,0 0 0,1 0 0,-1 0-1,1 0 1,3-1 0,2 0-269,-1-1 1,1-1-1,0 1 1,9-6 0,-15 7 94,21-9-6658</inkml:trace>
+  <inkml:trace contextRef="#ctx0" brushRef="#br0" timeOffset="156669.3">7735 1839 24575,'-11'-2'0,"-1"0"0,1-1 0,-18-7 0,28 9 0,0 1 0,0-1 0,-1 0 0,1 0 0,0 0 0,0-1 0,0 1 0,0 0 0,0 0 0,0-1 0,0 1 0,0 0 0,0-1 0,1 1 0,-1-1 0,0 1 0,1-1 0,-1 1 0,1-1 0,0 1 0,-1-2 0,1 0 0,-1 0 0,0 1 0,1-1 0,-1 1 0,0-1 0,-1 1 0,1-1 0,0 1 0,-1 0 0,-2-3 0,-5-3 0,-1 1 0,0 0 0,0 1 0,-1 0 0,1 0 0,-1 1 0,-1 1 0,1 0 0,-1 1 0,-21-5 0,13 5 0,1 1 0,0 1 0,0 0 0,0 2 0,-1 0 0,-21 4 0,27-2 0,-1 1 0,1 1 0,0 1 0,0 0 0,0 0 0,1 1 0,0 1 0,0 0 0,1 1 0,0 1 0,0 0 0,-19 22 0,23-24 0,2 0 0,-1 1 0,1 0 0,0 0 0,1 1 0,0-1 0,1 1 0,0 0 0,0 1 0,1-1 0,0 0 0,1 1 0,0 0 0,1-1 0,0 1 0,1 0 0,0 0 0,3 20 0,-2-26 0,0-1 0,0 1 0,0 0 0,1-1 0,-1 1 0,1-1 0,0 0 0,0 0 0,1 0 0,0 0 0,-1 0 0,1 0 0,0 0 0,1-1 0,-1 0 0,1 0 0,-1 0 0,1 0 0,0 0 0,0-1 0,0 1 0,1-1 0,-1 0 0,1 0 0,-1-1 0,1 0 0,-1 1 0,1-1 0,0-1 0,-1 1 0,1-1 0,0 0 0,0 0 0,-1 0 0,1-1 0,0 1 0,-1-1 0,1 0 0,8-4 0,11-3 0,0-2 0,0-2 0,-1 0 0,0-1 0,38-29 0,-21 10 0,-2-1 0,37-43 0,-48 40 0,-26 35 0,-1 0 0,1 0 0,0-1 0,0 1 0,-1 0 0,1 0 0,-1-1 0,1 1 0,-1 0 0,1 0 0,-1-1 0,0 1 0,0 0 0,1-1 0,-1 1 0,0-1 0,0 1 0,-1 0 0,1-1 0,0 1 0,0 0 0,-1-1 0,1 1 0,0 0 0,-1 0 0,1-1 0,-1 1 0,0 0 0,0-2 0,0 3 0,1 0 0,0 0 0,0 0 0,0 0 0,0 0 0,0 0 0,0 0 0,-1 0 0,1 0 0,0 0 0,0-1 0,0 1 0,0 0 0,-1 0 0,1 0 0,0 0 0,0 0 0,0 0 0,0 0 0,-1 0 0,1 0 0,0 0 0,0 0 0,0 0 0,0 1 0,-1-1 0,1 0 0,0 0 0,0 0 0,0 0 0,0 0 0,0 0 0,-1 0 0,1 0 0,0 0 0,0 1 0,0-1 0,0 0 0,0 0 0,0 0 0,0 0 0,0 0 0,-1 0 0,1 1 0,0-1 0,0 0 0,0 0 0,0 0 0,0 0 0,0 1 0,0-1 0,0 0 0,0 0 0,0 0 0,0 0 0,0 1 0,0-1 0,0 0 0,0 0 0,0 0 0,0 0 0,0 1 0,0 13 0,5 18 0,2 1 0,1-1 0,18 47 0,46 88 0,-71-164 0,5 11 0,0-1 0,2 0 0,-1 0 0,1-1 0,12 14 0,-18-24 0,1 1 0,0 0 0,-1-1 0,1 0 0,0 0 0,1 1 0,-1-2 0,0 1 0,1 0 0,-1-1 0,1 1 0,-1-1 0,1 0 0,-1 0 0,1-1 0,0 1 0,0-1 0,-1 0 0,1 0 0,0 0 0,0 0 0,-1 0 0,1-1 0,0 0 0,6-2 0,30-13 0,-2-2 0,0-1 0,60-42 0,-12 8 0,-32 21 0,2 3 0,62-23 0,-118 52 0,0 0 0,0 0 0,1 0 0,-1-1 0,0 1 0,0 0 0,1 0 0,-1 0 0,0 0 0,0 0 0,0 0 0,1 0 0,-1 0 0,0-1 0,0 1 0,0 0 0,1 0 0,-1 0 0,0 0 0,0-1 0,0 1 0,0 0 0,0 0 0,1-1 0,-1 1 0,0 0 0,0 0 0,0 0 0,0-1 0,0 1 0,0 0 0,0 0 0,0-1 0,0 1 0,0 0 0,0 0 0,0-1 0,0 1 0,-8-8 0,-16-5 0,15 10 0,0 1 0,0-1 0,0 2 0,0-1 0,0 1 0,-1 1 0,1 0 0,0 0 0,0 1 0,-1 0 0,1 0 0,0 1 0,0 0 0,0 1 0,1 0 0,-1 0 0,1 1 0,-10 6 0,-2 1 0,0 1 0,1 2 0,1 0 0,0 0 0,1 2 0,-16 17 0,23-21 0,-1 1 0,2 0 0,-11 18 0,16-25 0,1 1 0,0-1 0,1 0 0,-1 1 0,1 0 0,1 0 0,-1-1 0,1 1 0,0 13 0,1-19 0,0 0 0,0 1 0,0-1 0,0 0 0,0 1 0,0-1 0,1 1 0,-1-1 0,0 0 0,1 0 0,-1 1 0,1-1 0,0 0 0,1 3 0,-2-4 0,1 0 0,-1 1 0,1-1 0,-1 0 0,1 1 0,0-1 0,-1 0 0,1 0 0,-1 1 0,1-1 0,0 0 0,-1 0 0,1 0 0,-1 0 0,1 0 0,0 0 0,-1 0 0,1 0 0,-1 0 0,1 0 0,0 0 0,-1 0 0,2-1 0,1 0 0,1-1 0,0 0 0,0 0 0,-1 0 0,1-1 0,-1 0 0,0 1 0,5-6 0,16-18 0,-2-1 0,0-1 0,18-32 0,49-99 0,-61 107 0,-17 33 0,25-53 0,-34 67 0,0-1 0,0 0 0,0 0 0,-1 0 0,0 0 0,0 0 0,0 0 0,-1-1 0,0 1 0,-1-7 0,-4 0 0,-3 13 0,7 1 0,-1 1 0,1-1 0,0 1 0,0-1 0,0 1 0,0-1 0,1 1 0,-1 0 0,0-1 0,1 1 0,-1 0 0,1 0 0,-1 2 0,-1 15 0,1 1 0,1 0 0,0-1 0,2 1 0,0-1 0,1 1 0,6 19 0,6 11 0,28 68 0,-24-74 0,2 0 0,51 79 0,-62-109 0,0 0 0,1-1 0,0 0 0,1-1 0,0 0 0,1-1 0,0 0 0,1-1 0,0 0 0,1-2 0,29 14 0,-37-20 0,1 0 0,-1-1 0,1 0 0,-1 0 0,1 0 0,0-1 0,0-1 0,-1 1 0,1-1 0,-1 0 0,1-1 0,0 0 0,-1 0 0,0-1 0,0 1 0,0-2 0,0 1 0,0-1 0,0 0 0,-1 0 0,8-7 0,-8 6 0,0 0 0,-1 0 0,1 0 0,-1-1 0,0 0 0,-1 0 0,1 0 0,-1-1 0,0 1 0,-1-1 0,0 0 0,0 0 0,0-1 0,-1 1 0,0 0 0,0-1 0,-1 1 0,0-1 0,0 0 0,-1 1 0,-1-10 0,1 13 0,-1 0 0,0-1 0,0 1 0,0 0 0,0 0 0,-1 0 0,0 0 0,0 1 0,0-1 0,0 0 0,0 1 0,-1-1 0,0 1 0,1 0 0,-1 0 0,-1 0 0,1 0 0,0 1 0,-1-1 0,1 1 0,-1 0 0,0 0 0,1 0 0,-1 0 0,0 1 0,0-1 0,0 1 0,-1 0 0,1 0 0,0 1 0,-7-1 0,0 1 0,-1 0 0,0 0 0,1 1 0,-1 1 0,1 0 0,-1 0 0,1 1 0,0 0 0,0 1 0,-15 8 0,15-6 0,1 0 0,-1 1 0,1 0 0,1 0 0,-12 12 0,18-17 0,1 1 0,-1 0 0,0 0 0,1 0 0,0 1 0,-1-1 0,1 1 0,0-1 0,1 1 0,-1-1 0,1 1 0,0 0 0,0 0 0,0 0 0,0 0 0,0 0 0,1 0 0,0 0 0,0 7 0,0-10 0,0-1 0,0 1 0,0 0 0,1 0 0,-1-1 0,0 1 0,0 0 0,0 0 0,1-1 0,-1 1 0,0 0 0,1-1 0,-1 1 0,1 0 0,-1-1 0,1 1 0,-1-1 0,1 1 0,-1-1 0,1 1 0,-1-1 0,1 1 0,0-1 0,-1 0 0,1 1 0,0-1 0,-1 0 0,1 1 0,1-1 0,-1 0 0,1 0 0,0 0 0,-1 0 0,1-1 0,0 1 0,-1-1 0,1 1 0,-1-1 0,1 1 0,-1-1 0,1 0 0,2-2 0,4-3 0,0 0 0,-1-1 0,11-11 0,27-38 0,-2-2 0,-3-2 0,42-84 0,-72 127 0,-2 1 0,0-1 0,-2-1 0,1 1 0,-2-1 0,0 0 0,3-32 0,-10 30 0,2 20 0,0 0 0,0 0 0,0 0 0,0 0 0,0 0 0,0 0 0,0-1 0,0 1 0,0 0 0,0 0 0,0 0 0,0 0 0,0 0 0,0 0 0,0 0 0,-1 0 0,1-1 0,0 1 0,0 0 0,0 0 0,0 0 0,0 0 0,0 0 0,0 0 0,0 0 0,-1 0 0,1 0 0,0 0 0,0 0 0,0 0 0,0 0 0,0 0 0,0 0 0,0 0 0,-1 0 0,1 0 0,0 0 0,0 0 0,0 0 0,0 0 0,0 0 0,0 0 0,-1 0 0,1 0 0,0 0 0,0 0 0,0 0 0,0 0 0,0 0 0,0 0 0,0 0 0,0 0 0,-1 1 0,1-1 0,0 0 0,0 0 0,-1 2 0,0 1 0,-1-1 0,1 1 0,1-1 0,-1 1 0,0-1 0,0 1 0,1-1 0,0 1 0,-1 0 0,1 2 0,1 39-151,2-1-1,15 78 0,-12-89-758,15 89-5916</inkml:trace>
+  <inkml:trace contextRef="#ctx0" brushRef="#br0" timeOffset="160907.75">6703 1353 24575,'2'-5'0,"3"-9"0,-6 12 0,-5 10 0,-2 6 0,0 1 0,2 0 0,0-1 0,0 2 0,-5 27 0,3-12 0,-48 190 0,-37 316 0,89-510 0,2 1 0,0-1 0,2 1 0,1 0 0,9 46 0,-8-61 0,2-1 0,0 1 0,0-1 0,1 0 0,1-1 0,0 1 0,0-1 0,1 0 0,1-1 0,-1 1 0,2-1 0,-1-1 0,2 0 0,14 12 0,3-2 0,1-2 0,0-1 0,1-1 0,1-1 0,0-2 0,34 10 0,201 41 0,-241-59 0,1182 176 0,-943-147 0,-137-16 0,-9 0 0,173 4 0,-273-22 0,-1 0 0,1 0 0,-1-2 0,1 0 0,-1-1 0,19-7 0,-27 8 0,0 0 0,0-1 0,-1 0 0,1-1 0,-1 0 0,0 0 0,0 0 0,-1-1 0,1 0 0,-1 0 0,-1-1 0,1 0 0,8-13 0,1-12 0,-2 0 0,-1 0 0,-1-2 0,-2 1 0,9-65 0,-12 64 0,26-149 0,12-257 0,-43 408 0,-2 0 0,0 0 0,-3 0 0,0 0 0,-16-53 0,13 64 0,-1 0 0,0 1 0,-2 0 0,-1 0 0,0 1 0,-1 1 0,-1 0 0,-1 1 0,-19-19 0,3 8 0,-1 2 0,-1 1 0,-1 2 0,-2 1 0,0 2 0,-1 2 0,-1 0 0,-39-11 0,-13 0 0,-2 4 0,-125-17 0,20 16 171,-304 0 0,-195 56-1878,431-6-5119</inkml:trace>
+  <inkml:trace contextRef="#ctx0" brushRef="#br0" timeOffset="176202.97">6895 4471 24575,'0'-3'0,"0"0"0,-1 0 0,0 0 0,0 0 0,0 0 0,0 0 0,0 0 0,0 1 0,-1-1 0,1 0 0,-1 1 0,0-1 0,0 1 0,0 0 0,0 0 0,0 0 0,-1 0 0,1 0 0,-1 0 0,1 0 0,-1 1 0,1-1 0,-1 1 0,-5-2 0,-6-3 0,0 1 0,0 1 0,-25-4 0,6 3 0,0 1 0,0 2 0,0 2 0,0 0 0,0 3 0,0 1 0,0 1 0,0 1 0,1 2 0,-37 15 0,46-15 0,-1 2 0,1 1 0,1 1 0,0 1 0,0 1 0,2 0 0,0 2 0,0 1 0,2 0 0,0 1 0,1 1 0,1 0 0,-25 40 0,35-48 0,0 0 0,1 0 0,0 0 0,1 1 0,1-1 0,0 1 0,0 0 0,1 0 0,1 1 0,0-1 0,0 0 0,1 0 0,4 23 0,-3-27 0,1 0 0,0-1 0,1 1 0,0-1 0,0 1 0,0-1 0,1 0 0,0-1 0,1 1 0,-1 0 0,1-1 0,0 0 0,1-1 0,0 1 0,0-1 0,0 0 0,0 0 0,1-1 0,0 1 0,0-2 0,0 1 0,9 3 0,-1-3 0,0 1 0,1-2 0,-1 0 0,1-1 0,-1-1 0,1 0 0,0-1 0,-1-1 0,1 0 0,22-5 0,9-4 0,-1-3 0,51-20 0,25-19 0,-2-5 0,183-119 0,-290 168 0,1-1 0,0 2 0,0 0 0,18-6 0,-28 12 0,0 0 0,0 0 0,0 0 0,0 1 0,0-1 0,0 1 0,0 0 0,0 0 0,0 0 0,0 1 0,0-1 0,0 1 0,0 0 0,0 0 0,0 1 0,0-1 0,-1 1 0,1 0 0,0 0 0,-1 0 0,6 4 0,1 4 0,0 1 0,0 0 0,-1 1 0,0 0 0,-1 0 0,-1 1 0,10 21 0,18 29 0,-35-62 0,1 0 0,0 1 0,0-1 0,0 0 0,1 0 0,-1 0 0,0 0 0,0 0 0,1 0 0,-1 0 0,0 0 0,1 0 0,-1-1 0,1 1 0,-1-1 0,1 1 0,-1-1 0,1 1 0,-1-1 0,1 0 0,0 0 0,-1 0 0,1 0 0,-1 0 0,1 0 0,0 0 0,-1 0 0,1-1 0,-1 1 0,1-1 0,-1 1 0,3-2 0,6-3 0,-1 1 0,0-2 0,-1 1 0,11-9 0,1 0 0,-8 6 0,0 0 0,1 2 0,0 0 0,0 0 0,0 1 0,21-5 0,-28 9 0,0 0 0,1 1 0,-1-1 0,0 1 0,1 0 0,-1 1 0,0-1 0,1 1 0,-1 0 0,0 1 0,0 0 0,0 0 0,0 0 0,0 1 0,0 0 0,9 6 0,-4-2 0,-2 1 0,1 0 0,-1 0 0,-1 1 0,1 1 0,-2-1 0,1 1 0,-1 0 0,-1 1 0,0 0 0,6 14 0,-11-25 0,-1 1 0,0 0 0,1-1 0,-1 1 0,0 0 0,1-1 0,-1 1 0,1-1 0,-1 1 0,1-1 0,-1 1 0,1-1 0,0 1 0,-1-1 0,1 0 0,0 1 0,-1-1 0,1 0 0,0 1 0,-1-1 0,1 0 0,0 0 0,0 0 0,-1 0 0,1 0 0,0 0 0,-1 0 0,1 0 0,0 0 0,0 0 0,-1 0 0,1 0 0,0 0 0,-1-1 0,1 1 0,0 0 0,0 0 0,-1-1 0,1 1 0,-1-1 0,1 1 0,0 0 0,-1-1 0,1 1 0,-1-1 0,1 0 0,0 0 0,36-34 0,-22 21 0,-10 8 0,1 1 0,0 0 0,0 0 0,1 1 0,-1 0 0,1 0 0,0 0 0,0 1 0,1 0 0,-1 1 0,0-1 0,1 1 0,0 1 0,-1 0 0,1 0 0,0 0 0,0 1 0,0 0 0,-1 0 0,1 1 0,0 0 0,0 1 0,-1-1 0,1 2 0,-1-1 0,12 6 0,85 49 0,7 3 0,-96-53 0,1-2 0,-1 1 0,1-2 0,0 0 0,32 3 0,-32-6 0,-1 1 0,1 0 0,-1 1 0,1 1 0,-1 0 0,0 1 0,25 13 0,-33-14 0,1 1 0,-1 0 0,0 0 0,-1 0 0,1 1 0,-1 0 0,0 0 0,-1 1 0,1 0 0,-1 0 0,0 0 0,-1 0 0,0 1 0,0 0 0,5 15 0,-4-3 0,-1 0 0,-1 1 0,0-1 0,-1 1 0,-2 0 0,0 0 0,-1-1 0,-7 35 0,5-33 0,-2-1 0,-1 0 0,0 0 0,-2-1 0,0 1 0,-1-2 0,-2 1 0,-13 20 0,21-36 0,0 0 0,0 0 0,-1 0 0,0 0 0,1-1 0,-1 0 0,0 0 0,0 0 0,-1 0 0,1 0 0,-1-1 0,1 0 0,-9 3 0,10-4 0,-1-1 0,1 1 0,0-1 0,0 0 0,-1 0 0,1 0 0,0-1 0,0 1 0,-1-1 0,1 1 0,0-1 0,0 0 0,0 0 0,0-1 0,0 1 0,0-1 0,0 1 0,1-1 0,-1 0 0,1 0 0,-1 0 0,-3-4 0,-1-3 0,0 1 0,0-2 0,1 1 0,0-1 0,1 0 0,0 0 0,0-1 0,1 1 0,0-1 0,1 0 0,1 0 0,-1 0 0,0-15 0,1-5 0,0 0 0,2 0 0,8-55 0,-2 45 0,2 1 0,2 0 0,1 0 0,3 1 0,29-61 0,-32 79 0,0 0 0,2 0 0,0 2 0,1-1 0,1 2 0,1 0 0,1 1 0,0 0 0,1 2 0,1 0 0,23-15 0,-31 25 0,-1 0 0,1 0 0,0 1 0,1 1 0,-1 0 0,1 0 0,-1 1 0,1 0 0,0 1 0,-1 1 0,1 0 0,0 0 0,0 1 0,0 1 0,-1 0 0,1 0 0,-1 1 0,12 5 0,-10-3 0,-1 0 0,1 1 0,-1 1 0,0 0 0,0 1 0,-1 0 0,0 1 0,-1 0 0,0 0 0,0 1 0,-1 1 0,0 0 0,-1 0 0,14 23 0,-19-27-49,0 0 1,0-1-1,-1 1 0,0 0 0,0 0 1,-1 1-1,1-1 0,-2 0 0,1 0 1,-1 1-1,0-1 0,0 0 0,-1 1 1,0-1-1,-1 0 0,1 0 0,-1 0 1,-1 0-1,1 0 0,-1 0 0,0-1 1,-1 1-1,1-1 0,-1 0 0,-1 0 0,1 0 1,-11 9-1,-29 29-6777</inkml:trace>
+  <inkml:trace contextRef="#ctx0" brushRef="#br0" timeOffset="177516.12">5637 4225 24575,'0'0'0,"0"0"0,0 0 0,0 0 0,0-1 0,0 1 0,0 0 0,0 0 0,0-1 0,-1 1 0,1 0 0,0 0 0,0 0 0,0-1 0,-1 1 0,1 0 0,0 0 0,0 0 0,0 0 0,-1 0 0,1-1 0,0 1 0,0 0 0,-1 0 0,1 0 0,0 0 0,0 0 0,-1 0 0,1 0 0,0 0 0,0 0 0,-1 0 0,1 0 0,0 0 0,0 0 0,-1 0 0,1 0 0,0 0 0,0 0 0,-1 0 0,1 1 0,0-1 0,0 0 0,-1 0 0,1 0 0,0 0 0,0 0 0,0 1 0,-1-1 0,1 0 0,0 0 0,0 0 0,0 1 0,0-1 0,0 0 0,-1 0 0,1 1 0,0-1 0,0 0 0,0 0 0,0 0 0,0 1 0,0-1 0,0 0 0,0 1 0,0-1 0,0 0 0,0 0 0,0 1 0,0-1 0,0 23 0,4 54 0,-8 121 0,-1-12 0,5-147 0,3 0 0,11 61 0,-10-81 0,1 0 0,1-1 0,0 0 0,1 0 0,1-1 0,0 0 0,2 0 0,0-1 0,1 0 0,0-1 0,1 0 0,1-1 0,0 0 0,1-1 0,1-1 0,0 0 0,17 10 0,2-2 0,2-1 0,0-2 0,0-1 0,2-3 0,59 15 0,209 23 0,587 14-268,-465-42 69,221 29 97,-6 36 111,-484-50-9,-133-31 0,-23-7 8,0 1 1,0-1 0,-1 0-1,1 0 1,0 0 0,0 0-1,-1 0 1,1-1 0,0 1 0,-1-1-1,1 0 1,0 0 0,-1 0-1,1 0 1,-1 0 0,1 0 0,-1-1-1,0 1 1,0-1 0,1 1-1,-1-1 1,0 0 0,-1 0 0,1 0-1,0 0 1,0-1 0,-1 1-1,1 0 1,1-4 0,4-9 65,0 1 0,0-1 0,7-28 0,-12 36-71,21-71-3,-4-1 0,-3 0 0,-4-1 0,-3-1 0,-4 1 0,-3-1 0,-10-83 0,5 132 0,-2-1 0,-1 1 0,-1 0 0,-2 1 0,-24-56 0,25 70 0,-1 0 0,-1 0 0,-1 2 0,0-1 0,-1 1 0,0 1 0,-1 0 0,-1 1 0,0 0 0,-1 1 0,-24-15 0,10 10 0,-1 2 0,0 1 0,-1 2 0,0 1 0,-43-9 0,-171-20 0,-399 0-264,-6 47-228,-514 41-873,830-29-4705</inkml:trace>
+  <inkml:trace contextRef="#ctx0" brushRef="#br0" timeOffset="178585.95">7639 3072 24575,'5'16'0,"-4"-14"0,0 0 0,0-1 0,-1 1 0,1 0 0,-1 0 0,1 0 0,-1 0 0,0 1 0,1-1 0,-1 4 0,-46 315 0,27-209 0,4-18 0,-30 162 0,35-209 0,-3 0 0,-2-1 0,-27 57 0,42-102 0,-4 7 0,0 0 0,0 0 0,-1-1 0,-8 11 0,12-17 0,0 0 0,-1 1 0,1-1 0,0 0 0,-1 0 0,1 1 0,-1-1 0,0 0 0,1-1 0,-1 1 0,0 0 0,1 0 0,-1-1 0,0 1 0,0-1 0,0 1 0,1-1 0,-1 0 0,0 0 0,0 0 0,0 0 0,0 0 0,0 0 0,1 0 0,-1-1 0,0 1 0,-2-1 0,-5-4 0,0 1 0,0-1 0,1 0 0,-1-1 0,1 0 0,1 0 0,-1-1 0,1 0 0,-7-8 0,3 1 0,0 0 0,1 0 0,0-1 0,-10-21 0,20 36 0,0-1 0,0 1 0,0 0 0,0 0 0,-1 0 0,1 0 0,0 0 0,0 0 0,0-1 0,0 1 0,0 0 0,0 0 0,-1 0 0,1 0 0,0-1 0,0 1 0,0 0 0,0 0 0,0 0 0,0-1 0,0 1 0,0 0 0,0 0 0,0 0 0,0-1 0,0 1 0,0 0 0,0 0 0,0 0 0,0-1 0,0 1 0,0 0 0,0 0 0,0 0 0,0-1 0,1 1 0,-1 0 0,0 0 0,0 0 0,0 0 0,0-1 0,0 1 0,0 0 0,1 0 0,-1 0 0,0 0 0,0 0 0,0 0 0,0-1 0,1 1 0,12 6 0,24 21 0,-31-22 0,7 5 0,1 0 0,0-1 0,0 0 0,1-2 0,30 12 0,-36-16 0,0 0 0,1-1 0,0-1 0,-1 0 0,1 0 0,0-1 0,-1 0 0,1 0 0,0-1 0,-1-1 0,1 0 0,10-3 0,10-5-682,30-16-1,33-21-6143</inkml:trace>
+</inkml:ink>
+</file>
+
+<file path=word/ink/ink7.xml><?xml version="1.0" encoding="utf-8"?>
+<inkml:ink xmlns:inkml="http://www.w3.org/2003/InkML">
+  <inkml:definitions>
+    <inkml:context xml:id="ctx0">
+      <inkml:inkSource xml:id="inkSrc0">
+        <inkml:traceFormat>
+          <inkml:channel name="X" type="integer" min="-2.14748E9" max="2.14748E9" units="cm"/>
+          <inkml:channel name="Y" type="integer" min="-2.14748E9" max="2.14748E9" units="cm"/>
+        </inkml:traceFormat>
+        <inkml:channelProperties>
+          <inkml:channelProperty channel="X" name="resolution" value="1000" units="1/cm"/>
+          <inkml:channelProperty channel="Y" name="resolution" value="1000" units="1/cm"/>
+        </inkml:channelProperties>
+      </inkml:inkSource>
+      <inkml:timestamp xml:id="ts0" timeString="2026-04-02T16:53:24.599"/>
+    </inkml:context>
+    <inkml:brush xml:id="br0">
+      <inkml:brushProperty name="width" value="0.3" units="cm"/>
+      <inkml:brushProperty name="height" value="0.6" units="cm"/>
+      <inkml:brushProperty name="color" value="#FFFC00"/>
+      <inkml:brushProperty name="tip" value="rectangle"/>
+      <inkml:brushProperty name="rasterOp" value="maskPen"/>
+      <inkml:brushProperty name="ignorePressure" value="1"/>
+    </inkml:brush>
+  </inkml:definitions>
+  <inkml:trace contextRef="#ctx0" brushRef="#br0">1429 1,'-1'4,"0"-1,0 1,-1-1,0 1,1-1,-1 0,-1 0,-2 4,-9 15,14-22,-56 124,-55 179,99-269,-28 58,9-23,-7 17,18-45,3 1,-16 54,9 35,19-93,2-26,0 0,-1 0,-9 22,-8 24,-75 256,82-272,2 0,2 0,1 2,-3 62,8-74,-10 43,-1 1,12-59,-2-1,0 0,-12 28,-6 17,-21 122,-2 6,0-57,-3 8,-29 108,63-193,2-6,-1-1,-3-1,-24 49,-18 17,5 2,-46 141,19-57,44-116,30-67,1 1,1 0,1 0,0 1,2-1,0 1,0 20,3 2,2 0,8 41,3-1,0 0,9 164,-24-185,-1-29,2 0,1-1,2 1,8 46,1-21,-3 0,3 80,-9-94,-1 0,-2-24,1 0,0 0,6 22,63 221,132 382,-54-299,2 5,-128-286,16 48,-35-97,0 0,-1 0,0 0,-1 1,0-1,-2 18,-1-19,-1 1,-1-1,1-1,-2 1,-10 20,9-19,0-1,1 1,0 0,-4 21,-11 102,13-99</inkml:trace>
+</inkml:ink>
+</file>
+
+<file path=word/ink/ink8.xml><?xml version="1.0" encoding="utf-8"?>
+<inkml:ink xmlns:inkml="http://www.w3.org/2003/InkML">
+  <inkml:definitions>
+    <inkml:context xml:id="ctx0">
+      <inkml:inkSource xml:id="inkSrc0">
+        <inkml:traceFormat>
+          <inkml:channel name="X" type="integer" min="-2.14748E9" max="2.14748E9" units="cm"/>
+          <inkml:channel name="Y" type="integer" min="-2.14748E9" max="2.14748E9" units="cm"/>
+          <inkml:channel name="F" type="integer" max="32767" units="dev"/>
+        </inkml:traceFormat>
+        <inkml:channelProperties>
+          <inkml:channelProperty channel="X" name="resolution" value="1000" units="1/cm"/>
+          <inkml:channelProperty channel="Y" name="resolution" value="1000" units="1/cm"/>
+          <inkml:channelProperty channel="F" name="resolution" value="0" units="1/dev"/>
+        </inkml:channelProperties>
+      </inkml:inkSource>
+      <inkml:timestamp xml:id="ts0" timeString="2026-04-02T16:39:38.174"/>
+    </inkml:context>
+    <inkml:brush xml:id="br0">
+      <inkml:brushProperty name="width" value="0.05" units="cm"/>
+      <inkml:brushProperty name="height" value="0.05" units="cm"/>
+      <inkml:brushProperty name="color" value="#E71224"/>
+    </inkml:brush>
+  </inkml:definitions>
+  <inkml:trace contextRef="#ctx0" brushRef="#br0">1634 0 24575,'-19'18'0,"10"-10"0,1 0 0,0 1 0,-8 11 0,-80 120 0,7 4 0,-93 204 0,-96 331 0,126-243 0,20 7 0,19 5 0,-83 687 0,101-59 0,2-16 0,92-1038 0,1-17 0,0 1 0,-1-1 0,1 0 0,-1 1 0,0-1 0,0 0 0,-1 0 0,0 0 0,-3 6 0,5-10 0,0-1 0,-1 1 0,1-1 0,-1 0 0,1 1 0,-1-1 0,1 0 0,-1 1 0,1-1 0,-1 0 0,1 0 0,-1 0 0,1 1 0,-1-1 0,1 0 0,-1 0 0,1 0 0,-1 0 0,0 0 0,1 0 0,-1 0 0,1 0 0,-1 0 0,1 0 0,-1 0 0,1-1 0,-1 1 0,0 0 0,1 0 0,-1-1 0,1 1 0,-1 0 0,1 0 0,0-1 0,-1 1 0,1-1 0,-1 1 0,1 0 0,0-1 0,-1 1 0,1-1 0,0 1 0,-1-1 0,1 1 0,-1-1 0,-17-26 0,16 24 0,-67-97 0,65 93 0,0-1 0,1 1 0,1-1 0,-1 0 0,1 0 0,1-1 0,-1 1 0,2 0 0,-1-1 0,1 1 0,0 0 0,2-13 0,-2 20 0,0 1 0,0 0 0,0-1 0,1 1 0,-1-1 0,0 1 0,0 0 0,0-1 0,1 1 0,-1-1 0,0 1 0,1 0 0,-1-1 0,0 1 0,1 0 0,-1-1 0,0 1 0,1 0 0,-1 0 0,0 0 0,1-1 0,-1 1 0,1 0 0,-1 0 0,1 0 0,-1 0 0,1 0 0,-1-1 0,0 1 0,1 0 0,-1 0 0,1 0 0,-1 0 0,1 0 0,-1 1 0,1-1 0,-1 0 0,0 0 0,1 0 0,-1 0 0,1 0 0,-1 1 0,1-1 0,-1 0 0,0 0 0,1 1 0,-1-1 0,0 0 0,1 0 0,-1 1 0,0-1 0,1 1 0,-1-1 0,0 0 0,0 1 0,1 0 0,25 28 0,-18-20 0,1 0-97,-1-2-1,1 1 1,1-1-1,0 0 1,0-1-1,0 0 1,0-1-1,1 0 1,0-1-1,0 0 1,0 0-1,1-2 0,20 4 1,28 0-6729</inkml:trace>
+  <inkml:trace contextRef="#ctx0" brushRef="#br0" timeOffset="1760.73">3389 5385 24575,'-2'1'0,"0"-1"0,1 0 0,-1 1 0,0-1 0,1 1 0,-1 0 0,1-1 0,-1 1 0,1 0 0,-1 0 0,1 0 0,0 0 0,-1 0 0,1 0 0,0 0 0,0 0 0,0 1 0,0-1 0,-2 3 0,-17 34 0,13-24 0,-44 84 0,-197 345 0,177-341 0,-151 166 0,178-222 0,-3-1 0,-1-3 0,-2-2 0,-2-3 0,-74 42 0,109-71 0,0-1 0,0 0 0,-1-1 0,0-1 0,0-1 0,0 0 0,-31 1 0,48-4 0,0-1 0,0 0 0,0 0 0,0 1 0,0-1 0,0 0 0,0 0 0,0 0 0,0 0 0,0 0 0,0-1 0,0 1 0,0 0 0,0 0 0,0-1 0,0 1 0,1 0 0,-1-1 0,0 1 0,0-1 0,0 1 0,0-1 0,0 0 0,1 1 0,-1-1 0,0 0 0,1 1 0,-1-1 0,0 0 0,0-1 0,1 0 0,0 1 0,0-1 0,1 0 0,-1 0 0,0 1 0,1-1 0,-1 0 0,1 1 0,0-1 0,-1 0 0,1 1 0,0-1 0,0 1 0,0-1 0,2-1 0,6-9 0,2 0 0,18-16 0,53-36 0,-57 47 0,-2-1 0,43-41 0,-113 91 0,30-18 0,0-2 0,1 1 0,1 1 0,0 1 0,1 0 0,1 0 0,-15 22 0,27-35 0,0 0 0,0-1 0,0 1 0,0 0 0,1 0 0,-1-1 0,0 1 0,1 0 0,-1 0 0,1 0 0,0 0 0,0 0 0,0 0 0,0 0 0,0 0 0,0 0 0,0 0 0,1 2 0,0-3 0,0 1 0,0-1 0,0 0 0,0 1 0,0-1 0,0 0 0,0 0 0,0 0 0,0 0 0,1 0 0,-1 0 0,0 0 0,1 0 0,-1 0 0,0-1 0,1 1 0,2 0 0,5 2 0,1-1 0,-1-1 0,1 1 0,-1-2 0,1 1 0,10-2 0,42-3-1365,5 0-5461</inkml:trace>
+</inkml:ink>
+</file>
+
+<file path=word/ink/ink9.xml><?xml version="1.0" encoding="utf-8"?>
+<inkml:ink xmlns:inkml="http://www.w3.org/2003/InkML">
+  <inkml:definitions>
+    <inkml:context xml:id="ctx0">
+      <inkml:inkSource xml:id="inkSrc0">
+        <inkml:traceFormat>
+          <inkml:channel name="X" type="integer" min="-2.14748E9" max="2.14748E9" units="cm"/>
+          <inkml:channel name="Y" type="integer" min="-2.14748E9" max="2.14748E9" units="cm"/>
+          <inkml:channel name="F" type="integer" max="32767" units="dev"/>
+        </inkml:traceFormat>
+        <inkml:channelProperties>
+          <inkml:channelProperty channel="X" name="resolution" value="1000" units="1/cm"/>
+          <inkml:channelProperty channel="Y" name="resolution" value="1000" units="1/cm"/>
+          <inkml:channelProperty channel="F" name="resolution" value="0" units="1/dev"/>
+        </inkml:channelProperties>
+      </inkml:inkSource>
+      <inkml:timestamp xml:id="ts0" timeString="2026-04-02T16:42:53.829"/>
+    </inkml:context>
+    <inkml:brush xml:id="br0">
+      <inkml:brushProperty name="width" value="0.05" units="cm"/>
+      <inkml:brushProperty name="height" value="0.05" units="cm"/>
+      <inkml:brushProperty name="color" value="#E71224"/>
+    </inkml:brush>
+  </inkml:definitions>
+  <inkml:trace contextRef="#ctx0" brushRef="#br0">1142 60 24575,'-1108'0'-1365,"1074"0"-5461</inkml:trace>
+  <inkml:trace contextRef="#ctx0" brushRef="#br0" timeOffset="1194.4">862 61 24575,'6'0'0,"-2"0"0,0 0 0,0 0 0,0 0 0,0 0 0,0 1 0,8 2 0,-12-3 0,0 0 0,1 0 0,-1 0 0,0 1 0,1-1 0,-1 0 0,0 0 0,0 0 0,1 1 0,-1-1 0,0 0 0,0 0 0,0 1 0,1-1 0,-1 0 0,0 1 0,0-1 0,0 0 0,0 1 0,0-1 0,1 0 0,-1 1 0,0-1 0,0 0 0,0 1 0,0-1 0,0 0 0,0 1 0,0-1 0,0 0 0,-1 1 0,-11 17 0,10-16 0,0 0 0,0 0 0,-1 0 0,1 0 0,-1-1 0,0 1 0,1-1 0,-7 3 0,9-4 0,-1 0 0,0 0 0,0 1 0,1-1 0,-1 0 0,0 0 0,0 0 0,1 0 0,-1 0 0,0 0 0,0 0 0,0 0 0,1 0 0,-1 0 0,0-1 0,0 1 0,1 0 0,-1 0 0,0-1 0,1 1 0,-1-1 0,0 1 0,1 0 0,-1-1 0,0 1 0,1-1 0,-1 1 0,1-1 0,-1 0 0,1 1 0,-1-1 0,1 0 0,0 1 0,-1-1 0,1 0 0,0 1 0,-1-1 0,1 0 0,0-1 0,0 1 0,-1 1 0,1-1 0,0 0 0,1 0 0,-1 1 0,0-1 0,0 0 0,0 0 0,0 1 0,0-1 0,1 0 0,-1 1 0,0-1 0,1 0 0,-1 1 0,1-1 0,-1 1 0,0-1 0,1 0 0,-1 1 0,1-1 0,-1 1 0,1 0 0,0-1 0,-1 1 0,1-1 0,-1 1 0,1 0 0,0-1 0,0 1 0,-1 0 0,1 0 0,0-1 0,-1 1 0,1 0 0,0 0 0,0 0 0,-1 0 0,1 0 0,0 0 0,0 0 0,32 0 0,-62-1 0,26 2 0,25 0 0,-21-1 0,62 6 0,-58-6 0,-1 1 0,1 0 0,-1 0 0,1 0 0,-1 1 0,0-1 0,0 1 0,0 0 0,0 1 0,0-1 0,6 6 0,-10-8 8,1 0-1,-1 0 1,0 0-1,0 0 0,0 0 1,1 1-1,-1-1 1,0 0-1,0 0 0,0 0 1,0 0-1,1 1 1,-1-1-1,0 0 1,0 0-1,0 0 0,0 1 1,0-1-1,0 0 1,0 0-1,0 1 0,0-1 1,0 0-1,1 0 1,-1 0-1,0 1 1,0-1-1,0 0 0,-1 0 1,1 1-1,0-1 1,0 0-1,0 0 1,0 0-1,0 1 0,0-1 1,0 0-1,0 0 1,0 0-1,0 1 0,-1-1 1,1 0-1,0 0 1,0 0-1,0 1 1,-11 0-1715,-1-2-5119</inkml:trace>
+  <inkml:trace contextRef="#ctx0" brushRef="#br0" timeOffset="3295.49">862 62 24575,'53'0'0,"-46"0"0,-42 0 0,40 1 0,-1-1 0,1 1 0,0 0 0,0 0 0,-1 1 0,1-1 0,-1 1 0,1 0 0,-1 0 0,0 1 0,0-1 0,0 1 0,4 3 0,-5-4 0,-1 0 0,0 1 0,0-1 0,0 0 0,-1 0 0,1 1 0,0-1 0,-1 1 0,0 0 0,1-1 0,-1 1 0,0 0 0,0 0 0,-1 0 0,1 0 0,-1 0 0,1 0 0,-1-1 0,0 1 0,0 0 0,0 0 0,-1 0 0,1 0 0,-1 0 0,1 0 0,-1 0 0,0 0 0,-2 3 0,1-1 0,0 0 0,0-1 0,-1 0 0,0 1 0,0-1 0,0 0 0,-1 0 0,-4 4 0,7-6 0,-1-1 0,0 1 0,0-1 0,0 0 0,0 1 0,0-1 0,0 0 0,-1 0 0,1 0 0,0 0 0,-1-1 0,1 1 0,0-1 0,-1 1 0,1-1 0,-1 0 0,1 0 0,0 0 0,-4 0 0,6 0 0,-1 0 0,1 0 0,-1 0 0,1 0 0,0 0 0,-1 0 0,1 0 0,-1-1 0,1 1 0,0 0 0,-1 0 0,1 0 0,0 0 0,-1-1 0,1 1 0,0 0 0,-1 0 0,1-1 0,0 1 0,-1 0 0,1-1 0,0 1 0,0 0 0,-1-1 0,1 1 0,0 0 0,0-1 0,0 1 0,0 0 0,-1-1 0,1 1 0,0-1 0,0 1 0,0 0 0,0-1 0,0 0 0,9-14 0,19-11 0,13 0 0,-39 24 0,0 1 0,1 0 0,-1 0 0,1 0 0,0 0 0,-1 0 0,1 0 0,0 1 0,-1-1 0,1 1 0,0 0 0,0 0 0,-1 0 0,6 1 0,-7-1 0,-1 0 0,0 0 0,0 0 0,1 0 0,-1 1 0,0-1 0,1 0 0,-1 0 0,0 0 0,1 1 0,-1-1 0,0 0 0,0 0 0,1 0 0,-1 1 0,0-1 0,0 0 0,0 1 0,1-1 0,-1 0 0,0 1 0,0-1 0,0 0 0,0 0 0,0 1 0,0-1 0,0 1 0,0-1 0,0 0 0,0 1 0,0-1 0,0 0 0,0 1 0,0-1 0,0 0 0,0 1 0,0-1 0,0 0 0,0 1 0,0-1 0,0 0 0,-1 0 0,1 1 0,0-1 0,0 0 0,0 1 0,-1-1 0,1 0 0,0 0 0,0 1 0,-1-1 0,1 0 0,0 0 0,0 0 0,-1 1 0,1-1 0,-1 0 0,-17 13 0,16-12 0,-1 0 0,1 0 0,-1-1 0,1 1 0,-1-1 0,1 0 0,-1 0 0,1 0 0,-1 0 0,1 0 0,-1 0 0,1-1 0,-1 1 0,1-1 0,-1 0 0,-2-1 0,4 2 0,1 0 0,-1-1 0,1 1 0,-1 0 0,1-1 0,-1 1 0,1 0 0,0-1 0,-1 1 0,1-1 0,-1 1 0,1-1 0,0 1 0,0-1 0,-1 1 0,1-1 0,0 1 0,0-1 0,-1 1 0,1-1 0,0 1 0,0-1 0,0 1 0,0-1 0,0 1 0,0-1 0,0 0 0,0-1 0,1 1 0,0-1 0,-1 1 0,1 0 0,0-1 0,0 1 0,0 0 0,0-1 0,0 1 0,0 0 0,0 0 0,0 0 0,1 0 0,1-2 0,8-4-273,0 0 0,1 1 0,-1 0 0,23-6 0,-8 3-6553</inkml:trace>
+  <inkml:trace contextRef="#ctx0" brushRef="#br0" timeOffset="4926.66">798 62 24575,'32'0'0,"143"5"0,-154-3 0,0 0 0,0 2 0,0 0 0,0 2 0,-1 0 0,36 17 0,-49-19 0,0 1 0,0-1 0,-1 1 0,0 1 0,6 5 0,-10-9 0,-1 0 0,1 0 0,-1 0 0,0-1 0,0 1 0,0 0 0,0 0 0,0 1 0,0-1 0,1 3 0,-2-4 0,0 0 0,0-1 0,0 1 0,0 0 0,0 0 0,0 0 0,0 0 0,-1 0 0,1 0 0,0 0 0,0 0 0,-1-1 0,1 1 0,0 0 0,-1 0 0,1 0 0,-1-1 0,1 1 0,-1 0 0,0 0 0,1-1 0,-1 1 0,0-1 0,1 1 0,-3 0 0,3 0 0,-1 0 0,0-1 0,-1 1 0,1-1 0,0 1 0,0-1 0,0 0 0,0 1 0,0-1 0,0 0 0,-1 0 0,1 0 0,0 0 0,0 0 0,0 0 0,0 0 0,-1 0 0,1 0 0,0 0 0,0-1 0,0 1 0,0 0 0,0-1 0,0 1 0,-1-1 0,1 0 0,0 1 0,0-1 0,1 0 0,-1 1 0,0-1 0,-1-2 0,0 2 0,1 0 0,0-1 0,0 1 0,0-1 0,0 1 0,0-1 0,0 1 0,1-1 0,-1 0 0,1 1 0,-1-1 0,1 0 0,-1 0 0,1 1 0,0-1 0,0 0 0,0 0 0,0 0 0,0 1 0,0-1 0,1-2 0,1-2 0,1 0 0,0 1 0,0-1 0,1 1 0,0 0 0,0 0 0,0 0 0,0 0 0,1 1 0,-1 0 0,11-7 0,-6 4 0,0 1 0,1 0 0,0 1 0,0 0 0,20-6 0,-24 10 0,1 0 0,-1 0 0,1 1 0,-1-1 0,0 2 0,1-1 0,10 3 0,-16-3 0,0 0 0,1 0 0,-1 0 0,0 0 0,0 0 0,0 0 0,0 1 0,0-1 0,0 1 0,0-1 0,0 0 0,0 1 0,0 0 0,0-1 0,0 1 0,0-1 0,0 1 0,-1 0 0,1 0 0,0 0 0,-1-1 0,1 1 0,0 0 0,-1 0 0,1 0 0,-1 0 0,1 0 0,-1 0 0,1 0 0,-1 0 0,0 0 0,0 0 0,1 1 0,-1-1 0,0 0 0,0 0 0,0 0 0,0 0 0,0 0 0,-1 0 0,1 0 0,0 0 0,0 0 0,-1 1 0,1-1 0,-1 0 0,1 0 0,-1 0 0,1-1 0,-1 1 0,1 0 0,-2 1 0,2-2 0,0-1 0,1 0 0,-1 0 0,0 0 0,1 0 0,-1 0 0,0 0 0,1 1 0,0-1 0,-1 0 0,1 0 0,-1 1 0,1-1 0,0 0 0,-1 1 0,1-1 0,0 1 0,0-1 0,-1 1 0,3-1 0,4-2 0,1 0 0,0 1 0,0 0 0,1 1 0,-1 0 0,0 0 0,11 0 0,-12 2 0,-1-1 0,1 0 0,-1-1 0,0 0 0,1 0 0,-1 0 0,0-1 0,0 0 0,0 0 0,0 0 0,0-1 0,0 0 0,10-6 0,-15 8-54,0 0-1,0 0 0,0 0 1,-1 0-1,1 0 1,0 0-1,0 0 0,-1 0 1,1 0-1,-1-1 1,1 1-1,-1 0 0,1 0 1,-1-1-1,0 1 0,1 0 1,-1 0-1,0-1 1,0 1-1,0 0 0,0 0 1,0-1-1,0 1 1,-1-2-1</inkml:trace>
+</inkml:ink>
 </file>
 
 <file path=word/theme/theme1.xml><?xml version="1.0" encoding="utf-8"?>
